--- a/link_eshopworld/Documentation/eShopWorld_Embedded_Checkout_(EC)_ Integration.docx
+++ b/link_eshopworld/Documentation/eShopWorld_Embedded_Checkout_(EC)_ Integration.docx
@@ -84,14 +84,14 @@
                                     <w:sz w:val="20"/>
                                     <w:szCs w:val="20"/>
                                   </w:rPr>
-                                  <w:t>: 4.</w:t>
+                                  <w:t xml:space="preserve">: </w:t>
                                 </w:r>
                                 <w:r>
                                   <w:rPr>
                                     <w:sz w:val="20"/>
                                     <w:szCs w:val="20"/>
                                   </w:rPr>
-                                  <w:t>9</w:t>
+                                  <w:t>5.0.0</w:t>
                                 </w:r>
                               </w:p>
                               <w:p>
@@ -124,7 +124,7 @@
                                     <w:sz w:val="20"/>
                                     <w:szCs w:val="20"/>
                                   </w:rPr>
-                                  <w:t>October</w:t>
+                                  <w:t>February</w:t>
                                 </w:r>
                                 <w:r>
                                   <w:rPr>
@@ -140,7 +140,7 @@
                                     <w:sz w:val="20"/>
                                     <w:szCs w:val="20"/>
                                   </w:rPr>
-                                  <w:t>5</w:t>
+                                  <w:t>6</w:t>
                                 </w:r>
                               </w:p>
                               <w:p>
@@ -162,7 +162,7 @@
                                   <w:rPr>
                                     <w:rStyle w:val="span"/>
                                   </w:rPr>
-                                  <w:t>5</w:t>
+                                  <w:t>6</w:t>
                                 </w:r>
                                 <w:r>
                                   <w:rPr>
@@ -229,14 +229,14 @@
                               <w:sz w:val="20"/>
                               <w:szCs w:val="20"/>
                             </w:rPr>
-                            <w:t>: 4.</w:t>
+                            <w:t xml:space="preserve">: </w:t>
                           </w:r>
                           <w:r>
                             <w:rPr>
                               <w:sz w:val="20"/>
                               <w:szCs w:val="20"/>
                             </w:rPr>
-                            <w:t>9</w:t>
+                            <w:t>5.0.0</w:t>
                           </w:r>
                         </w:p>
                         <w:p>
@@ -269,7 +269,7 @@
                               <w:sz w:val="20"/>
                               <w:szCs w:val="20"/>
                             </w:rPr>
-                            <w:t>October</w:t>
+                            <w:t>February</w:t>
                           </w:r>
                           <w:r>
                             <w:rPr>
@@ -285,7 +285,7 @@
                               <w:sz w:val="20"/>
                               <w:szCs w:val="20"/>
                             </w:rPr>
-                            <w:t>5</w:t>
+                            <w:t>6</w:t>
                           </w:r>
                         </w:p>
                         <w:p>
@@ -307,7 +307,7 @@
                             <w:rPr>
                               <w:rStyle w:val="span"/>
                             </w:rPr>
-                            <w:t>5</w:t>
+                            <w:t>6</w:t>
                           </w:r>
                           <w:r>
                             <w:rPr>
@@ -1684,21 +1684,7 @@
         <w:rPr>
           <w:rFonts w:ascii="Arial" w:hAnsi="Arial" w:cs="Arial"/>
         </w:rPr>
-        <w:t xml:space="preserve">Embedded Checkout allows shoppers to complete their purchases directly within the retailer’s storefront using an </w:t>
-      </w:r>
-      <w:proofErr w:type="spellStart"/>
-      <w:r>
-        <w:rPr>
-          <w:rFonts w:ascii="Arial" w:hAnsi="Arial" w:cs="Arial"/>
-        </w:rPr>
-        <w:t>iFrame</w:t>
-      </w:r>
-      <w:proofErr w:type="spellEnd"/>
-      <w:r>
-        <w:rPr>
-          <w:rFonts w:ascii="Arial" w:hAnsi="Arial" w:cs="Arial"/>
-        </w:rPr>
-        <w:t xml:space="preserve"> provided by ESW. This feature enhances the shopping experience by keeping the entire checkout process on the retailer’s site, thereby increasing shopper trust and confidence.</w:t>
+        <w:t>Embedded Checkout allows shoppers to complete their purchases directly within the retailer’s storefront using an iFrame provided by ESW. This feature enhances the shopping experience by keeping the entire checkout process on the retailer’s site, thereby increasing shopper trust and confidence.</w:t>
       </w:r>
     </w:p>
     <w:p>
@@ -1754,7 +1740,7 @@
         </w:rPr>
         <w:lastRenderedPageBreak/>
         <w:drawing>
-          <wp:inline distT="0" distB="0" distL="0" distR="0" wp14:anchorId="33CBD89C" wp14:editId="2E68B470">
+          <wp:inline distT="0" distB="0" distL="0" distR="0" wp14:anchorId="33CBD89C" wp14:editId="22EC0A23">
             <wp:extent cx="5943600" cy="7452995"/>
             <wp:effectExtent l="0" t="0" r="0" b="0"/>
             <wp:docPr id="1233449987" name="Picture 1"/>
@@ -1964,7 +1950,6 @@
         </w:rPr>
         <w:t xml:space="preserve">) from </w:t>
       </w:r>
-      <w:proofErr w:type="spellStart"/>
       <w:r>
         <w:rPr>
           <w:b/>
@@ -1972,37 +1957,7 @@
           <w:sz w:val="20"/>
           <w:szCs w:val="20"/>
         </w:rPr>
-        <w:t>link_eshopworld</w:t>
-      </w:r>
-      <w:proofErr w:type="spellEnd"/>
-      <w:r>
-        <w:rPr>
-          <w:b/>
-          <w:bCs/>
-          <w:sz w:val="20"/>
-          <w:szCs w:val="20"/>
-        </w:rPr>
-        <w:t>\</w:t>
-      </w:r>
-      <w:proofErr w:type="spellStart"/>
-      <w:r>
-        <w:rPr>
-          <w:b/>
-          <w:bCs/>
-          <w:sz w:val="20"/>
-          <w:szCs w:val="20"/>
-        </w:rPr>
-        <w:t>sitesdata</w:t>
-      </w:r>
-      <w:proofErr w:type="spellEnd"/>
-      <w:r>
-        <w:rPr>
-          <w:b/>
-          <w:bCs/>
-          <w:sz w:val="20"/>
-          <w:szCs w:val="20"/>
-        </w:rPr>
-        <w:t>\</w:t>
+        <w:t>link_eshopworld\sitesdata\</w:t>
       </w:r>
       <w:r>
         <w:rPr>
@@ -2239,25 +2194,7 @@
           <w:sz w:val="20"/>
           <w:szCs w:val="20"/>
         </w:rPr>
-        <w:t xml:space="preserve"> The cookie will be used to attempt to retrieve the URL from the cookie if it is not set in the </w:t>
-      </w:r>
-      <w:proofErr w:type="spellStart"/>
-      <w:r>
-        <w:rPr>
-          <w:rFonts w:eastAsiaTheme="minorEastAsia"/>
-          <w:sz w:val="20"/>
-          <w:szCs w:val="20"/>
-        </w:rPr>
-        <w:t>eswiframeurl</w:t>
-      </w:r>
-      <w:proofErr w:type="spellEnd"/>
-      <w:r>
-        <w:rPr>
-          <w:rFonts w:eastAsiaTheme="minorEastAsia"/>
-          <w:sz w:val="20"/>
-          <w:szCs w:val="20"/>
-        </w:rPr>
-        <w:t xml:space="preserve"> parameter</w:t>
+        <w:t xml:space="preserve"> The cookie will be used to attempt to retrieve the URL from the cookie if it is not set in the eswiframeurl parameter</w:t>
       </w:r>
       <w:r>
         <w:rPr>
@@ -2393,9 +2330,8 @@
           <w:szCs w:val="20"/>
           <w:lang w:val="en-US"/>
         </w:rPr>
-        <w:t xml:space="preserve">ESW Spark </w:t>
-      </w:r>
-      <w:proofErr w:type="spellStart"/>
+        <w:t>ESW Spark iFrame Checkout Enabled:</w:t>
+      </w:r>
       <w:r>
         <w:rPr>
           <w:rFonts w:eastAsiaTheme="minorEastAsia"/>
@@ -2405,59 +2341,16 @@
           <w:szCs w:val="20"/>
           <w:lang w:val="en-US"/>
         </w:rPr>
-        <w:t>iFrame</w:t>
-      </w:r>
-      <w:proofErr w:type="spellEnd"/>
+        <w:t xml:space="preserve"> </w:t>
+      </w:r>
       <w:r>
         <w:rPr>
           <w:rFonts w:eastAsiaTheme="minorEastAsia"/>
-          <w:b/>
-          <w:bCs/>
           <w:sz w:val="20"/>
           <w:szCs w:val="20"/>
           <w:lang w:val="en-US"/>
         </w:rPr>
-        <w:t xml:space="preserve"> Checkout Enabled:</w:t>
-      </w:r>
-      <w:r>
-        <w:rPr>
-          <w:rFonts w:eastAsiaTheme="minorEastAsia"/>
-          <w:b/>
-          <w:bCs/>
-          <w:sz w:val="20"/>
-          <w:szCs w:val="20"/>
-          <w:lang w:val="en-US"/>
-        </w:rPr>
-        <w:t xml:space="preserve"> </w:t>
-      </w:r>
-      <w:r>
-        <w:rPr>
-          <w:rFonts w:eastAsiaTheme="minorEastAsia"/>
-          <w:sz w:val="20"/>
-          <w:szCs w:val="20"/>
-          <w:lang w:val="en-US"/>
-        </w:rPr>
-        <w:t xml:space="preserve">Set this preference to Yes to enable the </w:t>
-      </w:r>
-      <w:proofErr w:type="spellStart"/>
-      <w:r>
-        <w:rPr>
-          <w:rFonts w:eastAsiaTheme="minorEastAsia"/>
-          <w:sz w:val="20"/>
-          <w:szCs w:val="20"/>
-          <w:lang w:val="en-US"/>
-        </w:rPr>
-        <w:t>iFrame</w:t>
-      </w:r>
-      <w:proofErr w:type="spellEnd"/>
-      <w:r>
-        <w:rPr>
-          <w:rFonts w:eastAsiaTheme="minorEastAsia"/>
-          <w:sz w:val="20"/>
-          <w:szCs w:val="20"/>
-          <w:lang w:val="en-US"/>
-        </w:rPr>
-        <w:t xml:space="preserve"> Checkout or No to disable it.</w:t>
+        <w:t>Set this preference to Yes to enable the iFrame Checkout or No to disable it.</w:t>
       </w:r>
     </w:p>
     <w:p>
@@ -2488,6 +2381,7 @@
       <w:r>
         <w:rPr>
           <w:rFonts w:eastAsiaTheme="minorEastAsia"/>
+          <w:noProof/>
           <w:sz w:val="20"/>
           <w:szCs w:val="20"/>
           <w:lang w:val="en-US"/>
@@ -2817,7 +2711,6 @@
         </w:rPr>
         <w:t xml:space="preserve">Attribute ID: </w:t>
       </w:r>
-      <w:proofErr w:type="spellStart"/>
       <w:r>
         <w:rPr>
           <w:rFonts w:eastAsiaTheme="minorEastAsia"/>
@@ -2827,7 +2720,6 @@
         </w:rPr>
         <w:t>eswBasketUuid</w:t>
       </w:r>
-      <w:proofErr w:type="spellEnd"/>
     </w:p>
     <w:p>
       <w:pPr>
@@ -2911,67 +2803,7 @@
           <w:szCs w:val="20"/>
           <w:lang w:val="en-US"/>
         </w:rPr>
-        <w:t xml:space="preserve">In a preorder, the </w:t>
-      </w:r>
-      <w:proofErr w:type="spellStart"/>
-      <w:r>
-        <w:rPr>
-          <w:rFonts w:eastAsiaTheme="minorEastAsia"/>
-          <w:sz w:val="20"/>
-          <w:szCs w:val="20"/>
-          <w:lang w:val="en-US"/>
-        </w:rPr>
-        <w:t>retailerCartId</w:t>
-      </w:r>
-      <w:proofErr w:type="spellEnd"/>
-      <w:r>
-        <w:rPr>
-          <w:rFonts w:eastAsiaTheme="minorEastAsia"/>
-          <w:sz w:val="20"/>
-          <w:szCs w:val="20"/>
-          <w:lang w:val="en-US"/>
-        </w:rPr>
-        <w:t xml:space="preserve"> will be set to </w:t>
-      </w:r>
-      <w:proofErr w:type="spellStart"/>
-      <w:r>
-        <w:rPr>
-          <w:rFonts w:eastAsiaTheme="minorEastAsia"/>
-          <w:sz w:val="20"/>
-          <w:szCs w:val="20"/>
-          <w:lang w:val="en-US"/>
-        </w:rPr>
-        <w:t>basketUUID</w:t>
-      </w:r>
-      <w:proofErr w:type="spellEnd"/>
-      <w:r>
-        <w:rPr>
-          <w:rFonts w:eastAsiaTheme="minorEastAsia"/>
-          <w:sz w:val="20"/>
-          <w:szCs w:val="20"/>
-          <w:lang w:val="en-US"/>
-        </w:rPr>
-        <w:t>_{</w:t>
-      </w:r>
-      <w:proofErr w:type="spellStart"/>
-      <w:r>
-        <w:rPr>
-          <w:rFonts w:eastAsiaTheme="minorEastAsia"/>
-          <w:sz w:val="20"/>
-          <w:szCs w:val="20"/>
-          <w:lang w:val="en-US"/>
-        </w:rPr>
-        <w:t>timeStamp</w:t>
-      </w:r>
-      <w:proofErr w:type="spellEnd"/>
-      <w:r>
-        <w:rPr>
-          <w:rFonts w:eastAsiaTheme="minorEastAsia"/>
-          <w:sz w:val="20"/>
-          <w:szCs w:val="20"/>
-          <w:lang w:val="en-US"/>
-        </w:rPr>
-        <w:t>} to prevent any duplication in ESW. This same attribute will be used to cancel the order through an order cancellation call from ESW</w:t>
+        <w:t>In a preorder, the retailerCartId will be set to basketUUID_{timeStamp} to prevent any duplication in ESW. This same attribute will be used to cancel the order through an order cancellation call from ESW</w:t>
       </w:r>
       <w:r>
         <w:rPr>
@@ -3035,7 +2867,6 @@
         </w:rPr>
         <w:t xml:space="preserve">from </w:t>
       </w:r>
-      <w:proofErr w:type="spellStart"/>
       <w:r>
         <w:rPr>
           <w:b/>
@@ -3043,17 +2874,7 @@
           <w:sz w:val="20"/>
           <w:szCs w:val="20"/>
         </w:rPr>
-        <w:t>link_eshopworld</w:t>
-      </w:r>
-      <w:proofErr w:type="spellEnd"/>
-      <w:r>
-        <w:rPr>
-          <w:b/>
-          <w:bCs/>
-          <w:sz w:val="20"/>
-          <w:szCs w:val="20"/>
-        </w:rPr>
-        <w:t>\</w:t>
+        <w:t>link_eshopworld\</w:t>
       </w:r>
       <w:r>
         <w:rPr>
@@ -3110,7 +2931,6 @@
           <w:szCs w:val="20"/>
         </w:rPr>
       </w:pPr>
-      <w:proofErr w:type="spellStart"/>
       <w:r>
         <w:rPr>
           <w:rFonts w:eastAsiaTheme="minorEastAsia"/>
@@ -3119,18 +2939,7 @@
           <w:sz w:val="20"/>
           <w:szCs w:val="20"/>
         </w:rPr>
-        <w:t>ESWOrderCreation</w:t>
-      </w:r>
-      <w:proofErr w:type="spellEnd"/>
-      <w:r>
-        <w:rPr>
-          <w:rFonts w:eastAsiaTheme="minorEastAsia"/>
-          <w:b/>
-          <w:bCs/>
-          <w:sz w:val="20"/>
-          <w:szCs w:val="20"/>
-        </w:rPr>
-        <w:t> </w:t>
+        <w:t>ESWOrderCreation </w:t>
       </w:r>
       <w:r>
         <w:rPr>
@@ -3186,7 +2995,6 @@
           <w:szCs w:val="20"/>
         </w:rPr>
       </w:pPr>
-      <w:proofErr w:type="spellStart"/>
       <w:r>
         <w:rPr>
           <w:rFonts w:eastAsiaTheme="minorEastAsia"/>
@@ -3197,7 +3005,6 @@
         </w:rPr>
         <w:t>EswOcapiBasketService</w:t>
       </w:r>
-      <w:proofErr w:type="spellEnd"/>
       <w:r>
         <w:rPr>
           <w:rFonts w:eastAsiaTheme="minorEastAsia"/>
@@ -3214,25 +3021,7 @@
           <w:sz w:val="20"/>
           <w:szCs w:val="20"/>
         </w:rPr>
-        <w:t xml:space="preserve">Service to use basket related </w:t>
-      </w:r>
-      <w:proofErr w:type="spellStart"/>
-      <w:r>
-        <w:rPr>
-          <w:rFonts w:eastAsiaTheme="minorEastAsia"/>
-          <w:sz w:val="20"/>
-          <w:szCs w:val="20"/>
-        </w:rPr>
-        <w:t>oprtations</w:t>
-      </w:r>
-      <w:proofErr w:type="spellEnd"/>
-      <w:r>
-        <w:rPr>
-          <w:rFonts w:eastAsiaTheme="minorEastAsia"/>
-          <w:sz w:val="20"/>
-          <w:szCs w:val="20"/>
-        </w:rPr>
-        <w:t xml:space="preserve">, please setup OCAPI/SCAPI URL of your instance, for example: </w:t>
+        <w:t xml:space="preserve">Service to use basket related oprtations, please setup OCAPI/SCAPI URL of your instance, for example: </w:t>
       </w:r>
       <w:hyperlink r:id="rId18" w:history="1">
         <w:r>
@@ -3261,7 +3050,6 @@
           <w:szCs w:val="20"/>
         </w:rPr>
       </w:pPr>
-      <w:proofErr w:type="spellStart"/>
       <w:r>
         <w:rPr>
           <w:rFonts w:eastAsiaTheme="minorEastAsia"/>
@@ -3272,7 +3060,6 @@
         </w:rPr>
         <w:t>EswOcapiOrderService</w:t>
       </w:r>
-      <w:proofErr w:type="spellEnd"/>
       <w:r>
         <w:rPr>
           <w:rFonts w:eastAsiaTheme="minorEastAsia"/>
@@ -3499,25 +3286,7 @@
           <w:sz w:val="20"/>
           <w:szCs w:val="20"/>
         </w:rPr>
-        <w:t xml:space="preserve"> This is the fallback URL so that in case of </w:t>
-      </w:r>
-      <w:proofErr w:type="spellStart"/>
-      <w:r>
-        <w:rPr>
-          <w:rFonts w:eastAsiaTheme="minorEastAsia"/>
-          <w:sz w:val="20"/>
-          <w:szCs w:val="20"/>
-        </w:rPr>
-        <w:t>iframe</w:t>
-      </w:r>
-      <w:proofErr w:type="spellEnd"/>
-      <w:r>
-        <w:rPr>
-          <w:rFonts w:eastAsiaTheme="minorEastAsia"/>
-          <w:sz w:val="20"/>
-          <w:szCs w:val="20"/>
-        </w:rPr>
-        <w:t xml:space="preserve"> failure, shopper will be redirected to this path. Should be same as LTI configurations</w:t>
+        <w:t xml:space="preserve"> This is the fallback URL so that in case of iframe failure, shopper will be redirected to this path. Should be same as LTI configurations</w:t>
       </w:r>
     </w:p>
     <w:p>
@@ -3721,9 +3490,8 @@
           <w:szCs w:val="20"/>
           <w:lang w:val="en-US"/>
         </w:rPr>
-        <w:t xml:space="preserve">Update “ESW </w:t>
-      </w:r>
-      <w:proofErr w:type="spellStart"/>
+        <w:t>Update “ESW Met</w:t>
+      </w:r>
       <w:r>
         <w:rPr>
           <w:rFonts w:ascii="Arial" w:eastAsiaTheme="minorEastAsia" w:hAnsi="Arial" w:cs="Arial"/>
@@ -3731,7 +3499,7 @@
           <w:szCs w:val="20"/>
           <w:lang w:val="en-US"/>
         </w:rPr>
-        <w:t>Met</w:t>
+        <w:t>ad</w:t>
       </w:r>
       <w:r>
         <w:rPr>
@@ -3740,26 +3508,7 @@
           <w:szCs w:val="20"/>
           <w:lang w:val="en-US"/>
         </w:rPr>
-        <w:t>ad</w:t>
-      </w:r>
-      <w:r>
-        <w:rPr>
-          <w:rFonts w:ascii="Arial" w:eastAsiaTheme="minorEastAsia" w:hAnsi="Arial" w:cs="Arial"/>
-          <w:sz w:val="20"/>
-          <w:szCs w:val="20"/>
-          <w:lang w:val="en-US"/>
-        </w:rPr>
-        <w:t>adata</w:t>
-      </w:r>
-      <w:proofErr w:type="spellEnd"/>
-      <w:r>
-        <w:rPr>
-          <w:rFonts w:ascii="Arial" w:eastAsiaTheme="minorEastAsia" w:hAnsi="Arial" w:cs="Arial"/>
-          <w:sz w:val="20"/>
-          <w:szCs w:val="20"/>
-          <w:lang w:val="en-US"/>
-        </w:rPr>
-        <w:t xml:space="preserve"> Items” by adding following value:</w:t>
+        <w:t>adata Items” by adding following value:</w:t>
       </w:r>
     </w:p>
     <w:tbl>
@@ -4158,7 +3907,6 @@
         </w:rPr>
         <w:t>:int_eshopworld_core:</w:t>
       </w:r>
-      <w:proofErr w:type="spellStart"/>
       <w:r>
         <w:rPr>
           <w:rFonts w:ascii="Arial" w:eastAsiaTheme="minorEastAsia" w:hAnsi="Arial" w:cs="Arial"/>
@@ -4167,7 +3915,6 @@
         </w:rPr>
         <w:t>SG_controllers:SG_core:modules</w:t>
       </w:r>
-      <w:proofErr w:type="spellEnd"/>
       <w:r>
         <w:rPr>
           <w:rFonts w:ascii="Arial" w:eastAsiaTheme="minorEastAsia" w:hAnsi="Arial" w:cs="Arial"/>
@@ -4285,9 +4032,8 @@
           <w:szCs w:val="20"/>
           <w:lang w:val="en-US"/>
         </w:rPr>
-        <w:t>Make sure that “</w:t>
-      </w:r>
-      <w:proofErr w:type="spellStart"/>
+        <w:t>Make sure that “int_eshopworld_</w:t>
+      </w:r>
       <w:r>
         <w:rPr>
           <w:rFonts w:ascii="Arial" w:eastAsiaTheme="minorEastAsia" w:hAnsi="Arial" w:cs="Arial"/>
@@ -4297,20 +4043,8 @@
           <w:szCs w:val="20"/>
           <w:lang w:val="en-US"/>
         </w:rPr>
-        <w:t>int_eshopworld_</w:t>
-      </w:r>
-      <w:r>
-        <w:rPr>
-          <w:rFonts w:ascii="Arial" w:eastAsiaTheme="minorEastAsia" w:hAnsi="Arial" w:cs="Arial"/>
-          <w:b/>
-          <w:bCs/>
-          <w:sz w:val="20"/>
-          <w:szCs w:val="20"/>
-          <w:lang w:val="en-US"/>
-        </w:rPr>
         <w:t>spark</w:t>
       </w:r>
-      <w:proofErr w:type="spellEnd"/>
       <w:r>
         <w:rPr>
           <w:rFonts w:ascii="Arial" w:eastAsiaTheme="minorEastAsia" w:hAnsi="Arial" w:cs="Arial"/>
@@ -4550,7 +4284,6 @@
           <w:lang w:val="en-US"/>
         </w:rPr>
       </w:pPr>
-      <w:proofErr w:type="spellStart"/>
       <w:r>
         <w:rPr>
           <w:rFonts w:ascii="Arial" w:hAnsi="Arial" w:cs="Arial"/>
@@ -4558,17 +4291,7 @@
           <w:bCs/>
           <w:lang w:val="en-US"/>
         </w:rPr>
-        <w:t>HeadlessSFRA</w:t>
-      </w:r>
-      <w:proofErr w:type="spellEnd"/>
-      <w:r>
-        <w:rPr>
-          <w:rFonts w:ascii="Arial" w:hAnsi="Arial" w:cs="Arial"/>
-          <w:b/>
-          <w:bCs/>
-          <w:lang w:val="en-US"/>
-        </w:rPr>
-        <w:t>:</w:t>
+        <w:t>HeadlessSFRA:</w:t>
       </w:r>
       <w:r>
         <w:rPr>
@@ -4606,7 +4329,6 @@
           <w:lang w:val="en-US"/>
         </w:rPr>
       </w:pPr>
-      <w:proofErr w:type="spellStart"/>
       <w:r>
         <w:rPr>
           <w:rFonts w:ascii="Arial" w:hAnsi="Arial" w:cs="Arial"/>
@@ -4614,17 +4336,7 @@
           <w:bCs/>
           <w:lang w:val="en-US"/>
         </w:rPr>
-        <w:t>HeadlessSG</w:t>
-      </w:r>
-      <w:proofErr w:type="spellEnd"/>
-      <w:r>
-        <w:rPr>
-          <w:rFonts w:ascii="Arial" w:hAnsi="Arial" w:cs="Arial"/>
-          <w:b/>
-          <w:bCs/>
-          <w:lang w:val="en-US"/>
-        </w:rPr>
-        <w:t>:</w:t>
+        <w:t>HeadlessSG:</w:t>
       </w:r>
       <w:r>
         <w:rPr>
@@ -4688,49 +4400,7 @@
         <w:rPr>
           <w:rFonts w:ascii="Arial" w:hAnsi="Arial" w:cs="Arial"/>
         </w:rPr>
-        <w:t>Please note that the query param “</w:t>
-      </w:r>
-      <w:proofErr w:type="spellStart"/>
-      <w:r>
-        <w:rPr>
-          <w:rFonts w:ascii="Arial" w:hAnsi="Arial" w:cs="Arial"/>
-        </w:rPr>
-        <w:t>eswiframeurl</w:t>
-      </w:r>
-      <w:proofErr w:type="spellEnd"/>
-      <w:r>
-        <w:rPr>
-          <w:rFonts w:ascii="Arial" w:hAnsi="Arial" w:cs="Arial"/>
-        </w:rPr>
-        <w:t xml:space="preserve">” is static and can not be change. The preorder </w:t>
-      </w:r>
-      <w:proofErr w:type="spellStart"/>
-      <w:r>
-        <w:rPr>
-          <w:rFonts w:ascii="Arial" w:hAnsi="Arial" w:cs="Arial"/>
-        </w:rPr>
-        <w:t>Url</w:t>
-      </w:r>
-      <w:proofErr w:type="spellEnd"/>
-      <w:r>
-        <w:rPr>
-          <w:rFonts w:ascii="Arial" w:hAnsi="Arial" w:cs="Arial"/>
-        </w:rPr>
-        <w:t xml:space="preserve"> will removed from the URL through LTI script. The final display of the </w:t>
-      </w:r>
-      <w:proofErr w:type="spellStart"/>
-      <w:r>
-        <w:rPr>
-          <w:rFonts w:ascii="Arial" w:hAnsi="Arial" w:cs="Arial"/>
-        </w:rPr>
-        <w:t>iFrame</w:t>
-      </w:r>
-      <w:proofErr w:type="spellEnd"/>
-      <w:r>
-        <w:rPr>
-          <w:rFonts w:ascii="Arial" w:hAnsi="Arial" w:cs="Arial"/>
-        </w:rPr>
-        <w:t xml:space="preserve"> is shown:</w:t>
+        <w:t>Please note that the query param “eswiframeurl” is static and can not be change. The preorder Url will removed from the URL through LTI script. The final display of the iFrame is shown:</w:t>
       </w:r>
       <w:r>
         <w:rPr>
@@ -5030,63 +4700,7 @@
         <w:rPr>
           <w:rFonts w:ascii="Arial" w:hAnsi="Arial" w:cs="Arial"/>
         </w:rPr>
-        <w:t xml:space="preserve"> “</w:t>
-      </w:r>
-      <w:proofErr w:type="spellStart"/>
-      <w:r>
-        <w:rPr>
-          <w:rFonts w:ascii="Arial" w:hAnsi="Arial" w:cs="Arial"/>
-        </w:rPr>
-        <w:t>link_eshopworld</w:t>
-      </w:r>
-      <w:proofErr w:type="spellEnd"/>
-      <w:r>
-        <w:rPr>
-          <w:rFonts w:ascii="Arial" w:hAnsi="Arial" w:cs="Arial"/>
-        </w:rPr>
-        <w:t>\</w:t>
-      </w:r>
-      <w:proofErr w:type="spellStart"/>
-      <w:r>
-        <w:rPr>
-          <w:rFonts w:ascii="Arial" w:hAnsi="Arial" w:cs="Arial"/>
-        </w:rPr>
-        <w:t>esw</w:t>
-      </w:r>
-      <w:proofErr w:type="spellEnd"/>
-      <w:r>
-        <w:rPr>
-          <w:rFonts w:ascii="Arial" w:hAnsi="Arial" w:cs="Arial"/>
-        </w:rPr>
-        <w:t>-</w:t>
-      </w:r>
-      <w:proofErr w:type="spellStart"/>
-      <w:r>
-        <w:rPr>
-          <w:rFonts w:ascii="Arial" w:hAnsi="Arial" w:cs="Arial"/>
-        </w:rPr>
-        <w:t>pwa</w:t>
-      </w:r>
-      <w:proofErr w:type="spellEnd"/>
-      <w:r>
-        <w:rPr>
-          <w:rFonts w:ascii="Arial" w:hAnsi="Arial" w:cs="Arial"/>
-        </w:rPr>
-        <w:t>-app\overrides\app\</w:t>
-      </w:r>
-      <w:proofErr w:type="spellStart"/>
-      <w:r>
-        <w:rPr>
-          <w:rFonts w:ascii="Arial" w:hAnsi="Arial" w:cs="Arial"/>
-        </w:rPr>
-        <w:t>routes.jsx</w:t>
-      </w:r>
-      <w:proofErr w:type="spellEnd"/>
-      <w:r>
-        <w:rPr>
-          <w:rFonts w:ascii="Arial" w:hAnsi="Arial" w:cs="Arial"/>
-        </w:rPr>
-        <w:t>”</w:t>
+        <w:t xml:space="preserve"> “link_eshopworld\esw-pwa-app\overrides\app\routes.jsx”</w:t>
       </w:r>
     </w:p>
     <w:p>
@@ -5107,19 +4721,11 @@
         </w:rPr>
         <w:t>Import the “</w:t>
       </w:r>
-      <w:proofErr w:type="spellStart"/>
       <w:r>
         <w:rPr>
           <w:rFonts w:ascii="Arial" w:hAnsi="Arial" w:cs="Arial"/>
         </w:rPr>
-        <w:t>EswEmbeddedCheckout</w:t>
-      </w:r>
-      <w:proofErr w:type="spellEnd"/>
-      <w:r>
-        <w:rPr>
-          <w:rFonts w:ascii="Arial" w:hAnsi="Arial" w:cs="Arial"/>
-        </w:rPr>
-        <w:t xml:space="preserve">” </w:t>
+        <w:t xml:space="preserve">EswEmbeddedCheckout” </w:t>
       </w:r>
       <w:r>
         <w:rPr>
@@ -5159,7 +4765,6 @@
         </w:rPr>
         <w:t xml:space="preserve"> </w:t>
       </w:r>
-      <w:proofErr w:type="spellStart"/>
       <w:r>
         <w:rPr>
           <w:rFonts w:ascii="Consolas" w:eastAsia="Times New Roman" w:hAnsi="Consolas" w:cs="Times New Roman"/>
@@ -5169,7 +4774,6 @@
         </w:rPr>
         <w:t>EswEmbeddedCheckout</w:t>
       </w:r>
-      <w:proofErr w:type="spellEnd"/>
       <w:r>
         <w:rPr>
           <w:rFonts w:ascii="Consolas" w:eastAsia="Times New Roman" w:hAnsi="Consolas" w:cs="Times New Roman"/>
@@ -5204,27 +4808,7 @@
           <w:sz w:val="21"/>
           <w:szCs w:val="21"/>
         </w:rPr>
-        <w:t>'./pages/</w:t>
-      </w:r>
-      <w:proofErr w:type="spellStart"/>
-      <w:r>
-        <w:rPr>
-          <w:rFonts w:ascii="Consolas" w:eastAsia="Times New Roman" w:hAnsi="Consolas" w:cs="Times New Roman"/>
-          <w:color w:val="CE9178"/>
-          <w:sz w:val="21"/>
-          <w:szCs w:val="21"/>
-        </w:rPr>
-        <w:t>esw</w:t>
-      </w:r>
-      <w:proofErr w:type="spellEnd"/>
-      <w:r>
-        <w:rPr>
-          <w:rFonts w:ascii="Consolas" w:eastAsia="Times New Roman" w:hAnsi="Consolas" w:cs="Times New Roman"/>
-          <w:color w:val="CE9178"/>
-          <w:sz w:val="21"/>
-          <w:szCs w:val="21"/>
-        </w:rPr>
-        <w:t>-embedded-checkout'</w:t>
+        <w:t>'./pages/esw-embedded-checkout'</w:t>
       </w:r>
     </w:p>
     <w:p>
@@ -5315,27 +4899,7 @@
           <w:sz w:val="21"/>
           <w:szCs w:val="21"/>
         </w:rPr>
-        <w:t>'/</w:t>
-      </w:r>
-      <w:proofErr w:type="spellStart"/>
-      <w:r>
-        <w:rPr>
-          <w:rFonts w:ascii="Consolas" w:eastAsia="Times New Roman" w:hAnsi="Consolas" w:cs="Times New Roman"/>
-          <w:color w:val="CE9178"/>
-          <w:sz w:val="21"/>
-          <w:szCs w:val="21"/>
-        </w:rPr>
-        <w:t>esw</w:t>
-      </w:r>
-      <w:proofErr w:type="spellEnd"/>
-      <w:r>
-        <w:rPr>
-          <w:rFonts w:ascii="Consolas" w:eastAsia="Times New Roman" w:hAnsi="Consolas" w:cs="Times New Roman"/>
-          <w:color w:val="CE9178"/>
-          <w:sz w:val="21"/>
-          <w:szCs w:val="21"/>
-        </w:rPr>
-        <w:t>-checkout'</w:t>
+        <w:t>'/esw-checkout'</w:t>
       </w:r>
       <w:r>
         <w:rPr>
@@ -5387,7 +4951,6 @@
         </w:rPr>
         <w:t xml:space="preserve"> </w:t>
       </w:r>
-      <w:proofErr w:type="spellStart"/>
       <w:r>
         <w:rPr>
           <w:rFonts w:ascii="Consolas" w:eastAsia="Times New Roman" w:hAnsi="Consolas" w:cs="Times New Roman"/>
@@ -5397,7 +4960,6 @@
         </w:rPr>
         <w:t>EswEmbeddedCheckout</w:t>
       </w:r>
-      <w:proofErr w:type="spellEnd"/>
       <w:r>
         <w:rPr>
           <w:rFonts w:ascii="Consolas" w:eastAsia="Times New Roman" w:hAnsi="Consolas" w:cs="Times New Roman"/>
@@ -5653,21 +5215,7 @@
         <w:rPr>
           <w:rFonts w:ascii="Arial" w:hAnsi="Arial" w:cs="Arial"/>
         </w:rPr>
-        <w:t>function </w:t>
-      </w:r>
-      <w:proofErr w:type="spellStart"/>
-      <w:r>
-        <w:rPr>
-          <w:rFonts w:ascii="Arial" w:hAnsi="Arial" w:cs="Arial"/>
-        </w:rPr>
-        <w:t>preOrderRequest</w:t>
-      </w:r>
-      <w:proofErr w:type="spellEnd"/>
-      <w:r>
-        <w:rPr>
-          <w:rFonts w:ascii="Arial" w:hAnsi="Arial" w:cs="Arial"/>
-        </w:rPr>
-        <w:t>()</w:t>
+        <w:t>function preOrderRequest()</w:t>
       </w:r>
       <w:r>
         <w:rPr>
@@ -5778,27 +5326,7 @@
           <w:sz w:val="21"/>
           <w:szCs w:val="21"/>
         </w:rPr>
-        <w:t xml:space="preserve"> * Function to handle </w:t>
-      </w:r>
-      <w:proofErr w:type="spellStart"/>
-      <w:r>
-        <w:rPr>
-          <w:rFonts w:ascii="Consolas" w:eastAsia="Times New Roman" w:hAnsi="Consolas" w:cs="Times New Roman"/>
-          <w:color w:val="6A9955"/>
-          <w:sz w:val="21"/>
-          <w:szCs w:val="21"/>
-        </w:rPr>
-        <w:t>Embeded</w:t>
-      </w:r>
-      <w:proofErr w:type="spellEnd"/>
-      <w:r>
-        <w:rPr>
-          <w:rFonts w:ascii="Consolas" w:eastAsia="Times New Roman" w:hAnsi="Consolas" w:cs="Times New Roman"/>
-          <w:color w:val="6A9955"/>
-          <w:sz w:val="21"/>
-          <w:szCs w:val="21"/>
-        </w:rPr>
-        <w:t xml:space="preserve"> Checkout order confirmation request in V2</w:t>
+        <w:t> * Function to handle Embeded Checkout order confirmation request in V2</w:t>
       </w:r>
     </w:p>
     <w:p>
@@ -5853,7 +5381,6 @@
         </w:rPr>
         <w:t xml:space="preserve"> </w:t>
       </w:r>
-      <w:proofErr w:type="spellStart"/>
       <w:r>
         <w:rPr>
           <w:rFonts w:ascii="Consolas" w:eastAsia="Times New Roman" w:hAnsi="Consolas" w:cs="Times New Roman"/>
@@ -5863,7 +5390,6 @@
         </w:rPr>
         <w:t>eswEmbeddedCheckoutNotify</w:t>
       </w:r>
-      <w:proofErr w:type="spellEnd"/>
       <w:r>
         <w:rPr>
           <w:rFonts w:ascii="Consolas" w:eastAsia="Times New Roman" w:hAnsi="Consolas" w:cs="Times New Roman"/>
@@ -5913,7 +5439,6 @@
         </w:rPr>
         <w:t xml:space="preserve"> </w:t>
       </w:r>
-      <w:proofErr w:type="spellStart"/>
       <w:r>
         <w:rPr>
           <w:rFonts w:ascii="Consolas" w:eastAsia="Times New Roman" w:hAnsi="Consolas" w:cs="Times New Roman"/>
@@ -5923,7 +5448,6 @@
         </w:rPr>
         <w:t>eswCoreApiHelper</w:t>
       </w:r>
-      <w:proofErr w:type="spellEnd"/>
       <w:r>
         <w:rPr>
           <w:rFonts w:ascii="Consolas" w:eastAsia="Times New Roman" w:hAnsi="Consolas" w:cs="Times New Roman"/>
@@ -5976,27 +5500,7 @@
           <w:sz w:val="21"/>
           <w:szCs w:val="21"/>
         </w:rPr>
-        <w:t>'*/cartridge/scripts/helper/</w:t>
-      </w:r>
-      <w:proofErr w:type="spellStart"/>
-      <w:r>
-        <w:rPr>
-          <w:rFonts w:ascii="Consolas" w:eastAsia="Times New Roman" w:hAnsi="Consolas" w:cs="Times New Roman"/>
-          <w:color w:val="CE9178"/>
-          <w:sz w:val="21"/>
-          <w:szCs w:val="21"/>
-        </w:rPr>
-        <w:t>eswCoreApiHelper</w:t>
-      </w:r>
-      <w:proofErr w:type="spellEnd"/>
-      <w:r>
-        <w:rPr>
-          <w:rFonts w:ascii="Consolas" w:eastAsia="Times New Roman" w:hAnsi="Consolas" w:cs="Times New Roman"/>
-          <w:color w:val="CE9178"/>
-          <w:sz w:val="21"/>
-          <w:szCs w:val="21"/>
-        </w:rPr>
-        <w:t>'</w:t>
+        <w:t>'*/cartridge/scripts/helper/eswCoreApiHelper'</w:t>
       </w:r>
       <w:r>
         <w:rPr>
@@ -6029,7 +5533,6 @@
         </w:rPr>
         <w:t xml:space="preserve">        </w:t>
       </w:r>
-      <w:proofErr w:type="spellStart"/>
       <w:r>
         <w:rPr>
           <w:rFonts w:ascii="Consolas" w:eastAsia="Times New Roman" w:hAnsi="Consolas" w:cs="Times New Roman"/>
@@ -6039,7 +5542,6 @@
         </w:rPr>
         <w:t>eswCoreService</w:t>
       </w:r>
-      <w:proofErr w:type="spellEnd"/>
       <w:r>
         <w:rPr>
           <w:rFonts w:ascii="Consolas" w:eastAsia="Times New Roman" w:hAnsi="Consolas" w:cs="Times New Roman"/>
@@ -6144,7 +5646,6 @@
         <w:lastRenderedPageBreak/>
         <w:t xml:space="preserve">        </w:t>
       </w:r>
-      <w:proofErr w:type="spellStart"/>
       <w:r>
         <w:rPr>
           <w:rFonts w:ascii="Consolas" w:eastAsia="Times New Roman" w:hAnsi="Consolas" w:cs="Times New Roman"/>
@@ -6154,7 +5655,6 @@
         </w:rPr>
         <w:t>eswOcapiServiceHelper</w:t>
       </w:r>
-      <w:proofErr w:type="spellEnd"/>
       <w:r>
         <w:rPr>
           <w:rFonts w:ascii="Consolas" w:eastAsia="Times New Roman" w:hAnsi="Consolas" w:cs="Times New Roman"/>
@@ -6258,7 +5758,6 @@
         </w:rPr>
         <w:t xml:space="preserve">        </w:t>
       </w:r>
-      <w:proofErr w:type="spellStart"/>
       <w:r>
         <w:rPr>
           <w:rFonts w:ascii="Consolas" w:eastAsia="Times New Roman" w:hAnsi="Consolas" w:cs="Times New Roman"/>
@@ -6268,7 +5767,6 @@
         </w:rPr>
         <w:t>embCheckoutHelper</w:t>
       </w:r>
-      <w:proofErr w:type="spellEnd"/>
       <w:r>
         <w:rPr>
           <w:rFonts w:ascii="Consolas" w:eastAsia="Times New Roman" w:hAnsi="Consolas" w:cs="Times New Roman"/>
@@ -6451,27 +5949,7 @@
           <w:sz w:val="21"/>
           <w:szCs w:val="21"/>
         </w:rPr>
-        <w:t>'</w:t>
-      </w:r>
-      <w:proofErr w:type="spellStart"/>
-      <w:r>
-        <w:rPr>
-          <w:rFonts w:ascii="Consolas" w:eastAsia="Times New Roman" w:hAnsi="Consolas" w:cs="Times New Roman"/>
-          <w:color w:val="CE9178"/>
-          <w:sz w:val="21"/>
-          <w:szCs w:val="21"/>
-        </w:rPr>
-        <w:t>dw</w:t>
-      </w:r>
-      <w:proofErr w:type="spellEnd"/>
-      <w:r>
-        <w:rPr>
-          <w:rFonts w:ascii="Consolas" w:eastAsia="Times New Roman" w:hAnsi="Consolas" w:cs="Times New Roman"/>
-          <w:color w:val="CE9178"/>
-          <w:sz w:val="21"/>
-          <w:szCs w:val="21"/>
-        </w:rPr>
-        <w:t>/system/Transaction'</w:t>
+        <w:t>'dw/system/Transaction'</w:t>
       </w:r>
       <w:r>
         <w:rPr>
@@ -6565,27 +6043,7 @@
           <w:sz w:val="21"/>
           <w:szCs w:val="21"/>
         </w:rPr>
-        <w:t>'</w:t>
-      </w:r>
-      <w:proofErr w:type="spellStart"/>
-      <w:r>
-        <w:rPr>
-          <w:rFonts w:ascii="Consolas" w:eastAsia="Times New Roman" w:hAnsi="Consolas" w:cs="Times New Roman"/>
-          <w:color w:val="CE9178"/>
-          <w:sz w:val="21"/>
-          <w:szCs w:val="21"/>
-        </w:rPr>
-        <w:t>dw</w:t>
-      </w:r>
-      <w:proofErr w:type="spellEnd"/>
-      <w:r>
-        <w:rPr>
-          <w:rFonts w:ascii="Consolas" w:eastAsia="Times New Roman" w:hAnsi="Consolas" w:cs="Times New Roman"/>
-          <w:color w:val="CE9178"/>
-          <w:sz w:val="21"/>
-          <w:szCs w:val="21"/>
-        </w:rPr>
-        <w:t>/system/Logger'</w:t>
+        <w:t>'dw/system/Logger'</w:t>
       </w:r>
       <w:r>
         <w:rPr>
@@ -6618,7 +6076,6 @@
         </w:rPr>
         <w:t xml:space="preserve">        </w:t>
       </w:r>
-      <w:proofErr w:type="spellStart"/>
       <w:r>
         <w:rPr>
           <w:rFonts w:ascii="Consolas" w:eastAsia="Times New Roman" w:hAnsi="Consolas" w:cs="Times New Roman"/>
@@ -6628,7 +6085,6 @@
         </w:rPr>
         <w:t>ProductMgr</w:t>
       </w:r>
-      <w:proofErr w:type="spellEnd"/>
       <w:r>
         <w:rPr>
           <w:rFonts w:ascii="Consolas" w:eastAsia="Times New Roman" w:hAnsi="Consolas" w:cs="Times New Roman"/>
@@ -6681,67 +6137,7 @@
           <w:sz w:val="21"/>
           <w:szCs w:val="21"/>
         </w:rPr>
-        <w:t>'</w:t>
-      </w:r>
-      <w:proofErr w:type="spellStart"/>
-      <w:r>
-        <w:rPr>
-          <w:rFonts w:ascii="Consolas" w:eastAsia="Times New Roman" w:hAnsi="Consolas" w:cs="Times New Roman"/>
-          <w:color w:val="CE9178"/>
-          <w:sz w:val="21"/>
-          <w:szCs w:val="21"/>
-        </w:rPr>
-        <w:t>dw</w:t>
-      </w:r>
-      <w:proofErr w:type="spellEnd"/>
-      <w:r>
-        <w:rPr>
-          <w:rFonts w:ascii="Consolas" w:eastAsia="Times New Roman" w:hAnsi="Consolas" w:cs="Times New Roman"/>
-          <w:color w:val="CE9178"/>
-          <w:sz w:val="21"/>
-          <w:szCs w:val="21"/>
-        </w:rPr>
-        <w:t>/</w:t>
-      </w:r>
-      <w:proofErr w:type="spellStart"/>
-      <w:r>
-        <w:rPr>
-          <w:rFonts w:ascii="Consolas" w:eastAsia="Times New Roman" w:hAnsi="Consolas" w:cs="Times New Roman"/>
-          <w:color w:val="CE9178"/>
-          <w:sz w:val="21"/>
-          <w:szCs w:val="21"/>
-        </w:rPr>
-        <w:t>catalog</w:t>
-      </w:r>
-      <w:proofErr w:type="spellEnd"/>
-      <w:r>
-        <w:rPr>
-          <w:rFonts w:ascii="Consolas" w:eastAsia="Times New Roman" w:hAnsi="Consolas" w:cs="Times New Roman"/>
-          <w:color w:val="CE9178"/>
-          <w:sz w:val="21"/>
-          <w:szCs w:val="21"/>
-        </w:rPr>
-        <w:t>/</w:t>
-      </w:r>
-      <w:proofErr w:type="spellStart"/>
-      <w:r>
-        <w:rPr>
-          <w:rFonts w:ascii="Consolas" w:eastAsia="Times New Roman" w:hAnsi="Consolas" w:cs="Times New Roman"/>
-          <w:color w:val="CE9178"/>
-          <w:sz w:val="21"/>
-          <w:szCs w:val="21"/>
-        </w:rPr>
-        <w:t>ProductMgr</w:t>
-      </w:r>
-      <w:proofErr w:type="spellEnd"/>
-      <w:r>
-        <w:rPr>
-          <w:rFonts w:ascii="Consolas" w:eastAsia="Times New Roman" w:hAnsi="Consolas" w:cs="Times New Roman"/>
-          <w:color w:val="CE9178"/>
-          <w:sz w:val="21"/>
-          <w:szCs w:val="21"/>
-        </w:rPr>
-        <w:t>'</w:t>
+        <w:t>'dw/catalog/ProductMgr'</w:t>
       </w:r>
       <w:r>
         <w:rPr>
@@ -6774,7 +6170,6 @@
         </w:rPr>
         <w:t xml:space="preserve">        </w:t>
       </w:r>
-      <w:proofErr w:type="spellStart"/>
       <w:r>
         <w:rPr>
           <w:rFonts w:ascii="Consolas" w:eastAsia="Times New Roman" w:hAnsi="Consolas" w:cs="Times New Roman"/>
@@ -6784,7 +6179,6 @@
         </w:rPr>
         <w:t>responseJSON</w:t>
       </w:r>
-      <w:proofErr w:type="spellEnd"/>
       <w:r>
         <w:rPr>
           <w:rFonts w:ascii="Consolas" w:eastAsia="Times New Roman" w:hAnsi="Consolas" w:cs="Times New Roman"/>
@@ -6852,7 +6246,6 @@
         </w:rPr>
         <w:t xml:space="preserve"> </w:t>
       </w:r>
-      <w:proofErr w:type="spellStart"/>
       <w:r>
         <w:rPr>
           <w:rFonts w:ascii="Consolas" w:eastAsia="Times New Roman" w:hAnsi="Consolas" w:cs="Times New Roman"/>
@@ -6862,7 +6255,6 @@
         </w:rPr>
         <w:t>preorderServiceObj</w:t>
       </w:r>
-      <w:proofErr w:type="spellEnd"/>
       <w:r>
         <w:rPr>
           <w:rFonts w:ascii="Consolas" w:eastAsia="Times New Roman" w:hAnsi="Consolas" w:cs="Times New Roman"/>
@@ -6890,7 +6282,6 @@
         </w:rPr>
         <w:t xml:space="preserve"> </w:t>
       </w:r>
-      <w:proofErr w:type="spellStart"/>
       <w:r>
         <w:rPr>
           <w:rFonts w:ascii="Consolas" w:eastAsia="Times New Roman" w:hAnsi="Consolas" w:cs="Times New Roman"/>
@@ -6918,7 +6309,6 @@
         </w:rPr>
         <w:t>getSFCCOcapi</w:t>
       </w:r>
-      <w:proofErr w:type="spellEnd"/>
       <w:r>
         <w:rPr>
           <w:rFonts w:ascii="Consolas" w:eastAsia="Times New Roman" w:hAnsi="Consolas" w:cs="Times New Roman"/>
@@ -6968,7 +6358,6 @@
         </w:rPr>
         <w:t xml:space="preserve"> </w:t>
       </w:r>
-      <w:proofErr w:type="spellStart"/>
       <w:r>
         <w:rPr>
           <w:rFonts w:ascii="Consolas" w:eastAsia="Times New Roman" w:hAnsi="Consolas" w:cs="Times New Roman"/>
@@ -6978,7 +6367,6 @@
         </w:rPr>
         <w:t>currentBasketData</w:t>
       </w:r>
-      <w:proofErr w:type="spellEnd"/>
       <w:r>
         <w:rPr>
           <w:rFonts w:ascii="Consolas" w:eastAsia="Times New Roman" w:hAnsi="Consolas" w:cs="Times New Roman"/>
@@ -7077,7 +6465,6 @@
         </w:rPr>
         <w:t xml:space="preserve"> (</w:t>
       </w:r>
-      <w:proofErr w:type="spellStart"/>
       <w:r>
         <w:rPr>
           <w:rFonts w:ascii="Consolas" w:eastAsia="Times New Roman" w:hAnsi="Consolas" w:cs="Times New Roman"/>
@@ -7105,7 +6492,6 @@
         </w:rPr>
         <w:t>getBasicAuthEnabled</w:t>
       </w:r>
-      <w:proofErr w:type="spellEnd"/>
       <w:r>
         <w:rPr>
           <w:rFonts w:ascii="Consolas" w:eastAsia="Times New Roman" w:hAnsi="Consolas" w:cs="Times New Roman"/>
@@ -7142,7 +6528,6 @@
         </w:rPr>
         <w:t>!</w:t>
       </w:r>
-      <w:proofErr w:type="spellStart"/>
       <w:r>
         <w:rPr>
           <w:rFonts w:ascii="Consolas" w:eastAsia="Times New Roman" w:hAnsi="Consolas" w:cs="Times New Roman"/>
@@ -7206,7 +6591,6 @@
         </w:rPr>
         <w:t>equals</w:t>
       </w:r>
-      <w:proofErr w:type="spellEnd"/>
       <w:r>
         <w:rPr>
           <w:rFonts w:ascii="Consolas" w:eastAsia="Times New Roman" w:hAnsi="Consolas" w:cs="Times New Roman"/>
@@ -7252,7 +6636,6 @@
         </w:rPr>
         <w:t xml:space="preserve"> </w:t>
       </w:r>
-      <w:proofErr w:type="spellStart"/>
       <w:r>
         <w:rPr>
           <w:rFonts w:ascii="Consolas" w:eastAsia="Times New Roman" w:hAnsi="Consolas" w:cs="Times New Roman"/>
@@ -7280,7 +6663,6 @@
         </w:rPr>
         <w:t>encodeBasicAuth</w:t>
       </w:r>
-      <w:proofErr w:type="spellEnd"/>
       <w:r>
         <w:rPr>
           <w:rFonts w:ascii="Consolas" w:eastAsia="Times New Roman" w:hAnsi="Consolas" w:cs="Times New Roman"/>
@@ -7312,7 +6694,6 @@
         </w:rPr>
         <w:t xml:space="preserve">        </w:t>
       </w:r>
-      <w:proofErr w:type="spellStart"/>
       <w:r>
         <w:rPr>
           <w:rFonts w:ascii="Consolas" w:eastAsia="Times New Roman" w:hAnsi="Consolas" w:cs="Times New Roman"/>
@@ -7340,7 +6721,6 @@
         </w:rPr>
         <w:t>setStatus</w:t>
       </w:r>
-      <w:proofErr w:type="spellEnd"/>
       <w:r>
         <w:rPr>
           <w:rFonts w:ascii="Consolas" w:eastAsia="Times New Roman" w:hAnsi="Consolas" w:cs="Times New Roman"/>
@@ -7390,7 +6770,6 @@
         </w:rPr>
         <w:t xml:space="preserve">        </w:t>
       </w:r>
-      <w:proofErr w:type="spellStart"/>
       <w:r>
         <w:rPr>
           <w:rFonts w:ascii="Consolas" w:eastAsia="Times New Roman" w:hAnsi="Consolas" w:cs="Times New Roman"/>
@@ -7418,7 +6797,6 @@
         </w:rPr>
         <w:t>error</w:t>
       </w:r>
-      <w:proofErr w:type="spellEnd"/>
       <w:r>
         <w:rPr>
           <w:rFonts w:ascii="Consolas" w:eastAsia="Times New Roman" w:hAnsi="Consolas" w:cs="Times New Roman"/>
@@ -7566,7 +6944,6 @@
         </w:rPr>
         <w:t xml:space="preserve"> </w:t>
       </w:r>
-      <w:proofErr w:type="spellStart"/>
       <w:r>
         <w:rPr>
           <w:rFonts w:ascii="Consolas" w:eastAsia="Times New Roman" w:hAnsi="Consolas" w:cs="Times New Roman"/>
@@ -7576,7 +6953,6 @@
         </w:rPr>
         <w:t>obj</w:t>
       </w:r>
-      <w:proofErr w:type="spellEnd"/>
       <w:r>
         <w:rPr>
           <w:rFonts w:ascii="Consolas" w:eastAsia="Times New Roman" w:hAnsi="Consolas" w:cs="Times New Roman"/>
@@ -7604,7 +6980,6 @@
         </w:rPr>
         <w:t xml:space="preserve"> </w:t>
       </w:r>
-      <w:proofErr w:type="spellStart"/>
       <w:r>
         <w:rPr>
           <w:rFonts w:ascii="Consolas" w:eastAsia="Times New Roman" w:hAnsi="Consolas" w:cs="Times New Roman"/>
@@ -7632,7 +7007,6 @@
         </w:rPr>
         <w:t>parse</w:t>
       </w:r>
-      <w:proofErr w:type="spellEnd"/>
       <w:r>
         <w:rPr>
           <w:rFonts w:ascii="Consolas" w:eastAsia="Times New Roman" w:hAnsi="Consolas" w:cs="Times New Roman"/>
@@ -7642,7 +7016,6 @@
         </w:rPr>
         <w:t>(</w:t>
       </w:r>
-      <w:proofErr w:type="spellStart"/>
       <w:r>
         <w:rPr>
           <w:rFonts w:ascii="Consolas" w:eastAsia="Times New Roman" w:hAnsi="Consolas" w:cs="Times New Roman"/>
@@ -7688,7 +7061,6 @@
         </w:rPr>
         <w:t>requestBodyAsString</w:t>
       </w:r>
-      <w:proofErr w:type="spellEnd"/>
       <w:r>
         <w:rPr>
           <w:rFonts w:ascii="Consolas" w:eastAsia="Times New Roman" w:hAnsi="Consolas" w:cs="Times New Roman"/>
@@ -7733,7 +7105,6 @@
         </w:rPr>
         <w:t xml:space="preserve">            </w:t>
       </w:r>
-      <w:proofErr w:type="spellStart"/>
       <w:r>
         <w:rPr>
           <w:rFonts w:ascii="Consolas" w:eastAsia="Times New Roman" w:hAnsi="Consolas" w:cs="Times New Roman"/>
@@ -7761,7 +7132,6 @@
         </w:rPr>
         <w:t>eswInfoLogger</w:t>
       </w:r>
-      <w:proofErr w:type="spellEnd"/>
       <w:r>
         <w:rPr>
           <w:rFonts w:ascii="Consolas" w:eastAsia="Times New Roman" w:hAnsi="Consolas" w:cs="Times New Roman"/>
@@ -7778,27 +7148,7 @@
           <w:sz w:val="21"/>
           <w:szCs w:val="21"/>
         </w:rPr>
-        <w:t>'</w:t>
-      </w:r>
-      <w:proofErr w:type="spellStart"/>
-      <w:r>
-        <w:rPr>
-          <w:rFonts w:ascii="Consolas" w:eastAsia="Times New Roman" w:hAnsi="Consolas" w:cs="Times New Roman"/>
-          <w:color w:val="CE9178"/>
-          <w:sz w:val="21"/>
-          <w:szCs w:val="21"/>
-        </w:rPr>
-        <w:t>Esw</w:t>
-      </w:r>
-      <w:proofErr w:type="spellEnd"/>
-      <w:r>
-        <w:rPr>
-          <w:rFonts w:ascii="Consolas" w:eastAsia="Times New Roman" w:hAnsi="Consolas" w:cs="Times New Roman"/>
-          <w:color w:val="CE9178"/>
-          <w:sz w:val="21"/>
-          <w:szCs w:val="21"/>
-        </w:rPr>
-        <w:t xml:space="preserve"> Order Confirmation Request'</w:t>
+        <w:t>'Esw Order Confirmation Request'</w:t>
       </w:r>
       <w:r>
         <w:rPr>
@@ -7809,7 +7159,6 @@
         </w:rPr>
         <w:t xml:space="preserve">, </w:t>
       </w:r>
-      <w:proofErr w:type="spellStart"/>
       <w:r>
         <w:rPr>
           <w:rFonts w:ascii="Consolas" w:eastAsia="Times New Roman" w:hAnsi="Consolas" w:cs="Times New Roman"/>
@@ -7837,7 +7186,6 @@
         </w:rPr>
         <w:t>stringify</w:t>
       </w:r>
-      <w:proofErr w:type="spellEnd"/>
       <w:r>
         <w:rPr>
           <w:rFonts w:ascii="Consolas" w:eastAsia="Times New Roman" w:hAnsi="Consolas" w:cs="Times New Roman"/>
@@ -7847,7 +7195,6 @@
         </w:rPr>
         <w:t>(</w:t>
       </w:r>
-      <w:proofErr w:type="spellStart"/>
       <w:r>
         <w:rPr>
           <w:rFonts w:ascii="Consolas" w:eastAsia="Times New Roman" w:hAnsi="Consolas" w:cs="Times New Roman"/>
@@ -7857,7 +7204,6 @@
         </w:rPr>
         <w:t>obj</w:t>
       </w:r>
-      <w:proofErr w:type="spellEnd"/>
       <w:r>
         <w:rPr>
           <w:rFonts w:ascii="Consolas" w:eastAsia="Times New Roman" w:hAnsi="Consolas" w:cs="Times New Roman"/>
@@ -7920,7 +7266,6 @@
         </w:rPr>
         <w:t xml:space="preserve"> </w:t>
       </w:r>
-      <w:proofErr w:type="spellStart"/>
       <w:r>
         <w:rPr>
           <w:rFonts w:ascii="Consolas" w:eastAsia="Times New Roman" w:hAnsi="Consolas" w:cs="Times New Roman"/>
@@ -7930,7 +7275,6 @@
         </w:rPr>
         <w:t>ocHelper</w:t>
       </w:r>
-      <w:proofErr w:type="spellEnd"/>
       <w:r>
         <w:rPr>
           <w:rFonts w:ascii="Consolas" w:eastAsia="Times New Roman" w:hAnsi="Consolas" w:cs="Times New Roman"/>
@@ -8065,7 +7409,6 @@
         </w:rPr>
         <w:t xml:space="preserve"> </w:t>
       </w:r>
-      <w:proofErr w:type="spellStart"/>
       <w:r>
         <w:rPr>
           <w:rFonts w:ascii="Consolas" w:eastAsia="Times New Roman" w:hAnsi="Consolas" w:cs="Times New Roman"/>
@@ -8075,7 +7418,6 @@
         </w:rPr>
         <w:t>inventoryValidationPlis</w:t>
       </w:r>
-      <w:proofErr w:type="spellEnd"/>
       <w:r>
         <w:rPr>
           <w:rFonts w:ascii="Consolas" w:eastAsia="Times New Roman" w:hAnsi="Consolas" w:cs="Times New Roman"/>
@@ -8103,7 +7445,6 @@
         </w:rPr>
         <w:t xml:space="preserve"> { </w:t>
       </w:r>
-      <w:proofErr w:type="spellStart"/>
       <w:r>
         <w:rPr>
           <w:rFonts w:ascii="Consolas" w:eastAsia="Times New Roman" w:hAnsi="Consolas" w:cs="Times New Roman"/>
@@ -8111,17 +7452,7 @@
           <w:sz w:val="21"/>
           <w:szCs w:val="21"/>
         </w:rPr>
-        <w:t>productLineItems</w:t>
-      </w:r>
-      <w:proofErr w:type="spellEnd"/>
-      <w:r>
-        <w:rPr>
-          <w:rFonts w:ascii="Consolas" w:eastAsia="Times New Roman" w:hAnsi="Consolas" w:cs="Times New Roman"/>
-          <w:color w:val="9CDCFE"/>
-          <w:sz w:val="21"/>
-          <w:szCs w:val="21"/>
-        </w:rPr>
-        <w:t>:</w:t>
+        <w:t>productLineItems:</w:t>
       </w:r>
       <w:r>
         <w:rPr>
@@ -8150,7 +7481,6 @@
         </w:rPr>
         <w:t xml:space="preserve"> </w:t>
       </w:r>
-      <w:proofErr w:type="spellStart"/>
       <w:r>
         <w:rPr>
           <w:rFonts w:ascii="Consolas" w:eastAsia="Times New Roman" w:hAnsi="Consolas" w:cs="Times New Roman"/>
@@ -8160,7 +7490,6 @@
         </w:rPr>
         <w:t>ArrayList</w:t>
       </w:r>
-      <w:proofErr w:type="spellEnd"/>
       <w:r>
         <w:rPr>
           <w:rFonts w:ascii="Consolas" w:eastAsia="Times New Roman" w:hAnsi="Consolas" w:cs="Times New Roman"/>
@@ -8210,7 +7539,6 @@
         </w:rPr>
         <w:t xml:space="preserve"> </w:t>
       </w:r>
-      <w:proofErr w:type="spellStart"/>
       <w:r>
         <w:rPr>
           <w:rFonts w:ascii="Consolas" w:eastAsia="Times New Roman" w:hAnsi="Consolas" w:cs="Times New Roman"/>
@@ -8220,7 +7548,6 @@
         </w:rPr>
         <w:t>dwSid</w:t>
       </w:r>
-      <w:proofErr w:type="spellEnd"/>
       <w:r>
         <w:rPr>
           <w:rFonts w:ascii="Consolas" w:eastAsia="Times New Roman" w:hAnsi="Consolas" w:cs="Times New Roman"/>
@@ -8248,7 +7575,6 @@
         </w:rPr>
         <w:t xml:space="preserve"> </w:t>
       </w:r>
-      <w:proofErr w:type="spellStart"/>
       <w:r>
         <w:rPr>
           <w:rFonts w:ascii="Consolas" w:eastAsia="Times New Roman" w:hAnsi="Consolas" w:cs="Times New Roman"/>
@@ -8276,7 +7602,6 @@
         </w:rPr>
         <w:t>getDwsid</w:t>
       </w:r>
-      <w:proofErr w:type="spellEnd"/>
       <w:r>
         <w:rPr>
           <w:rFonts w:ascii="Consolas" w:eastAsia="Times New Roman" w:hAnsi="Consolas" w:cs="Times New Roman"/>
@@ -8286,7 +7611,6 @@
         </w:rPr>
         <w:t>(</w:t>
       </w:r>
-      <w:proofErr w:type="spellStart"/>
       <w:r>
         <w:rPr>
           <w:rFonts w:ascii="Consolas" w:eastAsia="Times New Roman" w:hAnsi="Consolas" w:cs="Times New Roman"/>
@@ -8296,7 +7620,6 @@
         </w:rPr>
         <w:t>obj</w:t>
       </w:r>
-      <w:proofErr w:type="spellEnd"/>
       <w:r>
         <w:rPr>
           <w:rFonts w:ascii="Consolas" w:eastAsia="Times New Roman" w:hAnsi="Consolas" w:cs="Times New Roman"/>
@@ -8346,7 +7669,6 @@
         </w:rPr>
         <w:t xml:space="preserve"> </w:t>
       </w:r>
-      <w:proofErr w:type="spellStart"/>
       <w:r>
         <w:rPr>
           <w:rFonts w:ascii="Consolas" w:eastAsia="Times New Roman" w:hAnsi="Consolas" w:cs="Times New Roman"/>
@@ -8356,7 +7678,6 @@
         </w:rPr>
         <w:t>basketID</w:t>
       </w:r>
-      <w:proofErr w:type="spellEnd"/>
       <w:r>
         <w:rPr>
           <w:rFonts w:ascii="Consolas" w:eastAsia="Times New Roman" w:hAnsi="Consolas" w:cs="Times New Roman"/>
@@ -8384,7 +7705,6 @@
         </w:rPr>
         <w:t xml:space="preserve"> </w:t>
       </w:r>
-      <w:proofErr w:type="spellStart"/>
       <w:r>
         <w:rPr>
           <w:rFonts w:ascii="Consolas" w:eastAsia="Times New Roman" w:hAnsi="Consolas" w:cs="Times New Roman"/>
@@ -8412,7 +7732,6 @@
         </w:rPr>
         <w:t>getRetailerCartId</w:t>
       </w:r>
-      <w:proofErr w:type="spellEnd"/>
       <w:r>
         <w:rPr>
           <w:rFonts w:ascii="Consolas" w:eastAsia="Times New Roman" w:hAnsi="Consolas" w:cs="Times New Roman"/>
@@ -8422,7 +7741,6 @@
         </w:rPr>
         <w:t>(</w:t>
       </w:r>
-      <w:proofErr w:type="spellStart"/>
       <w:r>
         <w:rPr>
           <w:rFonts w:ascii="Consolas" w:eastAsia="Times New Roman" w:hAnsi="Consolas" w:cs="Times New Roman"/>
@@ -8450,7 +7768,6 @@
         </w:rPr>
         <w:t>retailerCartId</w:t>
       </w:r>
-      <w:proofErr w:type="spellEnd"/>
       <w:r>
         <w:rPr>
           <w:rFonts w:ascii="Consolas" w:eastAsia="Times New Roman" w:hAnsi="Consolas" w:cs="Times New Roman"/>
@@ -8500,7 +7817,6 @@
         </w:rPr>
         <w:t xml:space="preserve"> </w:t>
       </w:r>
-      <w:proofErr w:type="spellStart"/>
       <w:r>
         <w:rPr>
           <w:rFonts w:ascii="Consolas" w:eastAsia="Times New Roman" w:hAnsi="Consolas" w:cs="Times New Roman"/>
@@ -8510,7 +7826,6 @@
         </w:rPr>
         <w:t>customerEndpoint</w:t>
       </w:r>
-      <w:proofErr w:type="spellEnd"/>
       <w:r>
         <w:rPr>
           <w:rFonts w:ascii="Consolas" w:eastAsia="Times New Roman" w:hAnsi="Consolas" w:cs="Times New Roman"/>
@@ -8538,7 +7853,6 @@
         </w:rPr>
         <w:t xml:space="preserve"> </w:t>
       </w:r>
-      <w:proofErr w:type="spellStart"/>
       <w:r>
         <w:rPr>
           <w:rFonts w:ascii="Consolas" w:eastAsia="Times New Roman" w:hAnsi="Consolas" w:cs="Times New Roman"/>
@@ -8566,7 +7880,6 @@
         </w:rPr>
         <w:t>CUSTOMER_AUTH</w:t>
       </w:r>
-      <w:proofErr w:type="spellEnd"/>
       <w:r>
         <w:rPr>
           <w:rFonts w:ascii="Consolas" w:eastAsia="Times New Roman" w:hAnsi="Consolas" w:cs="Times New Roman"/>
@@ -8594,7 +7907,6 @@
         </w:rPr>
         <w:t xml:space="preserve"> </w:t>
       </w:r>
-      <w:proofErr w:type="spellStart"/>
       <w:r>
         <w:rPr>
           <w:rFonts w:ascii="Consolas" w:eastAsia="Times New Roman" w:hAnsi="Consolas" w:cs="Times New Roman"/>
@@ -8622,7 +7934,6 @@
         </w:rPr>
         <w:t>getOcapiClientID</w:t>
       </w:r>
-      <w:proofErr w:type="spellEnd"/>
       <w:r>
         <w:rPr>
           <w:rFonts w:ascii="Consolas" w:eastAsia="Times New Roman" w:hAnsi="Consolas" w:cs="Times New Roman"/>
@@ -8672,7 +7983,6 @@
         </w:rPr>
         <w:t xml:space="preserve"> </w:t>
       </w:r>
-      <w:proofErr w:type="spellStart"/>
       <w:r>
         <w:rPr>
           <w:rFonts w:ascii="Consolas" w:eastAsia="Times New Roman" w:hAnsi="Consolas" w:cs="Times New Roman"/>
@@ -8682,7 +7992,6 @@
         </w:rPr>
         <w:t>customerAuth</w:t>
       </w:r>
-      <w:proofErr w:type="spellEnd"/>
       <w:r>
         <w:rPr>
           <w:rFonts w:ascii="Consolas" w:eastAsia="Times New Roman" w:hAnsi="Consolas" w:cs="Times New Roman"/>
@@ -8710,7 +8019,6 @@
         </w:rPr>
         <w:t xml:space="preserve"> </w:t>
       </w:r>
-      <w:proofErr w:type="spellStart"/>
       <w:r>
         <w:rPr>
           <w:rFonts w:ascii="Consolas" w:eastAsia="Times New Roman" w:hAnsi="Consolas" w:cs="Times New Roman"/>
@@ -8738,7 +8046,6 @@
         </w:rPr>
         <w:t>call</w:t>
       </w:r>
-      <w:proofErr w:type="spellEnd"/>
       <w:r>
         <w:rPr>
           <w:rFonts w:ascii="Consolas" w:eastAsia="Times New Roman" w:hAnsi="Consolas" w:cs="Times New Roman"/>
@@ -8748,7 +8055,6 @@
         </w:rPr>
         <w:t xml:space="preserve">({ </w:t>
       </w:r>
-      <w:proofErr w:type="spellStart"/>
       <w:r>
         <w:rPr>
           <w:rFonts w:ascii="Consolas" w:eastAsia="Times New Roman" w:hAnsi="Consolas" w:cs="Times New Roman"/>
@@ -8756,9 +8062,17 @@
           <w:sz w:val="21"/>
           <w:szCs w:val="21"/>
         </w:rPr>
-        <w:t>requestBody</w:t>
-      </w:r>
-      <w:proofErr w:type="spellEnd"/>
+        <w:t>requestBody:</w:t>
+      </w:r>
+      <w:r>
+        <w:rPr>
+          <w:rFonts w:ascii="Consolas" w:eastAsia="Times New Roman" w:hAnsi="Consolas" w:cs="Times New Roman"/>
+          <w:color w:val="CCCCCC"/>
+          <w:sz w:val="21"/>
+          <w:szCs w:val="21"/>
+        </w:rPr>
+        <w:t xml:space="preserve"> { </w:t>
+      </w:r>
       <w:r>
         <w:rPr>
           <w:rFonts w:ascii="Consolas" w:eastAsia="Times New Roman" w:hAnsi="Consolas" w:cs="Times New Roman"/>
@@ -8766,16 +8080,34 @@
           <w:sz w:val="21"/>
           <w:szCs w:val="21"/>
         </w:rPr>
-        <w:t>:</w:t>
-      </w:r>
-      <w:r>
-        <w:rPr>
-          <w:rFonts w:ascii="Consolas" w:eastAsia="Times New Roman" w:hAnsi="Consolas" w:cs="Times New Roman"/>
-          <w:color w:val="CCCCCC"/>
-          <w:sz w:val="21"/>
-          <w:szCs w:val="21"/>
-        </w:rPr>
-        <w:t xml:space="preserve"> { </w:t>
+        <w:t>type:</w:t>
+      </w:r>
+      <w:r>
+        <w:rPr>
+          <w:rFonts w:ascii="Consolas" w:eastAsia="Times New Roman" w:hAnsi="Consolas" w:cs="Times New Roman"/>
+          <w:color w:val="CCCCCC"/>
+          <w:sz w:val="21"/>
+          <w:szCs w:val="21"/>
+        </w:rPr>
+        <w:t xml:space="preserve"> </w:t>
+      </w:r>
+      <w:r>
+        <w:rPr>
+          <w:rFonts w:ascii="Consolas" w:eastAsia="Times New Roman" w:hAnsi="Consolas" w:cs="Times New Roman"/>
+          <w:color w:val="CE9178"/>
+          <w:sz w:val="21"/>
+          <w:szCs w:val="21"/>
+        </w:rPr>
+        <w:t>'session'</w:t>
+      </w:r>
+      <w:r>
+        <w:rPr>
+          <w:rFonts w:ascii="Consolas" w:eastAsia="Times New Roman" w:hAnsi="Consolas" w:cs="Times New Roman"/>
+          <w:color w:val="CCCCCC"/>
+          <w:sz w:val="21"/>
+          <w:szCs w:val="21"/>
+        </w:rPr>
+        <w:t xml:space="preserve"> }, </w:t>
       </w:r>
       <w:r>
         <w:rPr>
@@ -8784,7 +8116,7 @@
           <w:sz w:val="21"/>
           <w:szCs w:val="21"/>
         </w:rPr>
-        <w:t>type:</w:t>
+        <w:t>endpoint:</w:t>
       </w:r>
       <w:r>
         <w:rPr>
@@ -8798,29 +8130,29 @@
       <w:r>
         <w:rPr>
           <w:rFonts w:ascii="Consolas" w:eastAsia="Times New Roman" w:hAnsi="Consolas" w:cs="Times New Roman"/>
-          <w:color w:val="CE9178"/>
-          <w:sz w:val="21"/>
-          <w:szCs w:val="21"/>
-        </w:rPr>
-        <w:t>'session'</w:t>
-      </w:r>
-      <w:r>
-        <w:rPr>
-          <w:rFonts w:ascii="Consolas" w:eastAsia="Times New Roman" w:hAnsi="Consolas" w:cs="Times New Roman"/>
-          <w:color w:val="CCCCCC"/>
-          <w:sz w:val="21"/>
-          <w:szCs w:val="21"/>
-        </w:rPr>
-        <w:t xml:space="preserve"> }, </w:t>
-      </w:r>
-      <w:r>
-        <w:rPr>
-          <w:rFonts w:ascii="Consolas" w:eastAsia="Times New Roman" w:hAnsi="Consolas" w:cs="Times New Roman"/>
           <w:color w:val="9CDCFE"/>
           <w:sz w:val="21"/>
           <w:szCs w:val="21"/>
         </w:rPr>
-        <w:t>endpoint:</w:t>
+        <w:t>customerEndpoint</w:t>
+      </w:r>
+      <w:r>
+        <w:rPr>
+          <w:rFonts w:ascii="Consolas" w:eastAsia="Times New Roman" w:hAnsi="Consolas" w:cs="Times New Roman"/>
+          <w:color w:val="CCCCCC"/>
+          <w:sz w:val="21"/>
+          <w:szCs w:val="21"/>
+        </w:rPr>
+        <w:t xml:space="preserve">, </w:t>
+      </w:r>
+      <w:r>
+        <w:rPr>
+          <w:rFonts w:ascii="Consolas" w:eastAsia="Times New Roman" w:hAnsi="Consolas" w:cs="Times New Roman"/>
+          <w:color w:val="9CDCFE"/>
+          <w:sz w:val="21"/>
+          <w:szCs w:val="21"/>
+        </w:rPr>
+        <w:t>dwsid:</w:t>
       </w:r>
       <w:r>
         <w:rPr>
@@ -8831,7 +8163,6 @@
         </w:rPr>
         <w:t xml:space="preserve"> </w:t>
       </w:r>
-      <w:proofErr w:type="spellStart"/>
       <w:r>
         <w:rPr>
           <w:rFonts w:ascii="Consolas" w:eastAsia="Times New Roman" w:hAnsi="Consolas" w:cs="Times New Roman"/>
@@ -8839,58 +8170,8 @@
           <w:sz w:val="21"/>
           <w:szCs w:val="21"/>
         </w:rPr>
-        <w:t>customerEndpoint</w:t>
-      </w:r>
-      <w:proofErr w:type="spellEnd"/>
-      <w:r>
-        <w:rPr>
-          <w:rFonts w:ascii="Consolas" w:eastAsia="Times New Roman" w:hAnsi="Consolas" w:cs="Times New Roman"/>
-          <w:color w:val="CCCCCC"/>
-          <w:sz w:val="21"/>
-          <w:szCs w:val="21"/>
-        </w:rPr>
-        <w:t xml:space="preserve">, </w:t>
-      </w:r>
-      <w:proofErr w:type="spellStart"/>
-      <w:r>
-        <w:rPr>
-          <w:rFonts w:ascii="Consolas" w:eastAsia="Times New Roman" w:hAnsi="Consolas" w:cs="Times New Roman"/>
-          <w:color w:val="9CDCFE"/>
-          <w:sz w:val="21"/>
-          <w:szCs w:val="21"/>
-        </w:rPr>
-        <w:t>dwsid</w:t>
-      </w:r>
-      <w:proofErr w:type="spellEnd"/>
-      <w:r>
-        <w:rPr>
-          <w:rFonts w:ascii="Consolas" w:eastAsia="Times New Roman" w:hAnsi="Consolas" w:cs="Times New Roman"/>
-          <w:color w:val="9CDCFE"/>
-          <w:sz w:val="21"/>
-          <w:szCs w:val="21"/>
-        </w:rPr>
-        <w:t>:</w:t>
-      </w:r>
-      <w:r>
-        <w:rPr>
-          <w:rFonts w:ascii="Consolas" w:eastAsia="Times New Roman" w:hAnsi="Consolas" w:cs="Times New Roman"/>
-          <w:color w:val="CCCCCC"/>
-          <w:sz w:val="21"/>
-          <w:szCs w:val="21"/>
-        </w:rPr>
-        <w:t xml:space="preserve"> </w:t>
-      </w:r>
-      <w:proofErr w:type="spellStart"/>
-      <w:r>
-        <w:rPr>
-          <w:rFonts w:ascii="Consolas" w:eastAsia="Times New Roman" w:hAnsi="Consolas" w:cs="Times New Roman"/>
-          <w:color w:val="9CDCFE"/>
-          <w:sz w:val="21"/>
-          <w:szCs w:val="21"/>
-        </w:rPr>
         <w:t>dwSid</w:t>
       </w:r>
-      <w:proofErr w:type="spellEnd"/>
       <w:r>
         <w:rPr>
           <w:rFonts w:ascii="Consolas" w:eastAsia="Times New Roman" w:hAnsi="Consolas" w:cs="Times New Roman"/>
@@ -8940,7 +8221,6 @@
         </w:rPr>
         <w:t xml:space="preserve"> </w:t>
       </w:r>
-      <w:proofErr w:type="spellStart"/>
       <w:r>
         <w:rPr>
           <w:rFonts w:ascii="Consolas" w:eastAsia="Times New Roman" w:hAnsi="Consolas" w:cs="Times New Roman"/>
@@ -8950,7 +8230,6 @@
         </w:rPr>
         <w:t>authKey</w:t>
       </w:r>
-      <w:proofErr w:type="spellEnd"/>
       <w:r>
         <w:rPr>
           <w:rFonts w:ascii="Consolas" w:eastAsia="Times New Roman" w:hAnsi="Consolas" w:cs="Times New Roman"/>
@@ -8978,7 +8257,6 @@
         </w:rPr>
         <w:t xml:space="preserve"> </w:t>
       </w:r>
-      <w:proofErr w:type="spellStart"/>
       <w:r>
         <w:rPr>
           <w:rFonts w:ascii="Consolas" w:eastAsia="Times New Roman" w:hAnsi="Consolas" w:cs="Times New Roman"/>
@@ -9006,7 +8284,6 @@
         </w:rPr>
         <w:t>ok</w:t>
       </w:r>
-      <w:proofErr w:type="spellEnd"/>
       <w:r>
         <w:rPr>
           <w:rFonts w:ascii="Consolas" w:eastAsia="Times New Roman" w:hAnsi="Consolas" w:cs="Times New Roman"/>
@@ -9061,7 +8338,6 @@
         </w:rPr>
         <w:t>(</w:t>
       </w:r>
-      <w:proofErr w:type="spellStart"/>
       <w:r>
         <w:rPr>
           <w:rFonts w:ascii="Consolas" w:eastAsia="Times New Roman" w:hAnsi="Consolas" w:cs="Times New Roman"/>
@@ -9089,7 +8365,6 @@
         </w:rPr>
         <w:t>object</w:t>
       </w:r>
-      <w:proofErr w:type="spellEnd"/>
       <w:r>
         <w:rPr>
           <w:rFonts w:ascii="Consolas" w:eastAsia="Times New Roman" w:hAnsi="Consolas" w:cs="Times New Roman"/>
@@ -9117,7 +8392,6 @@
         </w:rPr>
         <w:t xml:space="preserve"> </w:t>
       </w:r>
-      <w:proofErr w:type="spellStart"/>
       <w:r>
         <w:rPr>
           <w:rFonts w:ascii="Consolas" w:eastAsia="Times New Roman" w:hAnsi="Consolas" w:cs="Times New Roman"/>
@@ -9163,7 +8437,6 @@
         </w:rPr>
         <w:t>getResponseHeader</w:t>
       </w:r>
-      <w:proofErr w:type="spellEnd"/>
       <w:r>
         <w:rPr>
           <w:rFonts w:ascii="Consolas" w:eastAsia="Times New Roman" w:hAnsi="Consolas" w:cs="Times New Roman"/>
@@ -9268,7 +8541,6 @@
         </w:rPr>
         <w:t xml:space="preserve"> </w:t>
       </w:r>
-      <w:proofErr w:type="spellStart"/>
       <w:r>
         <w:rPr>
           <w:rFonts w:ascii="Consolas" w:eastAsia="Times New Roman" w:hAnsi="Consolas" w:cs="Times New Roman"/>
@@ -9278,7 +8550,6 @@
         </w:rPr>
         <w:t>shopperCurrency</w:t>
       </w:r>
-      <w:proofErr w:type="spellEnd"/>
       <w:r>
         <w:rPr>
           <w:rFonts w:ascii="Consolas" w:eastAsia="Times New Roman" w:hAnsi="Consolas" w:cs="Times New Roman"/>
@@ -9313,27 +8584,133 @@
           <w:sz w:val="21"/>
           <w:szCs w:val="21"/>
         </w:rPr>
-        <w:t>'</w:t>
-      </w:r>
-      <w:proofErr w:type="spellStart"/>
-      <w:r>
-        <w:rPr>
-          <w:rFonts w:ascii="Consolas" w:eastAsia="Times New Roman" w:hAnsi="Consolas" w:cs="Times New Roman"/>
-          <w:color w:val="CE9178"/>
+        <w:t>'checkoutTotal'</w:t>
+      </w:r>
+      <w:r>
+        <w:rPr>
+          <w:rFonts w:ascii="Consolas" w:eastAsia="Times New Roman" w:hAnsi="Consolas" w:cs="Times New Roman"/>
+          <w:color w:val="CCCCCC"/>
+          <w:sz w:val="21"/>
+          <w:szCs w:val="21"/>
+        </w:rPr>
+        <w:t xml:space="preserve"> </w:t>
+      </w:r>
+      <w:r>
+        <w:rPr>
+          <w:rFonts w:ascii="Consolas" w:eastAsia="Times New Roman" w:hAnsi="Consolas" w:cs="Times New Roman"/>
+          <w:color w:val="569CD6"/>
+          <w:sz w:val="21"/>
+          <w:szCs w:val="21"/>
+        </w:rPr>
+        <w:t>in</w:t>
+      </w:r>
+      <w:r>
+        <w:rPr>
+          <w:rFonts w:ascii="Consolas" w:eastAsia="Times New Roman" w:hAnsi="Consolas" w:cs="Times New Roman"/>
+          <w:color w:val="CCCCCC"/>
+          <w:sz w:val="21"/>
+          <w:szCs w:val="21"/>
+        </w:rPr>
+        <w:t xml:space="preserve"> </w:t>
+      </w:r>
+      <w:r>
+        <w:rPr>
+          <w:rFonts w:ascii="Consolas" w:eastAsia="Times New Roman" w:hAnsi="Consolas" w:cs="Times New Roman"/>
+          <w:color w:val="9CDCFE"/>
+          <w:sz w:val="21"/>
+          <w:szCs w:val="21"/>
+        </w:rPr>
+        <w:t>obj</w:t>
+      </w:r>
+      <w:r>
+        <w:rPr>
+          <w:rFonts w:ascii="Consolas" w:eastAsia="Times New Roman" w:hAnsi="Consolas" w:cs="Times New Roman"/>
+          <w:color w:val="CCCCCC"/>
+          <w:sz w:val="21"/>
+          <w:szCs w:val="21"/>
+        </w:rPr>
+        <w:t xml:space="preserve">) </w:t>
+      </w:r>
+      <w:r>
+        <w:rPr>
+          <w:rFonts w:ascii="Consolas" w:eastAsia="Times New Roman" w:hAnsi="Consolas" w:cs="Times New Roman"/>
+          <w:color w:val="D4D4D4"/>
+          <w:sz w:val="21"/>
+          <w:szCs w:val="21"/>
+        </w:rPr>
+        <w:t>?</w:t>
+      </w:r>
+      <w:r>
+        <w:rPr>
+          <w:rFonts w:ascii="Consolas" w:eastAsia="Times New Roman" w:hAnsi="Consolas" w:cs="Times New Roman"/>
+          <w:color w:val="CCCCCC"/>
+          <w:sz w:val="21"/>
+          <w:szCs w:val="21"/>
+        </w:rPr>
+        <w:t xml:space="preserve"> </w:t>
+      </w:r>
+      <w:r>
+        <w:rPr>
+          <w:rFonts w:ascii="Consolas" w:eastAsia="Times New Roman" w:hAnsi="Consolas" w:cs="Times New Roman"/>
+          <w:color w:val="9CDCFE"/>
+          <w:sz w:val="21"/>
+          <w:szCs w:val="21"/>
+        </w:rPr>
+        <w:t>obj</w:t>
+      </w:r>
+      <w:r>
+        <w:rPr>
+          <w:rFonts w:ascii="Consolas" w:eastAsia="Times New Roman" w:hAnsi="Consolas" w:cs="Times New Roman"/>
+          <w:color w:val="CCCCCC"/>
+          <w:sz w:val="21"/>
+          <w:szCs w:val="21"/>
+        </w:rPr>
+        <w:t>.</w:t>
+      </w:r>
+      <w:r>
+        <w:rPr>
+          <w:rFonts w:ascii="Consolas" w:eastAsia="Times New Roman" w:hAnsi="Consolas" w:cs="Times New Roman"/>
+          <w:color w:val="9CDCFE"/>
           <w:sz w:val="21"/>
           <w:szCs w:val="21"/>
         </w:rPr>
         <w:t>checkoutTotal</w:t>
       </w:r>
-      <w:proofErr w:type="spellEnd"/>
-      <w:r>
-        <w:rPr>
-          <w:rFonts w:ascii="Consolas" w:eastAsia="Times New Roman" w:hAnsi="Consolas" w:cs="Times New Roman"/>
-          <w:color w:val="CE9178"/>
-          <w:sz w:val="21"/>
-          <w:szCs w:val="21"/>
-        </w:rPr>
-        <w:t>'</w:t>
+      <w:r>
+        <w:rPr>
+          <w:rFonts w:ascii="Consolas" w:eastAsia="Times New Roman" w:hAnsi="Consolas" w:cs="Times New Roman"/>
+          <w:color w:val="CCCCCC"/>
+          <w:sz w:val="21"/>
+          <w:szCs w:val="21"/>
+        </w:rPr>
+        <w:t>.</w:t>
+      </w:r>
+      <w:r>
+        <w:rPr>
+          <w:rFonts w:ascii="Consolas" w:eastAsia="Times New Roman" w:hAnsi="Consolas" w:cs="Times New Roman"/>
+          <w:color w:val="9CDCFE"/>
+          <w:sz w:val="21"/>
+          <w:szCs w:val="21"/>
+        </w:rPr>
+        <w:t>shopper</w:t>
+      </w:r>
+      <w:r>
+        <w:rPr>
+          <w:rFonts w:ascii="Consolas" w:eastAsia="Times New Roman" w:hAnsi="Consolas" w:cs="Times New Roman"/>
+          <w:color w:val="CCCCCC"/>
+          <w:sz w:val="21"/>
+          <w:szCs w:val="21"/>
+        </w:rPr>
+        <w:t>.</w:t>
+      </w:r>
+      <w:r>
+        <w:rPr>
+          <w:rFonts w:ascii="Consolas" w:eastAsia="Times New Roman" w:hAnsi="Consolas" w:cs="Times New Roman"/>
+          <w:color w:val="9CDCFE"/>
+          <w:sz w:val="21"/>
+          <w:szCs w:val="21"/>
+        </w:rPr>
+        <w:t>currency</w:t>
       </w:r>
       <w:r>
         <w:rPr>
@@ -9347,11 +8724,11 @@
       <w:r>
         <w:rPr>
           <w:rFonts w:ascii="Consolas" w:eastAsia="Times New Roman" w:hAnsi="Consolas" w:cs="Times New Roman"/>
-          <w:color w:val="569CD6"/>
-          <w:sz w:val="21"/>
-          <w:szCs w:val="21"/>
-        </w:rPr>
-        <w:t>in</w:t>
+          <w:color w:val="D4D4D4"/>
+          <w:sz w:val="21"/>
+          <w:szCs w:val="21"/>
+        </w:rPr>
+        <w:t>:</w:t>
       </w:r>
       <w:r>
         <w:rPr>
@@ -9362,7 +8739,6 @@
         </w:rPr>
         <w:t xml:space="preserve"> </w:t>
       </w:r>
-      <w:proofErr w:type="spellStart"/>
       <w:r>
         <w:rPr>
           <w:rFonts w:ascii="Consolas" w:eastAsia="Times New Roman" w:hAnsi="Consolas" w:cs="Times New Roman"/>
@@ -9372,35 +8748,15 @@
         </w:rPr>
         <w:t>obj</w:t>
       </w:r>
-      <w:proofErr w:type="spellEnd"/>
-      <w:r>
-        <w:rPr>
-          <w:rFonts w:ascii="Consolas" w:eastAsia="Times New Roman" w:hAnsi="Consolas" w:cs="Times New Roman"/>
-          <w:color w:val="CCCCCC"/>
-          <w:sz w:val="21"/>
-          <w:szCs w:val="21"/>
-        </w:rPr>
-        <w:t xml:space="preserve">) </w:t>
-      </w:r>
-      <w:r>
-        <w:rPr>
-          <w:rFonts w:ascii="Consolas" w:eastAsia="Times New Roman" w:hAnsi="Consolas" w:cs="Times New Roman"/>
-          <w:color w:val="D4D4D4"/>
-          <w:sz w:val="21"/>
-          <w:szCs w:val="21"/>
-        </w:rPr>
-        <w:t>?</w:t>
-      </w:r>
-      <w:r>
-        <w:rPr>
-          <w:rFonts w:ascii="Consolas" w:eastAsia="Times New Roman" w:hAnsi="Consolas" w:cs="Times New Roman"/>
-          <w:color w:val="CCCCCC"/>
-          <w:sz w:val="21"/>
-          <w:szCs w:val="21"/>
-        </w:rPr>
-        <w:t xml:space="preserve"> </w:t>
-      </w:r>
-      <w:proofErr w:type="spellStart"/>
+      <w:r>
+        <w:rPr>
+          <w:rFonts w:ascii="Consolas" w:eastAsia="Times New Roman" w:hAnsi="Consolas" w:cs="Times New Roman"/>
+          <w:color w:val="CCCCCC"/>
+          <w:sz w:val="21"/>
+          <w:szCs w:val="21"/>
+        </w:rPr>
+        <w:t>.</w:t>
+      </w:r>
       <w:r>
         <w:rPr>
           <w:rFonts w:ascii="Consolas" w:eastAsia="Times New Roman" w:hAnsi="Consolas" w:cs="Times New Roman"/>
@@ -9408,7 +8764,7 @@
           <w:sz w:val="21"/>
           <w:szCs w:val="21"/>
         </w:rPr>
-        <w:t>obj</w:t>
+        <w:t>shopperCurrencyPaymentAmount</w:t>
       </w:r>
       <w:r>
         <w:rPr>
@@ -9422,123 +8778,12 @@
       <w:r>
         <w:rPr>
           <w:rFonts w:ascii="Consolas" w:eastAsia="Times New Roman" w:hAnsi="Consolas" w:cs="Times New Roman"/>
-          <w:color w:val="9CDCFE"/>
-          <w:sz w:val="21"/>
-          <w:szCs w:val="21"/>
-        </w:rPr>
-        <w:t>checkoutTotal</w:t>
-      </w:r>
-      <w:r>
-        <w:rPr>
-          <w:rFonts w:ascii="Consolas" w:eastAsia="Times New Roman" w:hAnsi="Consolas" w:cs="Times New Roman"/>
-          <w:color w:val="CCCCCC"/>
-          <w:sz w:val="21"/>
-          <w:szCs w:val="21"/>
-        </w:rPr>
-        <w:t>.</w:t>
-      </w:r>
-      <w:r>
-        <w:rPr>
-          <w:rFonts w:ascii="Consolas" w:eastAsia="Times New Roman" w:hAnsi="Consolas" w:cs="Times New Roman"/>
-          <w:color w:val="9CDCFE"/>
-          <w:sz w:val="21"/>
-          <w:szCs w:val="21"/>
-        </w:rPr>
-        <w:t>shopper</w:t>
-      </w:r>
-      <w:r>
-        <w:rPr>
-          <w:rFonts w:ascii="Consolas" w:eastAsia="Times New Roman" w:hAnsi="Consolas" w:cs="Times New Roman"/>
-          <w:color w:val="CCCCCC"/>
-          <w:sz w:val="21"/>
-          <w:szCs w:val="21"/>
-        </w:rPr>
-        <w:t>.</w:t>
-      </w:r>
-      <w:r>
-        <w:rPr>
-          <w:rFonts w:ascii="Consolas" w:eastAsia="Times New Roman" w:hAnsi="Consolas" w:cs="Times New Roman"/>
-          <w:color w:val="9CDCFE"/>
-          <w:sz w:val="21"/>
-          <w:szCs w:val="21"/>
-        </w:rPr>
-        <w:t>currency</w:t>
-      </w:r>
-      <w:proofErr w:type="spellEnd"/>
-      <w:r>
-        <w:rPr>
-          <w:rFonts w:ascii="Consolas" w:eastAsia="Times New Roman" w:hAnsi="Consolas" w:cs="Times New Roman"/>
-          <w:color w:val="CCCCCC"/>
-          <w:sz w:val="21"/>
-          <w:szCs w:val="21"/>
-        </w:rPr>
-        <w:t xml:space="preserve"> </w:t>
-      </w:r>
-      <w:r>
-        <w:rPr>
-          <w:rFonts w:ascii="Consolas" w:eastAsia="Times New Roman" w:hAnsi="Consolas" w:cs="Times New Roman"/>
-          <w:color w:val="D4D4D4"/>
-          <w:sz w:val="21"/>
-          <w:szCs w:val="21"/>
-        </w:rPr>
-        <w:t>:</w:t>
-      </w:r>
-      <w:r>
-        <w:rPr>
-          <w:rFonts w:ascii="Consolas" w:eastAsia="Times New Roman" w:hAnsi="Consolas" w:cs="Times New Roman"/>
-          <w:color w:val="CCCCCC"/>
-          <w:sz w:val="21"/>
-          <w:szCs w:val="21"/>
-        </w:rPr>
-        <w:t xml:space="preserve"> </w:t>
-      </w:r>
-      <w:proofErr w:type="spellStart"/>
-      <w:r>
-        <w:rPr>
-          <w:rFonts w:ascii="Consolas" w:eastAsia="Times New Roman" w:hAnsi="Consolas" w:cs="Times New Roman"/>
-          <w:color w:val="9CDCFE"/>
-          <w:sz w:val="21"/>
-          <w:szCs w:val="21"/>
-        </w:rPr>
-        <w:t>obj</w:t>
-      </w:r>
-      <w:r>
-        <w:rPr>
-          <w:rFonts w:ascii="Consolas" w:eastAsia="Times New Roman" w:hAnsi="Consolas" w:cs="Times New Roman"/>
-          <w:color w:val="CCCCCC"/>
-          <w:sz w:val="21"/>
-          <w:szCs w:val="21"/>
-        </w:rPr>
-        <w:t>.</w:t>
-      </w:r>
-      <w:r>
-        <w:rPr>
-          <w:rFonts w:ascii="Consolas" w:eastAsia="Times New Roman" w:hAnsi="Consolas" w:cs="Times New Roman"/>
-          <w:color w:val="9CDCFE"/>
-          <w:sz w:val="21"/>
-          <w:szCs w:val="21"/>
-        </w:rPr>
-        <w:t>shopperCurrencyPaymentAmount</w:t>
-      </w:r>
-      <w:r>
-        <w:rPr>
-          <w:rFonts w:ascii="Consolas" w:eastAsia="Times New Roman" w:hAnsi="Consolas" w:cs="Times New Roman"/>
-          <w:color w:val="CCCCCC"/>
-          <w:sz w:val="21"/>
-          <w:szCs w:val="21"/>
-        </w:rPr>
-        <w:t>.</w:t>
-      </w:r>
-      <w:r>
-        <w:rPr>
-          <w:rFonts w:ascii="Consolas" w:eastAsia="Times New Roman" w:hAnsi="Consolas" w:cs="Times New Roman"/>
           <w:color w:val="DCDCAA"/>
           <w:sz w:val="21"/>
           <w:szCs w:val="21"/>
         </w:rPr>
         <w:t>substring</w:t>
       </w:r>
-      <w:proofErr w:type="spellEnd"/>
       <w:r>
         <w:rPr>
           <w:rFonts w:ascii="Consolas" w:eastAsia="Times New Roman" w:hAnsi="Consolas" w:cs="Times New Roman"/>
@@ -9606,7 +8851,6 @@
         </w:rPr>
         <w:t xml:space="preserve">            </w:t>
       </w:r>
-      <w:proofErr w:type="spellStart"/>
       <w:r>
         <w:rPr>
           <w:rFonts w:ascii="Consolas" w:eastAsia="Times New Roman" w:hAnsi="Consolas" w:cs="Times New Roman"/>
@@ -9634,7 +8878,6 @@
         </w:rPr>
         <w:t>setOverridePriceBooks</w:t>
       </w:r>
-      <w:proofErr w:type="spellEnd"/>
       <w:r>
         <w:rPr>
           <w:rFonts w:ascii="Consolas" w:eastAsia="Times New Roman" w:hAnsi="Consolas" w:cs="Times New Roman"/>
@@ -9644,7 +8887,6 @@
         </w:rPr>
         <w:t>(</w:t>
       </w:r>
-      <w:proofErr w:type="spellStart"/>
       <w:r>
         <w:rPr>
           <w:rFonts w:ascii="Consolas" w:eastAsia="Times New Roman" w:hAnsi="Consolas" w:cs="Times New Roman"/>
@@ -9672,7 +8914,6 @@
         </w:rPr>
         <w:t>deliveryCountryIso</w:t>
       </w:r>
-      <w:proofErr w:type="spellEnd"/>
       <w:r>
         <w:rPr>
           <w:rFonts w:ascii="Consolas" w:eastAsia="Times New Roman" w:hAnsi="Consolas" w:cs="Times New Roman"/>
@@ -9682,7 +8923,6 @@
         </w:rPr>
         <w:t xml:space="preserve">, </w:t>
       </w:r>
-      <w:proofErr w:type="spellStart"/>
       <w:r>
         <w:rPr>
           <w:rFonts w:ascii="Consolas" w:eastAsia="Times New Roman" w:hAnsi="Consolas" w:cs="Times New Roman"/>
@@ -9692,7 +8932,6 @@
         </w:rPr>
         <w:t>shopperCurrency</w:t>
       </w:r>
-      <w:proofErr w:type="spellEnd"/>
       <w:r>
         <w:rPr>
           <w:rFonts w:ascii="Consolas" w:eastAsia="Times New Roman" w:hAnsi="Consolas" w:cs="Times New Roman"/>
@@ -9755,7 +8994,6 @@
         </w:rPr>
         <w:t xml:space="preserve"> </w:t>
       </w:r>
-      <w:proofErr w:type="spellStart"/>
       <w:r>
         <w:rPr>
           <w:rFonts w:ascii="Consolas" w:eastAsia="Times New Roman" w:hAnsi="Consolas" w:cs="Times New Roman"/>
@@ -9765,7 +9003,6 @@
         </w:rPr>
         <w:t>ocapiBasketResponse</w:t>
       </w:r>
-      <w:proofErr w:type="spellEnd"/>
       <w:r>
         <w:rPr>
           <w:rFonts w:ascii="Consolas" w:eastAsia="Times New Roman" w:hAnsi="Consolas" w:cs="Times New Roman"/>
@@ -9793,7 +9030,6 @@
         </w:rPr>
         <w:t xml:space="preserve"> </w:t>
       </w:r>
-      <w:proofErr w:type="spellStart"/>
       <w:r>
         <w:rPr>
           <w:rFonts w:ascii="Consolas" w:eastAsia="Times New Roman" w:hAnsi="Consolas" w:cs="Times New Roman"/>
@@ -9821,7 +9057,6 @@
         </w:rPr>
         <w:t>ocapiBasketService</w:t>
       </w:r>
-      <w:proofErr w:type="spellEnd"/>
       <w:r>
         <w:rPr>
           <w:rFonts w:ascii="Consolas" w:eastAsia="Times New Roman" w:hAnsi="Consolas" w:cs="Times New Roman"/>
@@ -9871,7 +9106,6 @@
         </w:rPr>
         <w:t xml:space="preserve">                </w:t>
       </w:r>
-      <w:proofErr w:type="spellStart"/>
       <w:r>
         <w:rPr>
           <w:rFonts w:ascii="Consolas" w:eastAsia="Times New Roman" w:hAnsi="Consolas" w:cs="Times New Roman"/>
@@ -9879,9 +9113,17 @@
           <w:sz w:val="21"/>
           <w:szCs w:val="21"/>
         </w:rPr>
-        <w:t>basketId</w:t>
-      </w:r>
-      <w:proofErr w:type="spellEnd"/>
+        <w:t>basketId:</w:t>
+      </w:r>
+      <w:r>
+        <w:rPr>
+          <w:rFonts w:ascii="Consolas" w:eastAsia="Times New Roman" w:hAnsi="Consolas" w:cs="Times New Roman"/>
+          <w:color w:val="CCCCCC"/>
+          <w:sz w:val="21"/>
+          <w:szCs w:val="21"/>
+        </w:rPr>
+        <w:t xml:space="preserve"> </w:t>
+      </w:r>
       <w:r>
         <w:rPr>
           <w:rFonts w:ascii="Consolas" w:eastAsia="Times New Roman" w:hAnsi="Consolas" w:cs="Times New Roman"/>
@@ -9889,28 +9131,8 @@
           <w:sz w:val="21"/>
           <w:szCs w:val="21"/>
         </w:rPr>
-        <w:t>:</w:t>
-      </w:r>
-      <w:r>
-        <w:rPr>
-          <w:rFonts w:ascii="Consolas" w:eastAsia="Times New Roman" w:hAnsi="Consolas" w:cs="Times New Roman"/>
-          <w:color w:val="CCCCCC"/>
-          <w:sz w:val="21"/>
-          <w:szCs w:val="21"/>
-        </w:rPr>
-        <w:t xml:space="preserve"> </w:t>
-      </w:r>
-      <w:proofErr w:type="spellStart"/>
-      <w:r>
-        <w:rPr>
-          <w:rFonts w:ascii="Consolas" w:eastAsia="Times New Roman" w:hAnsi="Consolas" w:cs="Times New Roman"/>
-          <w:color w:val="9CDCFE"/>
-          <w:sz w:val="21"/>
-          <w:szCs w:val="21"/>
-        </w:rPr>
         <w:t>basketID</w:t>
       </w:r>
-      <w:proofErr w:type="spellEnd"/>
       <w:r>
         <w:rPr>
           <w:rFonts w:ascii="Consolas" w:eastAsia="Times New Roman" w:hAnsi="Consolas" w:cs="Times New Roman"/>
@@ -9942,7 +9164,6 @@
         </w:rPr>
         <w:t xml:space="preserve">                </w:t>
       </w:r>
-      <w:proofErr w:type="spellStart"/>
       <w:r>
         <w:rPr>
           <w:rFonts w:ascii="Consolas" w:eastAsia="Times New Roman" w:hAnsi="Consolas" w:cs="Times New Roman"/>
@@ -9950,17 +9171,7 @@
           <w:sz w:val="21"/>
           <w:szCs w:val="21"/>
         </w:rPr>
-        <w:t>httpMethod</w:t>
-      </w:r>
-      <w:proofErr w:type="spellEnd"/>
-      <w:r>
-        <w:rPr>
-          <w:rFonts w:ascii="Consolas" w:eastAsia="Times New Roman" w:hAnsi="Consolas" w:cs="Times New Roman"/>
-          <w:color w:val="9CDCFE"/>
-          <w:sz w:val="21"/>
-          <w:szCs w:val="21"/>
-        </w:rPr>
-        <w:t>:</w:t>
+        <w:t>httpMethod:</w:t>
       </w:r>
       <w:r>
         <w:rPr>
@@ -10011,7 +9222,6 @@
         </w:rPr>
         <w:t xml:space="preserve">                </w:t>
       </w:r>
-      <w:proofErr w:type="spellStart"/>
       <w:r>
         <w:rPr>
           <w:rFonts w:ascii="Consolas" w:eastAsia="Times New Roman" w:hAnsi="Consolas" w:cs="Times New Roman"/>
@@ -10019,9 +9229,17 @@
           <w:sz w:val="21"/>
           <w:szCs w:val="21"/>
         </w:rPr>
-        <w:t>authToken</w:t>
-      </w:r>
-      <w:proofErr w:type="spellEnd"/>
+        <w:t>authToken:</w:t>
+      </w:r>
+      <w:r>
+        <w:rPr>
+          <w:rFonts w:ascii="Consolas" w:eastAsia="Times New Roman" w:hAnsi="Consolas" w:cs="Times New Roman"/>
+          <w:color w:val="CCCCCC"/>
+          <w:sz w:val="21"/>
+          <w:szCs w:val="21"/>
+        </w:rPr>
+        <w:t xml:space="preserve"> </w:t>
+      </w:r>
       <w:r>
         <w:rPr>
           <w:rFonts w:ascii="Consolas" w:eastAsia="Times New Roman" w:hAnsi="Consolas" w:cs="Times New Roman"/>
@@ -10029,28 +9247,8 @@
           <w:sz w:val="21"/>
           <w:szCs w:val="21"/>
         </w:rPr>
-        <w:t>:</w:t>
-      </w:r>
-      <w:r>
-        <w:rPr>
-          <w:rFonts w:ascii="Consolas" w:eastAsia="Times New Roman" w:hAnsi="Consolas" w:cs="Times New Roman"/>
-          <w:color w:val="CCCCCC"/>
-          <w:sz w:val="21"/>
-          <w:szCs w:val="21"/>
-        </w:rPr>
-        <w:t xml:space="preserve"> </w:t>
-      </w:r>
-      <w:proofErr w:type="spellStart"/>
-      <w:r>
-        <w:rPr>
-          <w:rFonts w:ascii="Consolas" w:eastAsia="Times New Roman" w:hAnsi="Consolas" w:cs="Times New Roman"/>
-          <w:color w:val="9CDCFE"/>
-          <w:sz w:val="21"/>
-          <w:szCs w:val="21"/>
-        </w:rPr>
         <w:t>authKey</w:t>
       </w:r>
-      <w:proofErr w:type="spellEnd"/>
     </w:p>
     <w:p>
       <w:pPr>
@@ -10126,7 +9324,6 @@
         </w:rPr>
         <w:t xml:space="preserve"> (</w:t>
       </w:r>
-      <w:proofErr w:type="spellStart"/>
       <w:r>
         <w:rPr>
           <w:rFonts w:ascii="Consolas" w:eastAsia="Times New Roman" w:hAnsi="Consolas" w:cs="Times New Roman"/>
@@ -10154,7 +9351,6 @@
         </w:rPr>
         <w:t>isOk</w:t>
       </w:r>
-      <w:proofErr w:type="spellEnd"/>
       <w:r>
         <w:rPr>
           <w:rFonts w:ascii="Consolas" w:eastAsia="Times New Roman" w:hAnsi="Consolas" w:cs="Times New Roman"/>
@@ -10209,7 +9405,6 @@
         </w:rPr>
         <w:t>(</w:t>
       </w:r>
-      <w:proofErr w:type="spellStart"/>
       <w:r>
         <w:rPr>
           <w:rFonts w:ascii="Consolas" w:eastAsia="Times New Roman" w:hAnsi="Consolas" w:cs="Times New Roman"/>
@@ -10237,7 +9432,6 @@
         </w:rPr>
         <w:t>getObject</w:t>
       </w:r>
-      <w:proofErr w:type="spellEnd"/>
       <w:r>
         <w:rPr>
           <w:rFonts w:ascii="Consolas" w:eastAsia="Times New Roman" w:hAnsi="Consolas" w:cs="Times New Roman"/>
@@ -10269,7 +9463,6 @@
         </w:rPr>
         <w:t xml:space="preserve">                </w:t>
       </w:r>
-      <w:proofErr w:type="spellStart"/>
       <w:r>
         <w:rPr>
           <w:rFonts w:ascii="Consolas" w:eastAsia="Times New Roman" w:hAnsi="Consolas" w:cs="Times New Roman"/>
@@ -10279,7 +9472,6 @@
         </w:rPr>
         <w:t>currentBasketData</w:t>
       </w:r>
-      <w:proofErr w:type="spellEnd"/>
       <w:r>
         <w:rPr>
           <w:rFonts w:ascii="Consolas" w:eastAsia="Times New Roman" w:hAnsi="Consolas" w:cs="Times New Roman"/>
@@ -10307,7 +9499,6 @@
         </w:rPr>
         <w:t xml:space="preserve"> </w:t>
       </w:r>
-      <w:proofErr w:type="spellStart"/>
       <w:r>
         <w:rPr>
           <w:rFonts w:ascii="Consolas" w:eastAsia="Times New Roman" w:hAnsi="Consolas" w:cs="Times New Roman"/>
@@ -10335,7 +9526,6 @@
         </w:rPr>
         <w:t>parse</w:t>
       </w:r>
-      <w:proofErr w:type="spellEnd"/>
       <w:r>
         <w:rPr>
           <w:rFonts w:ascii="Consolas" w:eastAsia="Times New Roman" w:hAnsi="Consolas" w:cs="Times New Roman"/>
@@ -10345,7 +9535,6 @@
         </w:rPr>
         <w:t>(</w:t>
       </w:r>
-      <w:proofErr w:type="spellStart"/>
       <w:r>
         <w:rPr>
           <w:rFonts w:ascii="Consolas" w:eastAsia="Times New Roman" w:hAnsi="Consolas" w:cs="Times New Roman"/>
@@ -10391,7 +9580,6 @@
         </w:rPr>
         <w:t>text</w:t>
       </w:r>
-      <w:proofErr w:type="spellEnd"/>
       <w:r>
         <w:rPr>
           <w:rFonts w:ascii="Consolas" w:eastAsia="Times New Roman" w:hAnsi="Consolas" w:cs="Times New Roman"/>
@@ -10454,7 +9642,6 @@
         </w:rPr>
         <w:t xml:space="preserve"> (</w:t>
       </w:r>
-      <w:proofErr w:type="spellStart"/>
       <w:r>
         <w:rPr>
           <w:rFonts w:ascii="Consolas" w:eastAsia="Times New Roman" w:hAnsi="Consolas" w:cs="Times New Roman"/>
@@ -10482,7 +9669,6 @@
         </w:rPr>
         <w:t>getEnableInventoryCheck</w:t>
       </w:r>
-      <w:proofErr w:type="spellEnd"/>
       <w:r>
         <w:rPr>
           <w:rFonts w:ascii="Consolas" w:eastAsia="Times New Roman" w:hAnsi="Consolas" w:cs="Times New Roman"/>
@@ -10550,7 +9736,6 @@
         </w:rPr>
         <w:t xml:space="preserve"> </w:t>
       </w:r>
-      <w:proofErr w:type="spellStart"/>
       <w:r>
         <w:rPr>
           <w:rFonts w:ascii="Consolas" w:eastAsia="Times New Roman" w:hAnsi="Consolas" w:cs="Times New Roman"/>
@@ -10560,7 +9745,6 @@
         </w:rPr>
         <w:t>i</w:t>
       </w:r>
-      <w:proofErr w:type="spellEnd"/>
       <w:r>
         <w:rPr>
           <w:rFonts w:ascii="Consolas" w:eastAsia="Times New Roman" w:hAnsi="Consolas" w:cs="Times New Roman"/>
@@ -10606,7 +9790,6 @@
         </w:rPr>
         <w:t xml:space="preserve">; </w:t>
       </w:r>
-      <w:proofErr w:type="spellStart"/>
       <w:r>
         <w:rPr>
           <w:rFonts w:ascii="Consolas" w:eastAsia="Times New Roman" w:hAnsi="Consolas" w:cs="Times New Roman"/>
@@ -10616,7 +9799,6 @@
         </w:rPr>
         <w:t>i</w:t>
       </w:r>
-      <w:proofErr w:type="spellEnd"/>
       <w:r>
         <w:rPr>
           <w:rFonts w:ascii="Consolas" w:eastAsia="Times New Roman" w:hAnsi="Consolas" w:cs="Times New Roman"/>
@@ -10644,7 +9826,6 @@
         </w:rPr>
         <w:t xml:space="preserve"> </w:t>
       </w:r>
-      <w:proofErr w:type="spellStart"/>
       <w:r>
         <w:rPr>
           <w:rFonts w:ascii="Consolas" w:eastAsia="Times New Roman" w:hAnsi="Consolas" w:cs="Times New Roman"/>
@@ -10690,7 +9871,6 @@
         </w:rPr>
         <w:t>length</w:t>
       </w:r>
-      <w:proofErr w:type="spellEnd"/>
       <w:r>
         <w:rPr>
           <w:rFonts w:ascii="Consolas" w:eastAsia="Times New Roman" w:hAnsi="Consolas" w:cs="Times New Roman"/>
@@ -10700,7 +9880,6 @@
         </w:rPr>
         <w:t xml:space="preserve">; </w:t>
       </w:r>
-      <w:proofErr w:type="spellStart"/>
       <w:r>
         <w:rPr>
           <w:rFonts w:ascii="Consolas" w:eastAsia="Times New Roman" w:hAnsi="Consolas" w:cs="Times New Roman"/>
@@ -10710,7 +9889,6 @@
         </w:rPr>
         <w:t>i</w:t>
       </w:r>
-      <w:proofErr w:type="spellEnd"/>
       <w:r>
         <w:rPr>
           <w:rFonts w:ascii="Consolas" w:eastAsia="Times New Roman" w:hAnsi="Consolas" w:cs="Times New Roman"/>
@@ -10751,7 +9929,6 @@
         </w:rPr>
         <w:t xml:space="preserve">                        </w:t>
       </w:r>
-      <w:proofErr w:type="spellStart"/>
       <w:r>
         <w:rPr>
           <w:rFonts w:ascii="Consolas" w:eastAsia="Times New Roman" w:hAnsi="Consolas" w:cs="Times New Roman"/>
@@ -10797,7 +9974,6 @@
         </w:rPr>
         <w:t>add</w:t>
       </w:r>
-      <w:proofErr w:type="spellEnd"/>
       <w:r>
         <w:rPr>
           <w:rFonts w:ascii="Consolas" w:eastAsia="Times New Roman" w:hAnsi="Consolas" w:cs="Times New Roman"/>
@@ -10977,7 +10153,6 @@
         </w:rPr>
         <w:t xml:space="preserve">                            </w:t>
       </w:r>
-      <w:proofErr w:type="spellStart"/>
       <w:r>
         <w:rPr>
           <w:rFonts w:ascii="Consolas" w:eastAsia="Times New Roman" w:hAnsi="Consolas" w:cs="Times New Roman"/>
@@ -10985,9 +10160,17 @@
           <w:sz w:val="21"/>
           <w:szCs w:val="21"/>
         </w:rPr>
-        <w:t>quantityValue</w:t>
-      </w:r>
-      <w:proofErr w:type="spellEnd"/>
+        <w:t>quantityValue:</w:t>
+      </w:r>
+      <w:r>
+        <w:rPr>
+          <w:rFonts w:ascii="Consolas" w:eastAsia="Times New Roman" w:hAnsi="Consolas" w:cs="Times New Roman"/>
+          <w:color w:val="CCCCCC"/>
+          <w:sz w:val="21"/>
+          <w:szCs w:val="21"/>
+        </w:rPr>
+        <w:t xml:space="preserve"> </w:t>
+      </w:r>
       <w:r>
         <w:rPr>
           <w:rFonts w:ascii="Consolas" w:eastAsia="Times New Roman" w:hAnsi="Consolas" w:cs="Times New Roman"/>
@@ -10995,18 +10178,17 @@
           <w:sz w:val="21"/>
           <w:szCs w:val="21"/>
         </w:rPr>
-        <w:t>:</w:t>
-      </w:r>
-      <w:r>
-        <w:rPr>
-          <w:rFonts w:ascii="Consolas" w:eastAsia="Times New Roman" w:hAnsi="Consolas" w:cs="Times New Roman"/>
-          <w:color w:val="CCCCCC"/>
-          <w:sz w:val="21"/>
-          <w:szCs w:val="21"/>
-        </w:rPr>
-        <w:t xml:space="preserve"> </w:t>
-      </w:r>
-      <w:proofErr w:type="spellStart"/>
+        <w:t>currentBasketData</w:t>
+      </w:r>
+      <w:r>
+        <w:rPr>
+          <w:rFonts w:ascii="Consolas" w:eastAsia="Times New Roman" w:hAnsi="Consolas" w:cs="Times New Roman"/>
+          <w:color w:val="CCCCCC"/>
+          <w:sz w:val="21"/>
+          <w:szCs w:val="21"/>
+        </w:rPr>
+        <w:t>.</w:t>
+      </w:r>
       <w:r>
         <w:rPr>
           <w:rFonts w:ascii="Consolas" w:eastAsia="Times New Roman" w:hAnsi="Consolas" w:cs="Times New Roman"/>
@@ -11014,16 +10196,16 @@
           <w:sz w:val="21"/>
           <w:szCs w:val="21"/>
         </w:rPr>
-        <w:t>currentBasketData</w:t>
-      </w:r>
-      <w:r>
-        <w:rPr>
-          <w:rFonts w:ascii="Consolas" w:eastAsia="Times New Roman" w:hAnsi="Consolas" w:cs="Times New Roman"/>
-          <w:color w:val="CCCCCC"/>
-          <w:sz w:val="21"/>
-          <w:szCs w:val="21"/>
-        </w:rPr>
-        <w:t>.</w:t>
+        <w:t>product_items</w:t>
+      </w:r>
+      <w:r>
+        <w:rPr>
+          <w:rFonts w:ascii="Consolas" w:eastAsia="Times New Roman" w:hAnsi="Consolas" w:cs="Times New Roman"/>
+          <w:color w:val="CCCCCC"/>
+          <w:sz w:val="21"/>
+          <w:szCs w:val="21"/>
+        </w:rPr>
+        <w:t>[</w:t>
       </w:r>
       <w:r>
         <w:rPr>
@@ -11032,29 +10214,8 @@
           <w:sz w:val="21"/>
           <w:szCs w:val="21"/>
         </w:rPr>
-        <w:t>product_items</w:t>
-      </w:r>
-      <w:proofErr w:type="spellEnd"/>
-      <w:r>
-        <w:rPr>
-          <w:rFonts w:ascii="Consolas" w:eastAsia="Times New Roman" w:hAnsi="Consolas" w:cs="Times New Roman"/>
-          <w:color w:val="CCCCCC"/>
-          <w:sz w:val="21"/>
-          <w:szCs w:val="21"/>
-        </w:rPr>
-        <w:t>[</w:t>
-      </w:r>
-      <w:proofErr w:type="spellStart"/>
-      <w:r>
-        <w:rPr>
-          <w:rFonts w:ascii="Consolas" w:eastAsia="Times New Roman" w:hAnsi="Consolas" w:cs="Times New Roman"/>
-          <w:color w:val="9CDCFE"/>
-          <w:sz w:val="21"/>
-          <w:szCs w:val="21"/>
-        </w:rPr>
         <w:t>i</w:t>
       </w:r>
-      <w:proofErr w:type="spellEnd"/>
       <w:r>
         <w:rPr>
           <w:rFonts w:ascii="Consolas" w:eastAsia="Times New Roman" w:hAnsi="Consolas" w:cs="Times New Roman"/>
@@ -11166,7 +10327,6 @@
         </w:rPr>
         <w:t>!</w:t>
       </w:r>
-      <w:proofErr w:type="spellStart"/>
       <w:r>
         <w:rPr>
           <w:rFonts w:ascii="Consolas" w:eastAsia="Times New Roman" w:hAnsi="Consolas" w:cs="Times New Roman"/>
@@ -11194,7 +10354,6 @@
         </w:rPr>
         <w:t>validateEswOrderInventory</w:t>
       </w:r>
-      <w:proofErr w:type="spellEnd"/>
       <w:r>
         <w:rPr>
           <w:rFonts w:ascii="Consolas" w:eastAsia="Times New Roman" w:hAnsi="Consolas" w:cs="Times New Roman"/>
@@ -11204,7 +10363,6 @@
         </w:rPr>
         <w:t>(</w:t>
       </w:r>
-      <w:proofErr w:type="spellStart"/>
       <w:r>
         <w:rPr>
           <w:rFonts w:ascii="Consolas" w:eastAsia="Times New Roman" w:hAnsi="Consolas" w:cs="Times New Roman"/>
@@ -11214,7 +10372,6 @@
         </w:rPr>
         <w:t>inventoryValidationPlis</w:t>
       </w:r>
-      <w:proofErr w:type="spellEnd"/>
       <w:r>
         <w:rPr>
           <w:rFonts w:ascii="Consolas" w:eastAsia="Times New Roman" w:hAnsi="Consolas" w:cs="Times New Roman"/>
@@ -11437,7 +10594,6 @@
         </w:rPr>
         <w:t xml:space="preserve"> </w:t>
       </w:r>
-      <w:proofErr w:type="spellStart"/>
       <w:r>
         <w:rPr>
           <w:rFonts w:ascii="Consolas" w:eastAsia="Times New Roman" w:hAnsi="Consolas" w:cs="Times New Roman"/>
@@ -11447,7 +10603,6 @@
         </w:rPr>
         <w:t>isValidBasket</w:t>
       </w:r>
-      <w:proofErr w:type="spellEnd"/>
       <w:r>
         <w:rPr>
           <w:rFonts w:ascii="Consolas" w:eastAsia="Times New Roman" w:hAnsi="Consolas" w:cs="Times New Roman"/>
@@ -11475,7 +10630,6 @@
         </w:rPr>
         <w:t xml:space="preserve"> </w:t>
       </w:r>
-      <w:proofErr w:type="spellStart"/>
       <w:r>
         <w:rPr>
           <w:rFonts w:ascii="Consolas" w:eastAsia="Times New Roman" w:hAnsi="Consolas" w:cs="Times New Roman"/>
@@ -11503,7 +10657,6 @@
         </w:rPr>
         <w:t>compareBasketAndOcProducts</w:t>
       </w:r>
-      <w:proofErr w:type="spellEnd"/>
       <w:r>
         <w:rPr>
           <w:rFonts w:ascii="Consolas" w:eastAsia="Times New Roman" w:hAnsi="Consolas" w:cs="Times New Roman"/>
@@ -11513,7 +10666,6 @@
         </w:rPr>
         <w:t>(</w:t>
       </w:r>
-      <w:proofErr w:type="spellStart"/>
       <w:r>
         <w:rPr>
           <w:rFonts w:ascii="Consolas" w:eastAsia="Times New Roman" w:hAnsi="Consolas" w:cs="Times New Roman"/>
@@ -11523,7 +10675,6 @@
         </w:rPr>
         <w:t>currentBasketData</w:t>
       </w:r>
-      <w:proofErr w:type="spellEnd"/>
       <w:r>
         <w:rPr>
           <w:rFonts w:ascii="Consolas" w:eastAsia="Times New Roman" w:hAnsi="Consolas" w:cs="Times New Roman"/>
@@ -11533,7 +10684,6 @@
         </w:rPr>
         <w:t xml:space="preserve">, </w:t>
       </w:r>
-      <w:proofErr w:type="spellStart"/>
       <w:r>
         <w:rPr>
           <w:rFonts w:ascii="Consolas" w:eastAsia="Times New Roman" w:hAnsi="Consolas" w:cs="Times New Roman"/>
@@ -11543,7 +10693,6 @@
         </w:rPr>
         <w:t>obj</w:t>
       </w:r>
-      <w:proofErr w:type="spellEnd"/>
       <w:r>
         <w:rPr>
           <w:rFonts w:ascii="Consolas" w:eastAsia="Times New Roman" w:hAnsi="Consolas" w:cs="Times New Roman"/>
@@ -11602,7 +10751,6 @@
         </w:rPr>
         <w:t>!</w:t>
       </w:r>
-      <w:proofErr w:type="spellStart"/>
       <w:r>
         <w:rPr>
           <w:rFonts w:ascii="Consolas" w:eastAsia="Times New Roman" w:hAnsi="Consolas" w:cs="Times New Roman"/>
@@ -11612,7 +10760,6 @@
         </w:rPr>
         <w:t>isValidBasket</w:t>
       </w:r>
-      <w:proofErr w:type="spellEnd"/>
       <w:r>
         <w:rPr>
           <w:rFonts w:ascii="Consolas" w:eastAsia="Times New Roman" w:hAnsi="Consolas" w:cs="Times New Roman"/>
@@ -11792,7 +10939,6 @@
         </w:rPr>
         <w:t xml:space="preserve"> </w:t>
       </w:r>
-      <w:proofErr w:type="spellStart"/>
       <w:r>
         <w:rPr>
           <w:rFonts w:ascii="Consolas" w:eastAsia="Times New Roman" w:hAnsi="Consolas" w:cs="Times New Roman"/>
@@ -11802,7 +10948,6 @@
         </w:rPr>
         <w:t>ocapiOrderResponse</w:t>
       </w:r>
-      <w:proofErr w:type="spellEnd"/>
       <w:r>
         <w:rPr>
           <w:rFonts w:ascii="Consolas" w:eastAsia="Times New Roman" w:hAnsi="Consolas" w:cs="Times New Roman"/>
@@ -11830,7 +10975,6 @@
         </w:rPr>
         <w:t xml:space="preserve"> </w:t>
       </w:r>
-      <w:proofErr w:type="spellStart"/>
       <w:r>
         <w:rPr>
           <w:rFonts w:ascii="Consolas" w:eastAsia="Times New Roman" w:hAnsi="Consolas" w:cs="Times New Roman"/>
@@ -11858,7 +11002,6 @@
         </w:rPr>
         <w:t>ocapiOrderService</w:t>
       </w:r>
-      <w:proofErr w:type="spellEnd"/>
       <w:r>
         <w:rPr>
           <w:rFonts w:ascii="Consolas" w:eastAsia="Times New Roman" w:hAnsi="Consolas" w:cs="Times New Roman"/>
@@ -11908,7 +11051,6 @@
         </w:rPr>
         <w:t xml:space="preserve">                </w:t>
       </w:r>
-      <w:proofErr w:type="spellStart"/>
       <w:r>
         <w:rPr>
           <w:rFonts w:ascii="Consolas" w:eastAsia="Times New Roman" w:hAnsi="Consolas" w:cs="Times New Roman"/>
@@ -11916,17 +11058,7 @@
           <w:sz w:val="21"/>
           <w:szCs w:val="21"/>
         </w:rPr>
-        <w:t>httpMethod</w:t>
-      </w:r>
-      <w:proofErr w:type="spellEnd"/>
-      <w:r>
-        <w:rPr>
-          <w:rFonts w:ascii="Consolas" w:eastAsia="Times New Roman" w:hAnsi="Consolas" w:cs="Times New Roman"/>
-          <w:color w:val="9CDCFE"/>
-          <w:sz w:val="21"/>
-          <w:szCs w:val="21"/>
-        </w:rPr>
-        <w:t>:</w:t>
+        <w:t>httpMethod:</w:t>
       </w:r>
       <w:r>
         <w:rPr>
@@ -11977,7 +11109,6 @@
         </w:rPr>
         <w:t xml:space="preserve">                </w:t>
       </w:r>
-      <w:proofErr w:type="spellStart"/>
       <w:r>
         <w:rPr>
           <w:rFonts w:ascii="Consolas" w:eastAsia="Times New Roman" w:hAnsi="Consolas" w:cs="Times New Roman"/>
@@ -11985,9 +11116,17 @@
           <w:sz w:val="21"/>
           <w:szCs w:val="21"/>
         </w:rPr>
-        <w:t>authToken</w:t>
-      </w:r>
-      <w:proofErr w:type="spellEnd"/>
+        <w:t>authToken:</w:t>
+      </w:r>
+      <w:r>
+        <w:rPr>
+          <w:rFonts w:ascii="Consolas" w:eastAsia="Times New Roman" w:hAnsi="Consolas" w:cs="Times New Roman"/>
+          <w:color w:val="CCCCCC"/>
+          <w:sz w:val="21"/>
+          <w:szCs w:val="21"/>
+        </w:rPr>
+        <w:t xml:space="preserve"> </w:t>
+      </w:r>
       <w:r>
         <w:rPr>
           <w:rFonts w:ascii="Consolas" w:eastAsia="Times New Roman" w:hAnsi="Consolas" w:cs="Times New Roman"/>
@@ -11995,28 +11134,8 @@
           <w:sz w:val="21"/>
           <w:szCs w:val="21"/>
         </w:rPr>
-        <w:t>:</w:t>
-      </w:r>
-      <w:r>
-        <w:rPr>
-          <w:rFonts w:ascii="Consolas" w:eastAsia="Times New Roman" w:hAnsi="Consolas" w:cs="Times New Roman"/>
-          <w:color w:val="CCCCCC"/>
-          <w:sz w:val="21"/>
-          <w:szCs w:val="21"/>
-        </w:rPr>
-        <w:t xml:space="preserve"> </w:t>
-      </w:r>
-      <w:proofErr w:type="spellStart"/>
-      <w:r>
-        <w:rPr>
-          <w:rFonts w:ascii="Consolas" w:eastAsia="Times New Roman" w:hAnsi="Consolas" w:cs="Times New Roman"/>
-          <w:color w:val="9CDCFE"/>
-          <w:sz w:val="21"/>
-          <w:szCs w:val="21"/>
-        </w:rPr>
         <w:t>authKey</w:t>
       </w:r>
-      <w:proofErr w:type="spellEnd"/>
       <w:r>
         <w:rPr>
           <w:rFonts w:ascii="Consolas" w:eastAsia="Times New Roman" w:hAnsi="Consolas" w:cs="Times New Roman"/>
@@ -12048,7 +11167,6 @@
         </w:rPr>
         <w:t xml:space="preserve">                </w:t>
       </w:r>
-      <w:proofErr w:type="spellStart"/>
       <w:r>
         <w:rPr>
           <w:rFonts w:ascii="Consolas" w:eastAsia="Times New Roman" w:hAnsi="Consolas" w:cs="Times New Roman"/>
@@ -12056,9 +11174,17 @@
           <w:sz w:val="21"/>
           <w:szCs w:val="21"/>
         </w:rPr>
-        <w:t>basketId</w:t>
-      </w:r>
-      <w:proofErr w:type="spellEnd"/>
+        <w:t>basketId:</w:t>
+      </w:r>
+      <w:r>
+        <w:rPr>
+          <w:rFonts w:ascii="Consolas" w:eastAsia="Times New Roman" w:hAnsi="Consolas" w:cs="Times New Roman"/>
+          <w:color w:val="CCCCCC"/>
+          <w:sz w:val="21"/>
+          <w:szCs w:val="21"/>
+        </w:rPr>
+        <w:t xml:space="preserve"> </w:t>
+      </w:r>
       <w:r>
         <w:rPr>
           <w:rFonts w:ascii="Consolas" w:eastAsia="Times New Roman" w:hAnsi="Consolas" w:cs="Times New Roman"/>
@@ -12066,28 +11192,8 @@
           <w:sz w:val="21"/>
           <w:szCs w:val="21"/>
         </w:rPr>
-        <w:t>:</w:t>
-      </w:r>
-      <w:r>
-        <w:rPr>
-          <w:rFonts w:ascii="Consolas" w:eastAsia="Times New Roman" w:hAnsi="Consolas" w:cs="Times New Roman"/>
-          <w:color w:val="CCCCCC"/>
-          <w:sz w:val="21"/>
-          <w:szCs w:val="21"/>
-        </w:rPr>
-        <w:t xml:space="preserve"> </w:t>
-      </w:r>
-      <w:proofErr w:type="spellStart"/>
-      <w:r>
-        <w:rPr>
-          <w:rFonts w:ascii="Consolas" w:eastAsia="Times New Roman" w:hAnsi="Consolas" w:cs="Times New Roman"/>
-          <w:color w:val="9CDCFE"/>
-          <w:sz w:val="21"/>
-          <w:szCs w:val="21"/>
-        </w:rPr>
         <w:t>basketID</w:t>
       </w:r>
-      <w:proofErr w:type="spellEnd"/>
       <w:r>
         <w:rPr>
           <w:rFonts w:ascii="Consolas" w:eastAsia="Times New Roman" w:hAnsi="Consolas" w:cs="Times New Roman"/>
@@ -12119,7 +11225,6 @@
         </w:rPr>
         <w:t xml:space="preserve">                </w:t>
       </w:r>
-      <w:proofErr w:type="spellStart"/>
       <w:r>
         <w:rPr>
           <w:rFonts w:ascii="Consolas" w:eastAsia="Times New Roman" w:hAnsi="Consolas" w:cs="Times New Roman"/>
@@ -12127,9 +11232,17 @@
           <w:sz w:val="21"/>
           <w:szCs w:val="21"/>
         </w:rPr>
-        <w:t>countryCode</w:t>
-      </w:r>
-      <w:proofErr w:type="spellEnd"/>
+        <w:t>countryCode:</w:t>
+      </w:r>
+      <w:r>
+        <w:rPr>
+          <w:rFonts w:ascii="Consolas" w:eastAsia="Times New Roman" w:hAnsi="Consolas" w:cs="Times New Roman"/>
+          <w:color w:val="CCCCCC"/>
+          <w:sz w:val="21"/>
+          <w:szCs w:val="21"/>
+        </w:rPr>
+        <w:t xml:space="preserve"> </w:t>
+      </w:r>
       <w:r>
         <w:rPr>
           <w:rFonts w:ascii="Consolas" w:eastAsia="Times New Roman" w:hAnsi="Consolas" w:cs="Times New Roman"/>
@@ -12137,18 +11250,17 @@
           <w:sz w:val="21"/>
           <w:szCs w:val="21"/>
         </w:rPr>
-        <w:t>:</w:t>
-      </w:r>
-      <w:r>
-        <w:rPr>
-          <w:rFonts w:ascii="Consolas" w:eastAsia="Times New Roman" w:hAnsi="Consolas" w:cs="Times New Roman"/>
-          <w:color w:val="CCCCCC"/>
-          <w:sz w:val="21"/>
-          <w:szCs w:val="21"/>
-        </w:rPr>
-        <w:t xml:space="preserve"> </w:t>
-      </w:r>
-      <w:proofErr w:type="spellStart"/>
+        <w:t>obj</w:t>
+      </w:r>
+      <w:r>
+        <w:rPr>
+          <w:rFonts w:ascii="Consolas" w:eastAsia="Times New Roman" w:hAnsi="Consolas" w:cs="Times New Roman"/>
+          <w:color w:val="CCCCCC"/>
+          <w:sz w:val="21"/>
+          <w:szCs w:val="21"/>
+        </w:rPr>
+        <w:t>.</w:t>
+      </w:r>
       <w:r>
         <w:rPr>
           <w:rFonts w:ascii="Consolas" w:eastAsia="Times New Roman" w:hAnsi="Consolas" w:cs="Times New Roman"/>
@@ -12156,27 +11268,8 @@
           <w:sz w:val="21"/>
           <w:szCs w:val="21"/>
         </w:rPr>
-        <w:t>obj</w:t>
-      </w:r>
-      <w:r>
-        <w:rPr>
-          <w:rFonts w:ascii="Consolas" w:eastAsia="Times New Roman" w:hAnsi="Consolas" w:cs="Times New Roman"/>
-          <w:color w:val="CCCCCC"/>
-          <w:sz w:val="21"/>
-          <w:szCs w:val="21"/>
-        </w:rPr>
-        <w:t>.</w:t>
-      </w:r>
-      <w:r>
-        <w:rPr>
-          <w:rFonts w:ascii="Consolas" w:eastAsia="Times New Roman" w:hAnsi="Consolas" w:cs="Times New Roman"/>
-          <w:color w:val="9CDCFE"/>
-          <w:sz w:val="21"/>
-          <w:szCs w:val="21"/>
-        </w:rPr>
         <w:t>deliveryCountryIso</w:t>
       </w:r>
-      <w:proofErr w:type="spellEnd"/>
     </w:p>
     <w:p>
       <w:pPr>
@@ -12252,7 +11345,6 @@
         </w:rPr>
         <w:t xml:space="preserve"> (</w:t>
       </w:r>
-      <w:proofErr w:type="spellStart"/>
       <w:r>
         <w:rPr>
           <w:rFonts w:ascii="Consolas" w:eastAsia="Times New Roman" w:hAnsi="Consolas" w:cs="Times New Roman"/>
@@ -12280,7 +11372,6 @@
         </w:rPr>
         <w:t>isOk</w:t>
       </w:r>
-      <w:proofErr w:type="spellEnd"/>
       <w:r>
         <w:rPr>
           <w:rFonts w:ascii="Consolas" w:eastAsia="Times New Roman" w:hAnsi="Consolas" w:cs="Times New Roman"/>
@@ -12335,7 +11426,6 @@
         </w:rPr>
         <w:t>(</w:t>
       </w:r>
-      <w:proofErr w:type="spellStart"/>
       <w:r>
         <w:rPr>
           <w:rFonts w:ascii="Consolas" w:eastAsia="Times New Roman" w:hAnsi="Consolas" w:cs="Times New Roman"/>
@@ -12363,7 +11453,6 @@
         </w:rPr>
         <w:t>getObject</w:t>
       </w:r>
-      <w:proofErr w:type="spellEnd"/>
       <w:r>
         <w:rPr>
           <w:rFonts w:ascii="Consolas" w:eastAsia="Times New Roman" w:hAnsi="Consolas" w:cs="Times New Roman"/>
@@ -12413,7 +11502,6 @@
         </w:rPr>
         <w:t xml:space="preserve"> </w:t>
       </w:r>
-      <w:proofErr w:type="spellStart"/>
       <w:r>
         <w:rPr>
           <w:rFonts w:ascii="Consolas" w:eastAsia="Times New Roman" w:hAnsi="Consolas" w:cs="Times New Roman"/>
@@ -12423,7 +11511,6 @@
         </w:rPr>
         <w:t>orderData</w:t>
       </w:r>
-      <w:proofErr w:type="spellEnd"/>
       <w:r>
         <w:rPr>
           <w:rFonts w:ascii="Consolas" w:eastAsia="Times New Roman" w:hAnsi="Consolas" w:cs="Times New Roman"/>
@@ -12451,7 +11538,6 @@
         </w:rPr>
         <w:t xml:space="preserve"> </w:t>
       </w:r>
-      <w:proofErr w:type="spellStart"/>
       <w:r>
         <w:rPr>
           <w:rFonts w:ascii="Consolas" w:eastAsia="Times New Roman" w:hAnsi="Consolas" w:cs="Times New Roman"/>
@@ -12479,7 +11565,6 @@
         </w:rPr>
         <w:t>parse</w:t>
       </w:r>
-      <w:proofErr w:type="spellEnd"/>
       <w:r>
         <w:rPr>
           <w:rFonts w:ascii="Consolas" w:eastAsia="Times New Roman" w:hAnsi="Consolas" w:cs="Times New Roman"/>
@@ -12489,7 +11574,6 @@
         </w:rPr>
         <w:t>(</w:t>
       </w:r>
-      <w:proofErr w:type="spellStart"/>
       <w:r>
         <w:rPr>
           <w:rFonts w:ascii="Consolas" w:eastAsia="Times New Roman" w:hAnsi="Consolas" w:cs="Times New Roman"/>
@@ -12535,7 +11619,6 @@
         </w:rPr>
         <w:t>text</w:t>
       </w:r>
-      <w:proofErr w:type="spellEnd"/>
       <w:r>
         <w:rPr>
           <w:rFonts w:ascii="Consolas" w:eastAsia="Times New Roman" w:hAnsi="Consolas" w:cs="Times New Roman"/>
@@ -12567,7 +11650,6 @@
         </w:rPr>
         <w:t xml:space="preserve">                </w:t>
       </w:r>
-      <w:proofErr w:type="spellStart"/>
       <w:r>
         <w:rPr>
           <w:rFonts w:ascii="Consolas" w:eastAsia="Times New Roman" w:hAnsi="Consolas" w:cs="Times New Roman"/>
@@ -12595,7 +11677,6 @@
         </w:rPr>
         <w:t>wrap</w:t>
       </w:r>
-      <w:proofErr w:type="spellEnd"/>
       <w:r>
         <w:rPr>
           <w:rFonts w:ascii="Consolas" w:eastAsia="Times New Roman" w:hAnsi="Consolas" w:cs="Times New Roman"/>
@@ -12717,7 +11798,6 @@
         </w:rPr>
         <w:t xml:space="preserve">, </w:t>
       </w:r>
-      <w:proofErr w:type="spellStart"/>
       <w:r>
         <w:rPr>
           <w:rFonts w:ascii="Consolas" w:eastAsia="Times New Roman" w:hAnsi="Consolas" w:cs="Times New Roman"/>
@@ -12727,7 +11807,6 @@
         </w:rPr>
         <w:t>obj</w:t>
       </w:r>
-      <w:proofErr w:type="spellEnd"/>
       <w:r>
         <w:rPr>
           <w:rFonts w:ascii="Consolas" w:eastAsia="Times New Roman" w:hAnsi="Consolas" w:cs="Times New Roman"/>
@@ -12812,7 +11891,6 @@
         </w:rPr>
         <w:t xml:space="preserve">                </w:t>
       </w:r>
-      <w:proofErr w:type="spellStart"/>
       <w:r>
         <w:rPr>
           <w:rFonts w:ascii="Consolas" w:eastAsia="Times New Roman" w:hAnsi="Consolas" w:cs="Times New Roman"/>
@@ -12822,7 +11900,6 @@
         </w:rPr>
         <w:t>responseJSON</w:t>
       </w:r>
-      <w:proofErr w:type="spellEnd"/>
       <w:r>
         <w:rPr>
           <w:rFonts w:ascii="Consolas" w:eastAsia="Times New Roman" w:hAnsi="Consolas" w:cs="Times New Roman"/>
@@ -12872,7 +11949,6 @@
         </w:rPr>
         <w:t xml:space="preserve">                    </w:t>
       </w:r>
-      <w:proofErr w:type="spellStart"/>
       <w:r>
         <w:rPr>
           <w:rFonts w:ascii="Consolas" w:eastAsia="Times New Roman" w:hAnsi="Consolas" w:cs="Times New Roman"/>
@@ -12880,9 +11956,17 @@
           <w:sz w:val="21"/>
           <w:szCs w:val="21"/>
         </w:rPr>
-        <w:t>OrderNumber</w:t>
-      </w:r>
-      <w:proofErr w:type="spellEnd"/>
+        <w:t>OrderNumber:</w:t>
+      </w:r>
+      <w:r>
+        <w:rPr>
+          <w:rFonts w:ascii="Consolas" w:eastAsia="Times New Roman" w:hAnsi="Consolas" w:cs="Times New Roman"/>
+          <w:color w:val="CCCCCC"/>
+          <w:sz w:val="21"/>
+          <w:szCs w:val="21"/>
+        </w:rPr>
+        <w:t xml:space="preserve"> </w:t>
+      </w:r>
       <w:r>
         <w:rPr>
           <w:rFonts w:ascii="Consolas" w:eastAsia="Times New Roman" w:hAnsi="Consolas" w:cs="Times New Roman"/>
@@ -12890,18 +11974,17 @@
           <w:sz w:val="21"/>
           <w:szCs w:val="21"/>
         </w:rPr>
-        <w:t>:</w:t>
-      </w:r>
-      <w:r>
-        <w:rPr>
-          <w:rFonts w:ascii="Consolas" w:eastAsia="Times New Roman" w:hAnsi="Consolas" w:cs="Times New Roman"/>
-          <w:color w:val="CCCCCC"/>
-          <w:sz w:val="21"/>
-          <w:szCs w:val="21"/>
-        </w:rPr>
-        <w:t xml:space="preserve"> </w:t>
-      </w:r>
-      <w:proofErr w:type="spellStart"/>
+        <w:t>orderData</w:t>
+      </w:r>
+      <w:r>
+        <w:rPr>
+          <w:rFonts w:ascii="Consolas" w:eastAsia="Times New Roman" w:hAnsi="Consolas" w:cs="Times New Roman"/>
+          <w:color w:val="CCCCCC"/>
+          <w:sz w:val="21"/>
+          <w:szCs w:val="21"/>
+        </w:rPr>
+        <w:t>.</w:t>
+      </w:r>
       <w:r>
         <w:rPr>
           <w:rFonts w:ascii="Consolas" w:eastAsia="Times New Roman" w:hAnsi="Consolas" w:cs="Times New Roman"/>
@@ -12909,27 +11992,8 @@
           <w:sz w:val="21"/>
           <w:szCs w:val="21"/>
         </w:rPr>
-        <w:t>orderData</w:t>
-      </w:r>
-      <w:r>
-        <w:rPr>
-          <w:rFonts w:ascii="Consolas" w:eastAsia="Times New Roman" w:hAnsi="Consolas" w:cs="Times New Roman"/>
-          <w:color w:val="CCCCCC"/>
-          <w:sz w:val="21"/>
-          <w:szCs w:val="21"/>
-        </w:rPr>
-        <w:t>.</w:t>
-      </w:r>
-      <w:r>
-        <w:rPr>
-          <w:rFonts w:ascii="Consolas" w:eastAsia="Times New Roman" w:hAnsi="Consolas" w:cs="Times New Roman"/>
-          <w:color w:val="9CDCFE"/>
-          <w:sz w:val="21"/>
-          <w:szCs w:val="21"/>
-        </w:rPr>
         <w:t>order_no</w:t>
       </w:r>
-      <w:proofErr w:type="spellEnd"/>
       <w:r>
         <w:rPr>
           <w:rFonts w:ascii="Consolas" w:eastAsia="Times New Roman" w:hAnsi="Consolas" w:cs="Times New Roman"/>
@@ -12961,7 +12025,6 @@
         </w:rPr>
         <w:t xml:space="preserve">                    </w:t>
       </w:r>
-      <w:proofErr w:type="spellStart"/>
       <w:r>
         <w:rPr>
           <w:rFonts w:ascii="Consolas" w:eastAsia="Times New Roman" w:hAnsi="Consolas" w:cs="Times New Roman"/>
@@ -12969,9 +12032,17 @@
           <w:sz w:val="21"/>
           <w:szCs w:val="21"/>
         </w:rPr>
-        <w:t>EShopWorldOrderNumber</w:t>
-      </w:r>
-      <w:proofErr w:type="spellEnd"/>
+        <w:t>EShopWorldOrderNumber:</w:t>
+      </w:r>
+      <w:r>
+        <w:rPr>
+          <w:rFonts w:ascii="Consolas" w:eastAsia="Times New Roman" w:hAnsi="Consolas" w:cs="Times New Roman"/>
+          <w:color w:val="CCCCCC"/>
+          <w:sz w:val="21"/>
+          <w:szCs w:val="21"/>
+        </w:rPr>
+        <w:t xml:space="preserve"> </w:t>
+      </w:r>
       <w:r>
         <w:rPr>
           <w:rFonts w:ascii="Consolas" w:eastAsia="Times New Roman" w:hAnsi="Consolas" w:cs="Times New Roman"/>
@@ -12979,18 +12050,17 @@
           <w:sz w:val="21"/>
           <w:szCs w:val="21"/>
         </w:rPr>
-        <w:t>:</w:t>
-      </w:r>
-      <w:r>
-        <w:rPr>
-          <w:rFonts w:ascii="Consolas" w:eastAsia="Times New Roman" w:hAnsi="Consolas" w:cs="Times New Roman"/>
-          <w:color w:val="CCCCCC"/>
-          <w:sz w:val="21"/>
-          <w:szCs w:val="21"/>
-        </w:rPr>
-        <w:t xml:space="preserve"> </w:t>
-      </w:r>
-      <w:proofErr w:type="spellStart"/>
+        <w:t>obj</w:t>
+      </w:r>
+      <w:r>
+        <w:rPr>
+          <w:rFonts w:ascii="Consolas" w:eastAsia="Times New Roman" w:hAnsi="Consolas" w:cs="Times New Roman"/>
+          <w:color w:val="CCCCCC"/>
+          <w:sz w:val="21"/>
+          <w:szCs w:val="21"/>
+        </w:rPr>
+        <w:t>.</w:t>
+      </w:r>
       <w:r>
         <w:rPr>
           <w:rFonts w:ascii="Consolas" w:eastAsia="Times New Roman" w:hAnsi="Consolas" w:cs="Times New Roman"/>
@@ -12998,27 +12068,8 @@
           <w:sz w:val="21"/>
           <w:szCs w:val="21"/>
         </w:rPr>
-        <w:t>obj</w:t>
-      </w:r>
-      <w:r>
-        <w:rPr>
-          <w:rFonts w:ascii="Consolas" w:eastAsia="Times New Roman" w:hAnsi="Consolas" w:cs="Times New Roman"/>
-          <w:color w:val="CCCCCC"/>
-          <w:sz w:val="21"/>
-          <w:szCs w:val="21"/>
-        </w:rPr>
-        <w:t>.</w:t>
-      </w:r>
-      <w:r>
-        <w:rPr>
-          <w:rFonts w:ascii="Consolas" w:eastAsia="Times New Roman" w:hAnsi="Consolas" w:cs="Times New Roman"/>
-          <w:color w:val="9CDCFE"/>
-          <w:sz w:val="21"/>
-          <w:szCs w:val="21"/>
-        </w:rPr>
         <w:t>eShopWorldOrderNumber</w:t>
       </w:r>
-      <w:proofErr w:type="spellEnd"/>
       <w:r>
         <w:rPr>
           <w:rFonts w:ascii="Consolas" w:eastAsia="Times New Roman" w:hAnsi="Consolas" w:cs="Times New Roman"/>
@@ -13050,7 +12101,6 @@
         </w:rPr>
         <w:t xml:space="preserve">                    </w:t>
       </w:r>
-      <w:proofErr w:type="spellStart"/>
       <w:r>
         <w:rPr>
           <w:rFonts w:ascii="Consolas" w:eastAsia="Times New Roman" w:hAnsi="Consolas" w:cs="Times New Roman"/>
@@ -13058,17 +12108,7 @@
           <w:sz w:val="21"/>
           <w:szCs w:val="21"/>
         </w:rPr>
-        <w:t>ResponseCode</w:t>
-      </w:r>
-      <w:proofErr w:type="spellEnd"/>
-      <w:r>
-        <w:rPr>
-          <w:rFonts w:ascii="Consolas" w:eastAsia="Times New Roman" w:hAnsi="Consolas" w:cs="Times New Roman"/>
-          <w:color w:val="9CDCFE"/>
-          <w:sz w:val="21"/>
-          <w:szCs w:val="21"/>
-        </w:rPr>
-        <w:t>:</w:t>
+        <w:t>ResponseCode:</w:t>
       </w:r>
       <w:r>
         <w:rPr>
@@ -13119,7 +12159,6 @@
         </w:rPr>
         <w:t xml:space="preserve">                    </w:t>
       </w:r>
-      <w:proofErr w:type="spellStart"/>
       <w:r>
         <w:rPr>
           <w:rFonts w:ascii="Consolas" w:eastAsia="Times New Roman" w:hAnsi="Consolas" w:cs="Times New Roman"/>
@@ -13127,17 +12166,7 @@
           <w:sz w:val="21"/>
           <w:szCs w:val="21"/>
         </w:rPr>
-        <w:t>ResponseText</w:t>
-      </w:r>
-      <w:proofErr w:type="spellEnd"/>
-      <w:r>
-        <w:rPr>
-          <w:rFonts w:ascii="Consolas" w:eastAsia="Times New Roman" w:hAnsi="Consolas" w:cs="Times New Roman"/>
-          <w:color w:val="9CDCFE"/>
-          <w:sz w:val="21"/>
-          <w:szCs w:val="21"/>
-        </w:rPr>
-        <w:t>:</w:t>
+        <w:t>ResponseText:</w:t>
       </w:r>
       <w:r>
         <w:rPr>
@@ -13415,7 +12444,6 @@
         </w:rPr>
         <w:t xml:space="preserve">            </w:t>
       </w:r>
-      <w:proofErr w:type="spellStart"/>
       <w:r>
         <w:rPr>
           <w:rFonts w:ascii="Consolas" w:eastAsia="Times New Roman" w:hAnsi="Consolas" w:cs="Times New Roman"/>
@@ -13443,7 +12471,6 @@
         </w:rPr>
         <w:t>error</w:t>
       </w:r>
-      <w:proofErr w:type="spellEnd"/>
       <w:r>
         <w:rPr>
           <w:rFonts w:ascii="Consolas" w:eastAsia="Times New Roman" w:hAnsi="Consolas" w:cs="Times New Roman"/>
@@ -13471,7 +12498,6 @@
         </w:rPr>
         <w:t xml:space="preserve">, </w:t>
       </w:r>
-      <w:proofErr w:type="spellStart"/>
       <w:r>
         <w:rPr>
           <w:rFonts w:ascii="Consolas" w:eastAsia="Times New Roman" w:hAnsi="Consolas" w:cs="Times New Roman"/>
@@ -13499,7 +12525,6 @@
         </w:rPr>
         <w:t>message</w:t>
       </w:r>
-      <w:proofErr w:type="spellEnd"/>
       <w:r>
         <w:rPr>
           <w:rFonts w:ascii="Consolas" w:eastAsia="Times New Roman" w:hAnsi="Consolas" w:cs="Times New Roman"/>
@@ -13610,27 +12635,7 @@
           <w:sz w:val="21"/>
           <w:szCs w:val="21"/>
         </w:rPr>
-        <w:t>'</w:t>
-      </w:r>
-      <w:proofErr w:type="spellStart"/>
-      <w:r>
-        <w:rPr>
-          <w:rFonts w:ascii="Consolas" w:eastAsia="Times New Roman" w:hAnsi="Consolas" w:cs="Times New Roman"/>
-          <w:color w:val="CE9178"/>
-          <w:sz w:val="21"/>
-          <w:szCs w:val="21"/>
-        </w:rPr>
-        <w:t>SystemError</w:t>
-      </w:r>
-      <w:proofErr w:type="spellEnd"/>
-      <w:r>
-        <w:rPr>
-          <w:rFonts w:ascii="Consolas" w:eastAsia="Times New Roman" w:hAnsi="Consolas" w:cs="Times New Roman"/>
-          <w:color w:val="CE9178"/>
-          <w:sz w:val="21"/>
-          <w:szCs w:val="21"/>
-        </w:rPr>
-        <w:t>'</w:t>
+        <w:t>'SystemError'</w:t>
       </w:r>
       <w:r>
         <w:rPr>
@@ -13663,7 +12668,6 @@
         </w:rPr>
         <w:t xml:space="preserve">                </w:t>
       </w:r>
-      <w:proofErr w:type="spellStart"/>
       <w:r>
         <w:rPr>
           <w:rFonts w:ascii="Consolas" w:eastAsia="Times New Roman" w:hAnsi="Consolas" w:cs="Times New Roman"/>
@@ -13691,7 +12695,6 @@
         </w:rPr>
         <w:t>setStatus</w:t>
       </w:r>
-      <w:proofErr w:type="spellEnd"/>
       <w:r>
         <w:rPr>
           <w:rFonts w:ascii="Consolas" w:eastAsia="Times New Roman" w:hAnsi="Consolas" w:cs="Times New Roman"/>
@@ -13741,7 +12744,6 @@
         </w:rPr>
         <w:t xml:space="preserve">                </w:t>
       </w:r>
-      <w:proofErr w:type="spellStart"/>
       <w:r>
         <w:rPr>
           <w:rFonts w:ascii="Consolas" w:eastAsia="Times New Roman" w:hAnsi="Consolas" w:cs="Times New Roman"/>
@@ -13769,7 +12771,6 @@
         </w:rPr>
         <w:t>ResponseCode</w:t>
       </w:r>
-      <w:proofErr w:type="spellEnd"/>
       <w:r>
         <w:rPr>
           <w:rFonts w:ascii="Consolas" w:eastAsia="Times New Roman" w:hAnsi="Consolas" w:cs="Times New Roman"/>
@@ -13837,7 +12838,6 @@
         </w:rPr>
         <w:t xml:space="preserve">                </w:t>
       </w:r>
-      <w:proofErr w:type="spellStart"/>
       <w:r>
         <w:rPr>
           <w:rFonts w:ascii="Consolas" w:eastAsia="Times New Roman" w:hAnsi="Consolas" w:cs="Times New Roman"/>
@@ -13865,7 +12865,6 @@
         </w:rPr>
         <w:t>ResponseText</w:t>
       </w:r>
-      <w:proofErr w:type="spellEnd"/>
       <w:r>
         <w:rPr>
           <w:rFonts w:ascii="Consolas" w:eastAsia="Times New Roman" w:hAnsi="Consolas" w:cs="Times New Roman"/>
@@ -13973,7 +12972,6 @@
         </w:rPr>
         <w:t xml:space="preserve">                </w:t>
       </w:r>
-      <w:proofErr w:type="spellStart"/>
       <w:r>
         <w:rPr>
           <w:rFonts w:ascii="Consolas" w:eastAsia="Times New Roman" w:hAnsi="Consolas" w:cs="Times New Roman"/>
@@ -14001,7 +12999,6 @@
         </w:rPr>
         <w:t>setStatus</w:t>
       </w:r>
-      <w:proofErr w:type="spellEnd"/>
       <w:r>
         <w:rPr>
           <w:rFonts w:ascii="Consolas" w:eastAsia="Times New Roman" w:hAnsi="Consolas" w:cs="Times New Roman"/>
@@ -14051,7 +13048,6 @@
         </w:rPr>
         <w:t xml:space="preserve">                </w:t>
       </w:r>
-      <w:proofErr w:type="spellStart"/>
       <w:r>
         <w:rPr>
           <w:rFonts w:ascii="Consolas" w:eastAsia="Times New Roman" w:hAnsi="Consolas" w:cs="Times New Roman"/>
@@ -14079,7 +13075,6 @@
         </w:rPr>
         <w:t>ResponseCode</w:t>
       </w:r>
-      <w:proofErr w:type="spellEnd"/>
       <w:r>
         <w:rPr>
           <w:rFonts w:ascii="Consolas" w:eastAsia="Times New Roman" w:hAnsi="Consolas" w:cs="Times New Roman"/>
@@ -14147,7 +13142,6 @@
         </w:rPr>
         <w:t xml:space="preserve">                </w:t>
       </w:r>
-      <w:proofErr w:type="spellStart"/>
       <w:r>
         <w:rPr>
           <w:rFonts w:ascii="Consolas" w:eastAsia="Times New Roman" w:hAnsi="Consolas" w:cs="Times New Roman"/>
@@ -14175,7 +13169,6 @@
         </w:rPr>
         <w:t>ResponseText</w:t>
       </w:r>
-      <w:proofErr w:type="spellEnd"/>
       <w:r>
         <w:rPr>
           <w:rFonts w:ascii="Consolas" w:eastAsia="Times New Roman" w:hAnsi="Consolas" w:cs="Times New Roman"/>
@@ -14300,7 +13293,6 @@
         </w:rPr>
         <w:t xml:space="preserve">        </w:t>
       </w:r>
-      <w:proofErr w:type="spellStart"/>
       <w:r>
         <w:rPr>
           <w:rFonts w:ascii="Consolas" w:eastAsia="Times New Roman" w:hAnsi="Consolas" w:cs="Times New Roman"/>
@@ -14328,7 +13320,6 @@
         </w:rPr>
         <w:t>eswInfoLogger</w:t>
       </w:r>
-      <w:proofErr w:type="spellEnd"/>
       <w:r>
         <w:rPr>
           <w:rFonts w:ascii="Consolas" w:eastAsia="Times New Roman" w:hAnsi="Consolas" w:cs="Times New Roman"/>
@@ -14345,27 +13336,7 @@
           <w:sz w:val="21"/>
           <w:szCs w:val="21"/>
         </w:rPr>
-        <w:t>'</w:t>
-      </w:r>
-      <w:proofErr w:type="spellStart"/>
-      <w:r>
-        <w:rPr>
-          <w:rFonts w:ascii="Consolas" w:eastAsia="Times New Roman" w:hAnsi="Consolas" w:cs="Times New Roman"/>
-          <w:color w:val="CE9178"/>
-          <w:sz w:val="21"/>
-          <w:szCs w:val="21"/>
-        </w:rPr>
-        <w:t>Esw</w:t>
-      </w:r>
-      <w:proofErr w:type="spellEnd"/>
-      <w:r>
-        <w:rPr>
-          <w:rFonts w:ascii="Consolas" w:eastAsia="Times New Roman" w:hAnsi="Consolas" w:cs="Times New Roman"/>
-          <w:color w:val="CE9178"/>
-          <w:sz w:val="21"/>
-          <w:szCs w:val="21"/>
-        </w:rPr>
-        <w:t xml:space="preserve"> Order Confirmation Response'</w:t>
+        <w:t>'Esw Order Confirmation Response'</w:t>
       </w:r>
       <w:r>
         <w:rPr>
@@ -14376,7 +13347,6 @@
         </w:rPr>
         <w:t xml:space="preserve">, </w:t>
       </w:r>
-      <w:proofErr w:type="spellStart"/>
       <w:r>
         <w:rPr>
           <w:rFonts w:ascii="Consolas" w:eastAsia="Times New Roman" w:hAnsi="Consolas" w:cs="Times New Roman"/>
@@ -14404,7 +13374,6 @@
         </w:rPr>
         <w:t>stringify</w:t>
       </w:r>
-      <w:proofErr w:type="spellEnd"/>
       <w:r>
         <w:rPr>
           <w:rFonts w:ascii="Consolas" w:eastAsia="Times New Roman" w:hAnsi="Consolas" w:cs="Times New Roman"/>
@@ -14414,7 +13383,6 @@
         </w:rPr>
         <w:t>(</w:t>
       </w:r>
-      <w:proofErr w:type="spellStart"/>
       <w:r>
         <w:rPr>
           <w:rFonts w:ascii="Consolas" w:eastAsia="Times New Roman" w:hAnsi="Consolas" w:cs="Times New Roman"/>
@@ -14424,7 +13392,6 @@
         </w:rPr>
         <w:t>responseJSON</w:t>
       </w:r>
-      <w:proofErr w:type="spellEnd"/>
       <w:r>
         <w:rPr>
           <w:rFonts w:ascii="Consolas" w:eastAsia="Times New Roman" w:hAnsi="Consolas" w:cs="Times New Roman"/>
@@ -14491,7 +13458,6 @@
         </w:rPr>
         <w:t xml:space="preserve">    </w:t>
       </w:r>
-      <w:proofErr w:type="spellStart"/>
       <w:r>
         <w:rPr>
           <w:rFonts w:ascii="Consolas" w:eastAsia="Times New Roman" w:hAnsi="Consolas" w:cs="Times New Roman"/>
@@ -14519,7 +13485,6 @@
         </w:rPr>
         <w:t>renderJSON</w:t>
       </w:r>
-      <w:proofErr w:type="spellEnd"/>
       <w:r>
         <w:rPr>
           <w:rFonts w:ascii="Consolas" w:eastAsia="Times New Roman" w:hAnsi="Consolas" w:cs="Times New Roman"/>
@@ -14529,7 +13494,6 @@
         </w:rPr>
         <w:t>(</w:t>
       </w:r>
-      <w:proofErr w:type="spellStart"/>
       <w:r>
         <w:rPr>
           <w:rFonts w:ascii="Consolas" w:eastAsia="Times New Roman" w:hAnsi="Consolas" w:cs="Times New Roman"/>
@@ -14539,7 +13503,6 @@
         </w:rPr>
         <w:t>responseJSON</w:t>
       </w:r>
-      <w:proofErr w:type="spellEnd"/>
       <w:r>
         <w:rPr>
           <w:rFonts w:ascii="Consolas" w:eastAsia="Times New Roman" w:hAnsi="Consolas" w:cs="Times New Roman"/>
@@ -14633,27 +13596,7 @@
           <w:sz w:val="21"/>
           <w:szCs w:val="21"/>
         </w:rPr>
-        <w:t xml:space="preserve"> * Function to be called to render ESW </w:t>
-      </w:r>
-      <w:proofErr w:type="spellStart"/>
-      <w:r>
-        <w:rPr>
-          <w:rFonts w:ascii="Consolas" w:eastAsia="Times New Roman" w:hAnsi="Consolas" w:cs="Times New Roman"/>
-          <w:color w:val="6A9955"/>
-          <w:sz w:val="21"/>
-          <w:szCs w:val="21"/>
-        </w:rPr>
-        <w:t>Embeded</w:t>
-      </w:r>
-      <w:proofErr w:type="spellEnd"/>
-      <w:r>
-        <w:rPr>
-          <w:rFonts w:ascii="Consolas" w:eastAsia="Times New Roman" w:hAnsi="Consolas" w:cs="Times New Roman"/>
-          <w:color w:val="6A9955"/>
-          <w:sz w:val="21"/>
-          <w:szCs w:val="21"/>
-        </w:rPr>
-        <w:t xml:space="preserve"> Checkout page</w:t>
+        <w:t> * Function to be called to render ESW Embeded Checkout page</w:t>
       </w:r>
     </w:p>
     <w:p>
@@ -14708,7 +13651,6 @@
         </w:rPr>
         <w:t xml:space="preserve"> </w:t>
       </w:r>
-      <w:proofErr w:type="spellStart"/>
       <w:r>
         <w:rPr>
           <w:rFonts w:ascii="Consolas" w:eastAsia="Times New Roman" w:hAnsi="Consolas" w:cs="Times New Roman"/>
@@ -14718,7 +13660,6 @@
         </w:rPr>
         <w:t>eswEmbeddedCheckout</w:t>
       </w:r>
-      <w:proofErr w:type="spellEnd"/>
       <w:r>
         <w:rPr>
           <w:rFonts w:ascii="Consolas" w:eastAsia="Times New Roman" w:hAnsi="Consolas" w:cs="Times New Roman"/>
@@ -14750,7 +13691,6 @@
         </w:rPr>
         <w:t xml:space="preserve">    </w:t>
       </w:r>
-      <w:proofErr w:type="spellStart"/>
       <w:r>
         <w:rPr>
           <w:rFonts w:ascii="Consolas" w:eastAsia="Times New Roman" w:hAnsi="Consolas" w:cs="Times New Roman"/>
@@ -14778,7 +13718,6 @@
         </w:rPr>
         <w:t>getView</w:t>
       </w:r>
-      <w:proofErr w:type="spellEnd"/>
       <w:r>
         <w:rPr>
           <w:rFonts w:ascii="Consolas" w:eastAsia="Times New Roman" w:hAnsi="Consolas" w:cs="Times New Roman"/>
@@ -14810,7 +13749,6 @@
         </w:rPr>
         <w:t xml:space="preserve">        </w:t>
       </w:r>
-      <w:proofErr w:type="spellStart"/>
       <w:r>
         <w:rPr>
           <w:rFonts w:ascii="Consolas" w:eastAsia="Times New Roman" w:hAnsi="Consolas" w:cs="Times New Roman"/>
@@ -14818,9 +13756,17 @@
           <w:sz w:val="21"/>
           <w:szCs w:val="21"/>
         </w:rPr>
-        <w:t>eswCheckoutUrl</w:t>
-      </w:r>
-      <w:proofErr w:type="spellEnd"/>
+        <w:t>eswCheckoutUrl:</w:t>
+      </w:r>
+      <w:r>
+        <w:rPr>
+          <w:rFonts w:ascii="Consolas" w:eastAsia="Times New Roman" w:hAnsi="Consolas" w:cs="Times New Roman"/>
+          <w:color w:val="CCCCCC"/>
+          <w:sz w:val="21"/>
+          <w:szCs w:val="21"/>
+        </w:rPr>
+        <w:t xml:space="preserve"> </w:t>
+      </w:r>
       <w:r>
         <w:rPr>
           <w:rFonts w:ascii="Consolas" w:eastAsia="Times New Roman" w:hAnsi="Consolas" w:cs="Times New Roman"/>
@@ -14828,18 +13774,17 @@
           <w:sz w:val="21"/>
           <w:szCs w:val="21"/>
         </w:rPr>
-        <w:t>:</w:t>
-      </w:r>
-      <w:r>
-        <w:rPr>
-          <w:rFonts w:ascii="Consolas" w:eastAsia="Times New Roman" w:hAnsi="Consolas" w:cs="Times New Roman"/>
-          <w:color w:val="CCCCCC"/>
-          <w:sz w:val="21"/>
-          <w:szCs w:val="21"/>
-        </w:rPr>
-        <w:t xml:space="preserve"> </w:t>
-      </w:r>
-      <w:proofErr w:type="spellStart"/>
+        <w:t>request</w:t>
+      </w:r>
+      <w:r>
+        <w:rPr>
+          <w:rFonts w:ascii="Consolas" w:eastAsia="Times New Roman" w:hAnsi="Consolas" w:cs="Times New Roman"/>
+          <w:color w:val="CCCCCC"/>
+          <w:sz w:val="21"/>
+          <w:szCs w:val="21"/>
+        </w:rPr>
+        <w:t>.</w:t>
+      </w:r>
       <w:r>
         <w:rPr>
           <w:rFonts w:ascii="Consolas" w:eastAsia="Times New Roman" w:hAnsi="Consolas" w:cs="Times New Roman"/>
@@ -14847,7 +13792,7 @@
           <w:sz w:val="21"/>
           <w:szCs w:val="21"/>
         </w:rPr>
-        <w:t>request</w:t>
+        <w:t>httpQueryString</w:t>
       </w:r>
       <w:r>
         <w:rPr>
@@ -14865,27 +13810,8 @@
           <w:sz w:val="21"/>
           <w:szCs w:val="21"/>
         </w:rPr>
-        <w:t>httpQueryString</w:t>
-      </w:r>
-      <w:r>
-        <w:rPr>
-          <w:rFonts w:ascii="Consolas" w:eastAsia="Times New Roman" w:hAnsi="Consolas" w:cs="Times New Roman"/>
-          <w:color w:val="CCCCCC"/>
-          <w:sz w:val="21"/>
-          <w:szCs w:val="21"/>
-        </w:rPr>
-        <w:t>.</w:t>
-      </w:r>
-      <w:r>
-        <w:rPr>
-          <w:rFonts w:ascii="Consolas" w:eastAsia="Times New Roman" w:hAnsi="Consolas" w:cs="Times New Roman"/>
-          <w:color w:val="9CDCFE"/>
-          <w:sz w:val="21"/>
-          <w:szCs w:val="21"/>
-        </w:rPr>
         <w:t>eswiframeurl</w:t>
       </w:r>
-      <w:proofErr w:type="spellEnd"/>
     </w:p>
     <w:p>
       <w:pPr>
@@ -14933,27 +13859,7 @@
           <w:sz w:val="21"/>
           <w:szCs w:val="21"/>
         </w:rPr>
-        <w:t>'checkout/</w:t>
-      </w:r>
-      <w:proofErr w:type="spellStart"/>
-      <w:r>
-        <w:rPr>
-          <w:rFonts w:ascii="Consolas" w:eastAsia="Times New Roman" w:hAnsi="Consolas" w:cs="Times New Roman"/>
-          <w:color w:val="CE9178"/>
-          <w:sz w:val="21"/>
-          <w:szCs w:val="21"/>
-        </w:rPr>
-        <w:t>eswEmbeddedCheckout</w:t>
-      </w:r>
-      <w:proofErr w:type="spellEnd"/>
-      <w:r>
-        <w:rPr>
-          <w:rFonts w:ascii="Consolas" w:eastAsia="Times New Roman" w:hAnsi="Consolas" w:cs="Times New Roman"/>
-          <w:color w:val="CE9178"/>
-          <w:sz w:val="21"/>
-          <w:szCs w:val="21"/>
-        </w:rPr>
-        <w:t>'</w:t>
+        <w:t>'checkout/eswEmbeddedCheckout'</w:t>
       </w:r>
       <w:r>
         <w:rPr>
@@ -15027,27 +13933,7 @@
           <w:sz w:val="21"/>
           <w:szCs w:val="21"/>
         </w:rPr>
-        <w:t xml:space="preserve">/** Renders the </w:t>
-      </w:r>
-      <w:proofErr w:type="spellStart"/>
-      <w:r>
-        <w:rPr>
-          <w:rFonts w:ascii="Consolas" w:eastAsia="Times New Roman" w:hAnsi="Consolas" w:cs="Times New Roman"/>
-          <w:color w:val="6A9955"/>
-          <w:sz w:val="21"/>
-          <w:szCs w:val="21"/>
-        </w:rPr>
-        <w:t>Embeded</w:t>
-      </w:r>
-      <w:proofErr w:type="spellEnd"/>
-      <w:r>
-        <w:rPr>
-          <w:rFonts w:ascii="Consolas" w:eastAsia="Times New Roman" w:hAnsi="Consolas" w:cs="Times New Roman"/>
-          <w:color w:val="6A9955"/>
-          <w:sz w:val="21"/>
-          <w:szCs w:val="21"/>
-        </w:rPr>
-        <w:t xml:space="preserve"> checkout</w:t>
+        <w:t>/** Renders the Embeded checkout</w:t>
       </w:r>
     </w:p>
     <w:p>
@@ -15089,7 +13975,6 @@
         </w:rPr>
         <w:t xml:space="preserve"> </w:t>
       </w:r>
-      <w:proofErr w:type="spellStart"/>
       <w:r>
         <w:rPr>
           <w:rFonts w:ascii="Consolas" w:eastAsia="Times New Roman" w:hAnsi="Consolas" w:cs="Times New Roman"/>
@@ -15099,7 +13984,6 @@
         </w:rPr>
         <w:t>module:controllers</w:t>
       </w:r>
-      <w:proofErr w:type="spellEnd"/>
       <w:r>
         <w:rPr>
           <w:rFonts w:ascii="Consolas" w:eastAsia="Times New Roman" w:hAnsi="Consolas" w:cs="Times New Roman"/>
@@ -15107,27 +13991,7 @@
           <w:sz w:val="21"/>
           <w:szCs w:val="21"/>
         </w:rPr>
-        <w:t>/</w:t>
-      </w:r>
-      <w:proofErr w:type="spellStart"/>
-      <w:r>
-        <w:rPr>
-          <w:rFonts w:ascii="Consolas" w:eastAsia="Times New Roman" w:hAnsi="Consolas" w:cs="Times New Roman"/>
-          <w:color w:val="6A9955"/>
-          <w:sz w:val="21"/>
-          <w:szCs w:val="21"/>
-        </w:rPr>
-        <w:t>EShopWorldSG~eswEmbeddedCheckout</w:t>
-      </w:r>
-      <w:proofErr w:type="spellEnd"/>
-      <w:r>
-        <w:rPr>
-          <w:rFonts w:ascii="Consolas" w:eastAsia="Times New Roman" w:hAnsi="Consolas" w:cs="Times New Roman"/>
-          <w:color w:val="6A9955"/>
-          <w:sz w:val="21"/>
-          <w:szCs w:val="21"/>
-        </w:rPr>
-        <w:t xml:space="preserve"> */</w:t>
+        <w:t>/EShopWorldSG~eswEmbeddedCheckout */</w:t>
       </w:r>
     </w:p>
     <w:p>
@@ -15142,7 +14006,6 @@
           <w:szCs w:val="21"/>
         </w:rPr>
       </w:pPr>
-      <w:proofErr w:type="spellStart"/>
       <w:r>
         <w:rPr>
           <w:rFonts w:ascii="Consolas" w:eastAsia="Times New Roman" w:hAnsi="Consolas" w:cs="Times New Roman"/>
@@ -15170,7 +14033,6 @@
         </w:rPr>
         <w:t>EswEmbeddedCheckout</w:t>
       </w:r>
-      <w:proofErr w:type="spellEnd"/>
       <w:r>
         <w:rPr>
           <w:rFonts w:ascii="Consolas" w:eastAsia="Times New Roman" w:hAnsi="Consolas" w:cs="Times New Roman"/>
@@ -15198,7 +14060,6 @@
         </w:rPr>
         <w:t xml:space="preserve"> </w:t>
       </w:r>
-      <w:proofErr w:type="spellStart"/>
       <w:r>
         <w:rPr>
           <w:rFonts w:ascii="Consolas" w:eastAsia="Times New Roman" w:hAnsi="Consolas" w:cs="Times New Roman"/>
@@ -15226,7 +14087,6 @@
         </w:rPr>
         <w:t>ensure</w:t>
       </w:r>
-      <w:proofErr w:type="spellEnd"/>
       <w:r>
         <w:rPr>
           <w:rFonts w:ascii="Consolas" w:eastAsia="Times New Roman" w:hAnsi="Consolas" w:cs="Times New Roman"/>
@@ -15254,7 +14114,6 @@
         </w:rPr>
         <w:t xml:space="preserve">], </w:t>
       </w:r>
-      <w:proofErr w:type="spellStart"/>
       <w:r>
         <w:rPr>
           <w:rFonts w:ascii="Consolas" w:eastAsia="Times New Roman" w:hAnsi="Consolas" w:cs="Times New Roman"/>
@@ -15264,7 +14123,6 @@
         </w:rPr>
         <w:t>eswEmbeddedCheckout</w:t>
       </w:r>
-      <w:proofErr w:type="spellEnd"/>
       <w:r>
         <w:rPr>
           <w:rFonts w:ascii="Consolas" w:eastAsia="Times New Roman" w:hAnsi="Consolas" w:cs="Times New Roman"/>
@@ -15349,7 +14207,6 @@
         </w:rPr>
         <w:t xml:space="preserve"> </w:t>
       </w:r>
-      <w:proofErr w:type="spellStart"/>
       <w:r>
         <w:rPr>
           <w:rFonts w:ascii="Consolas" w:eastAsia="Times New Roman" w:hAnsi="Consolas" w:cs="Times New Roman"/>
@@ -15359,7 +14216,6 @@
         </w:rPr>
         <w:t>module:controllers</w:t>
       </w:r>
-      <w:proofErr w:type="spellEnd"/>
       <w:r>
         <w:rPr>
           <w:rFonts w:ascii="Consolas" w:eastAsia="Times New Roman" w:hAnsi="Consolas" w:cs="Times New Roman"/>
@@ -15367,27 +14223,7 @@
           <w:sz w:val="21"/>
           <w:szCs w:val="21"/>
         </w:rPr>
-        <w:t>/</w:t>
-      </w:r>
-      <w:proofErr w:type="spellStart"/>
-      <w:r>
-        <w:rPr>
-          <w:rFonts w:ascii="Consolas" w:eastAsia="Times New Roman" w:hAnsi="Consolas" w:cs="Times New Roman"/>
-          <w:color w:val="6A9955"/>
-          <w:sz w:val="21"/>
-          <w:szCs w:val="21"/>
-        </w:rPr>
-        <w:t>EShopWorldSG~EsWEmbeddedCheckoutNotify</w:t>
-      </w:r>
-      <w:proofErr w:type="spellEnd"/>
-      <w:r>
-        <w:rPr>
-          <w:rFonts w:ascii="Consolas" w:eastAsia="Times New Roman" w:hAnsi="Consolas" w:cs="Times New Roman"/>
-          <w:color w:val="6A9955"/>
-          <w:sz w:val="21"/>
-          <w:szCs w:val="21"/>
-        </w:rPr>
-        <w:t xml:space="preserve"> */</w:t>
+        <w:t>/EShopWorldSG~EsWEmbeddedCheckoutNotify */</w:t>
       </w:r>
     </w:p>
     <w:p>
@@ -15403,7 +14239,6 @@
           <w:lang w:val="en-US"/>
         </w:rPr>
       </w:pPr>
-      <w:proofErr w:type="spellStart"/>
       <w:r>
         <w:rPr>
           <w:rFonts w:ascii="Consolas" w:eastAsia="Times New Roman" w:hAnsi="Consolas" w:cs="Times New Roman"/>
@@ -15431,7 +14266,6 @@
         </w:rPr>
         <w:t>EsWEmbeddedCheckoutNotify</w:t>
       </w:r>
-      <w:proofErr w:type="spellEnd"/>
       <w:r>
         <w:rPr>
           <w:rFonts w:ascii="Consolas" w:eastAsia="Times New Roman" w:hAnsi="Consolas" w:cs="Times New Roman"/>
@@ -15459,7 +14293,6 @@
         </w:rPr>
         <w:t xml:space="preserve"> </w:t>
       </w:r>
-      <w:proofErr w:type="spellStart"/>
       <w:r>
         <w:rPr>
           <w:rFonts w:ascii="Consolas" w:eastAsia="Times New Roman" w:hAnsi="Consolas" w:cs="Times New Roman"/>
@@ -15487,7 +14320,6 @@
         </w:rPr>
         <w:t>ensure</w:t>
       </w:r>
-      <w:proofErr w:type="spellEnd"/>
       <w:r>
         <w:rPr>
           <w:rFonts w:ascii="Consolas" w:eastAsia="Times New Roman" w:hAnsi="Consolas" w:cs="Times New Roman"/>
@@ -15515,7 +14347,6 @@
         </w:rPr>
         <w:t xml:space="preserve">], </w:t>
       </w:r>
-      <w:proofErr w:type="spellStart"/>
       <w:r>
         <w:rPr>
           <w:rFonts w:ascii="Consolas" w:eastAsia="Times New Roman" w:hAnsi="Consolas" w:cs="Times New Roman"/>
@@ -15525,7 +14356,6 @@
         </w:rPr>
         <w:t>eswEmbeddedCheckoutNotify</w:t>
       </w:r>
-      <w:proofErr w:type="spellEnd"/>
       <w:r>
         <w:rPr>
           <w:rFonts w:ascii="Consolas" w:eastAsia="Times New Roman" w:hAnsi="Consolas" w:cs="Times New Roman"/>

--- a/link_eshopworld/Documentation/eShopWorld_Embedded_Checkout_(EC)_ Integration.docx
+++ b/link_eshopworld/Documentation/eShopWorld_Embedded_Checkout_(EC)_ Integration.docx
@@ -91,7 +91,21 @@
                                     <w:sz w:val="20"/>
                                     <w:szCs w:val="20"/>
                                   </w:rPr>
-                                  <w:t>5.0.0</w:t>
+                                  <w:t>5.</w:t>
+                                </w:r>
+                                <w:r>
+                                  <w:rPr>
+                                    <w:sz w:val="20"/>
+                                    <w:szCs w:val="20"/>
+                                  </w:rPr>
+                                  <w:t>1</w:t>
+                                </w:r>
+                                <w:r>
+                                  <w:rPr>
+                                    <w:sz w:val="20"/>
+                                    <w:szCs w:val="20"/>
+                                  </w:rPr>
+                                  <w:t>.0</w:t>
                                 </w:r>
                               </w:p>
                               <w:p>
@@ -124,7 +138,7 @@
                                     <w:sz w:val="20"/>
                                     <w:szCs w:val="20"/>
                                   </w:rPr>
-                                  <w:t>February</w:t>
+                                  <w:t>May</w:t>
                                 </w:r>
                                 <w:r>
                                   <w:rPr>
@@ -236,7 +250,21 @@
                               <w:sz w:val="20"/>
                               <w:szCs w:val="20"/>
                             </w:rPr>
-                            <w:t>5.0.0</w:t>
+                            <w:t>5.</w:t>
+                          </w:r>
+                          <w:r>
+                            <w:rPr>
+                              <w:sz w:val="20"/>
+                              <w:szCs w:val="20"/>
+                            </w:rPr>
+                            <w:t>1</w:t>
+                          </w:r>
+                          <w:r>
+                            <w:rPr>
+                              <w:sz w:val="20"/>
+                              <w:szCs w:val="20"/>
+                            </w:rPr>
+                            <w:t>.0</w:t>
                           </w:r>
                         </w:p>
                         <w:p>
@@ -269,7 +297,7 @@
                               <w:sz w:val="20"/>
                               <w:szCs w:val="20"/>
                             </w:rPr>
-                            <w:t>February</w:t>
+                            <w:t>May</w:t>
                           </w:r>
                           <w:r>
                             <w:rPr>
@@ -1740,7 +1768,7 @@
         </w:rPr>
         <w:lastRenderedPageBreak/>
         <w:drawing>
-          <wp:inline distT="0" distB="0" distL="0" distR="0" wp14:anchorId="33CBD89C" wp14:editId="22EC0A23">
+          <wp:inline distT="0" distB="0" distL="0" distR="0" wp14:anchorId="33CBD89C" wp14:editId="536B8EFE">
             <wp:extent cx="5943600" cy="7452995"/>
             <wp:effectExtent l="0" t="0" r="0" b="0"/>
             <wp:docPr id="1233449987" name="Picture 1"/>

--- a/link_eshopworld/Documentation/eShopWorld_Embedded_Checkout_(EC)_ Integration.docx
+++ b/link_eshopworld/Documentation/eShopWorld_Embedded_Checkout_(EC)_ Integration.docx
@@ -98,14 +98,7 @@
                                     <w:sz w:val="20"/>
                                     <w:szCs w:val="20"/>
                                   </w:rPr>
-                                  <w:t>1</w:t>
-                                </w:r>
-                                <w:r>
-                                  <w:rPr>
-                                    <w:sz w:val="20"/>
-                                    <w:szCs w:val="20"/>
-                                  </w:rPr>
-                                  <w:t>.0</w:t>
+                                  <w:t>1.1</w:t>
                                 </w:r>
                               </w:p>
                               <w:p>
@@ -138,7 +131,7 @@
                                     <w:sz w:val="20"/>
                                     <w:szCs w:val="20"/>
                                   </w:rPr>
-                                  <w:t>May</w:t>
+                                  <w:t>June</w:t>
                                 </w:r>
                                 <w:r>
                                   <w:rPr>
@@ -257,14 +250,7 @@
                               <w:sz w:val="20"/>
                               <w:szCs w:val="20"/>
                             </w:rPr>
-                            <w:t>1</w:t>
-                          </w:r>
-                          <w:r>
-                            <w:rPr>
-                              <w:sz w:val="20"/>
-                              <w:szCs w:val="20"/>
-                            </w:rPr>
-                            <w:t>.0</w:t>
+                            <w:t>1.1</w:t>
                           </w:r>
                         </w:p>
                         <w:p>
@@ -297,7 +283,7 @@
                               <w:sz w:val="20"/>
                               <w:szCs w:val="20"/>
                             </w:rPr>
-                            <w:t>May</w:t>
+                            <w:t>June</w:t>
                           </w:r>
                           <w:r>
                             <w:rPr>
@@ -1768,7 +1754,7 @@
         </w:rPr>
         <w:lastRenderedPageBreak/>
         <w:drawing>
-          <wp:inline distT="0" distB="0" distL="0" distR="0" wp14:anchorId="33CBD89C" wp14:editId="536B8EFE">
+          <wp:inline distT="0" distB="0" distL="0" distR="0" wp14:anchorId="33CBD89C" wp14:editId="18C9C59E">
             <wp:extent cx="5943600" cy="7452995"/>
             <wp:effectExtent l="0" t="0" r="0" b="0"/>
             <wp:docPr id="1233449987" name="Picture 1"/>
@@ -2943,7 +2929,27 @@
           <w:sz w:val="20"/>
           <w:szCs w:val="20"/>
         </w:rPr>
-        <w:t>ter importing services, following services will be displayed:</w:t>
+        <w:t xml:space="preserve">ter importing services, </w:t>
+      </w:r>
+      <w:r>
+        <w:rPr>
+          <w:rStyle w:val="Strong"/>
+          <w:b w:val="0"/>
+          <w:bCs w:val="0"/>
+          <w:sz w:val="20"/>
+          <w:szCs w:val="20"/>
+        </w:rPr>
+        <w:t>the following service will be available</w:t>
+      </w:r>
+      <w:r>
+        <w:rPr>
+          <w:rStyle w:val="Strong"/>
+          <w:b w:val="0"/>
+          <w:bCs w:val="0"/>
+          <w:sz w:val="20"/>
+          <w:szCs w:val="20"/>
+        </w:rPr>
+        <w:t>:</w:t>
       </w:r>
     </w:p>
     <w:p>
@@ -2967,7 +2973,7 @@
           <w:sz w:val="20"/>
           <w:szCs w:val="20"/>
         </w:rPr>
-        <w:t>ESWOrderCreation </w:t>
+        <w:t>ESWOcapiService</w:t>
       </w:r>
       <w:r>
         <w:rPr>
@@ -2977,6 +2983,16 @@
           <w:sz w:val="20"/>
           <w:szCs w:val="20"/>
         </w:rPr>
+        <w:t> </w:t>
+      </w:r>
+      <w:r>
+        <w:rPr>
+          <w:rFonts w:eastAsiaTheme="minorEastAsia"/>
+          <w:b/>
+          <w:bCs/>
+          <w:sz w:val="20"/>
+          <w:szCs w:val="20"/>
+        </w:rPr>
         <w:t xml:space="preserve">: </w:t>
       </w:r>
       <w:r>
@@ -2985,16 +3001,15 @@
           <w:sz w:val="20"/>
           <w:szCs w:val="20"/>
         </w:rPr>
-        <w:t>The service is used to obtain the authorization OCAPI token using the Demandware session ID. The URL for the service should be</w:t>
-      </w:r>
-      <w:r>
-        <w:rPr>
-          <w:rFonts w:ascii="Verdana" w:hAnsi="Verdana" w:cs="Verdana"/>
-          <w:color w:val="auto"/>
-          <w:sz w:val="20"/>
-          <w:szCs w:val="20"/>
-        </w:rPr>
-        <w:t xml:space="preserve"> </w:t>
+        <w:t>This service is used to interact with the OCAPI Shop API for operations such as basket management and order creation.</w:t>
+      </w:r>
+      <w:r>
+        <w:rPr>
+          <w:rFonts w:eastAsiaTheme="minorEastAsia"/>
+          <w:sz w:val="20"/>
+          <w:szCs w:val="20"/>
+        </w:rPr>
+        <w:br/>
       </w:r>
       <w:hyperlink r:id="rId17" w:tgtFrame="_blank" w:history="1">
         <w:r>
@@ -3007,116 +3022,6 @@
           <w:t>https://realm.dx.commercecloud.salesforce.com/s/{siteId}/dw/shop/v{ocapi_version}/</w:t>
         </w:r>
       </w:hyperlink>
-    </w:p>
-    <w:p>
-      <w:pPr>
-        <w:pStyle w:val="p"/>
-        <w:numPr>
-          <w:ilvl w:val="0"/>
-          <w:numId w:val="7"/>
-        </w:numPr>
-        <w:rPr>
-          <w:rFonts w:eastAsiaTheme="minorEastAsia"/>
-          <w:b/>
-          <w:bCs/>
-          <w:sz w:val="20"/>
-          <w:szCs w:val="20"/>
-        </w:rPr>
-      </w:pPr>
-      <w:r>
-        <w:rPr>
-          <w:rFonts w:eastAsiaTheme="minorEastAsia"/>
-          <w:b/>
-          <w:bCs/>
-          <w:sz w:val="20"/>
-          <w:szCs w:val="20"/>
-        </w:rPr>
-        <w:t>EswOcapiBasketService</w:t>
-      </w:r>
-      <w:r>
-        <w:rPr>
-          <w:rFonts w:eastAsiaTheme="minorEastAsia"/>
-          <w:b/>
-          <w:bCs/>
-          <w:sz w:val="20"/>
-          <w:szCs w:val="20"/>
-        </w:rPr>
-        <w:t xml:space="preserve">: </w:t>
-      </w:r>
-      <w:r>
-        <w:rPr>
-          <w:rFonts w:eastAsiaTheme="minorEastAsia"/>
-          <w:sz w:val="20"/>
-          <w:szCs w:val="20"/>
-        </w:rPr>
-        <w:t xml:space="preserve">Service to use basket related oprtations, please setup OCAPI/SCAPI URL of your instance, for example: </w:t>
-      </w:r>
-      <w:hyperlink r:id="rId18" w:history="1">
-        <w:r>
-          <w:rPr>
-            <w:rStyle w:val="Hyperlink"/>
-            <w:rFonts w:eastAsiaTheme="minorEastAsia"/>
-            <w:sz w:val="20"/>
-            <w:szCs w:val="20"/>
-          </w:rPr>
-          <w:t>https://realm.dx.commercecloud.salesforce.com//s/RefArch/dw/shop/v{OCAPI_VERSION}/baskets/</w:t>
-        </w:r>
-      </w:hyperlink>
-    </w:p>
-    <w:p>
-      <w:pPr>
-        <w:pStyle w:val="p"/>
-        <w:numPr>
-          <w:ilvl w:val="0"/>
-          <w:numId w:val="7"/>
-        </w:numPr>
-        <w:rPr>
-          <w:rFonts w:eastAsiaTheme="minorEastAsia"/>
-          <w:b/>
-          <w:bCs/>
-          <w:sz w:val="20"/>
-          <w:szCs w:val="20"/>
-        </w:rPr>
-      </w:pPr>
-      <w:r>
-        <w:rPr>
-          <w:rFonts w:eastAsiaTheme="minorEastAsia"/>
-          <w:b/>
-          <w:bCs/>
-          <w:sz w:val="20"/>
-          <w:szCs w:val="20"/>
-        </w:rPr>
-        <w:t>EswOcapiOrderService</w:t>
-      </w:r>
-      <w:r>
-        <w:rPr>
-          <w:rFonts w:eastAsiaTheme="minorEastAsia"/>
-          <w:b/>
-          <w:bCs/>
-          <w:sz w:val="20"/>
-          <w:szCs w:val="20"/>
-        </w:rPr>
-        <w:t xml:space="preserve">: </w:t>
-      </w:r>
-      <w:r>
-        <w:rPr>
-          <w:rFonts w:eastAsiaTheme="minorEastAsia"/>
-          <w:sz w:val="20"/>
-          <w:szCs w:val="20"/>
-        </w:rPr>
-        <w:t xml:space="preserve">Service URL to create order, please enter OCAPI/SCAPI URL of your instance: </w:t>
-      </w:r>
-      <w:hyperlink r:id="rId19" w:history="1">
-        <w:r>
-          <w:rPr>
-            <w:rStyle w:val="Hyperlink"/>
-            <w:rFonts w:eastAsiaTheme="minorEastAsia"/>
-            <w:sz w:val="20"/>
-            <w:szCs w:val="20"/>
-          </w:rPr>
-          <w:t>https://realm.dx.commercecloud.salesforce.com//s/RefArch/dw/shop/v{OCAPI_VERSION}/orders</w:t>
-        </w:r>
-      </w:hyperlink>
       <w:r>
         <w:rPr>
           <w:rFonts w:eastAsiaTheme="minorEastAsia"/>
@@ -3231,7 +3136,6 @@
           <w:sz w:val="20"/>
           <w:szCs w:val="20"/>
         </w:rPr>
-        <w:lastRenderedPageBreak/>
         <w:t xml:space="preserve">ESW </w:t>
       </w:r>
       <w:r>
@@ -3394,6 +3298,7 @@
           <w:sz w:val="20"/>
           <w:szCs w:val="20"/>
         </w:rPr>
+        <w:lastRenderedPageBreak/>
         <w:t xml:space="preserve"> </w:t>
       </w:r>
       <w:r>
@@ -4180,7 +4085,6 @@
           <w:bCs/>
           <w:lang w:val="it-IT"/>
         </w:rPr>
-        <w:lastRenderedPageBreak/>
         <w:t>SFRA:</w:t>
       </w:r>
       <w:r>
@@ -4190,7 +4094,7 @@
         </w:rPr>
         <w:t xml:space="preserve"> </w:t>
       </w:r>
-      <w:hyperlink r:id="rId20" w:history="1">
+      <w:hyperlink r:id="rId18" w:history="1">
         <w:r>
           <w:rPr>
             <w:rStyle w:val="Hyperlink"/>
@@ -4232,7 +4136,7 @@
         </w:rPr>
         <w:t xml:space="preserve"> </w:t>
       </w:r>
-      <w:hyperlink r:id="rId21" w:history="1">
+      <w:hyperlink r:id="rId19" w:history="1">
         <w:r>
           <w:rPr>
             <w:rStyle w:val="Hyperlink"/>
@@ -4286,7 +4190,7 @@
         </w:rPr>
         <w:t xml:space="preserve"> </w:t>
       </w:r>
-      <w:hyperlink r:id="rId22" w:history="1">
+      <w:hyperlink r:id="rId20" w:history="1">
         <w:r>
           <w:rPr>
             <w:rStyle w:val="Hyperlink"/>
@@ -4328,7 +4232,7 @@
         </w:rPr>
         <w:t xml:space="preserve"> </w:t>
       </w:r>
-      <w:hyperlink r:id="rId23" w:history="1">
+      <w:hyperlink r:id="rId21" w:history="1">
         <w:r>
           <w:rPr>
             <w:rStyle w:val="Hyperlink"/>
@@ -4364,6 +4268,7 @@
           <w:bCs/>
           <w:lang w:val="en-US"/>
         </w:rPr>
+        <w:lastRenderedPageBreak/>
         <w:t>HeadlessSG:</w:t>
       </w:r>
       <w:r>
@@ -4373,7 +4278,7 @@
         </w:rPr>
         <w:t xml:space="preserve"> </w:t>
       </w:r>
-      <w:hyperlink r:id="rId24" w:history="1">
+      <w:hyperlink r:id="rId22" w:history="1">
         <w:r>
           <w:rPr>
             <w:rStyle w:val="Hyperlink"/>
@@ -4458,7 +4363,7 @@
                     <pic:cNvPicPr/>
                   </pic:nvPicPr>
                   <pic:blipFill>
-                    <a:blip r:embed="rId25"/>
+                    <a:blip r:embed="rId23"/>
                     <a:stretch>
                       <a:fillRect/>
                     </a:stretch>
@@ -4524,7 +4429,7 @@
                     <pic:cNvPicPr/>
                   </pic:nvPicPr>
                   <pic:blipFill rotWithShape="1">
-                    <a:blip r:embed="rId26"/>
+                    <a:blip r:embed="rId24"/>
                     <a:srcRect l="18974" t="1" r="19359" b="-2819"/>
                     <a:stretch/>
                   </pic:blipFill>
@@ -5199,7 +5104,7 @@
                     <pic:cNvPicPr/>
                   </pic:nvPicPr>
                   <pic:blipFill>
-                    <a:blip r:embed="rId27"/>
+                    <a:blip r:embed="rId25"/>
                     <a:stretch>
                       <a:fillRect/>
                     </a:stretch>
@@ -5272,7 +5177,7 @@
                     <pic:cNvPicPr/>
                   </pic:nvPicPr>
                   <pic:blipFill>
-                    <a:blip r:embed="rId28"/>
+                    <a:blip r:embed="rId26"/>
                     <a:stretch>
                       <a:fillRect/>
                     </a:stretch>

--- a/link_eshopworld/Documentation/eShopWorld_Embedded_Checkout_(EC)_ Integration.docx
+++ b/link_eshopworld/Documentation/eShopWorld_Embedded_Checkout_(EC)_ Integration.docx
@@ -91,7 +91,14 @@
                                     <w:sz w:val="20"/>
                                     <w:szCs w:val="20"/>
                                   </w:rPr>
-                                  <w:t>5.0.0</w:t>
+                                  <w:t>5.</w:t>
+                                </w:r>
+                                <w:r>
+                                  <w:rPr>
+                                    <w:sz w:val="20"/>
+                                    <w:szCs w:val="20"/>
+                                  </w:rPr>
+                                  <w:t>1.1</w:t>
                                 </w:r>
                               </w:p>
                               <w:p>
@@ -124,7 +131,7 @@
                                     <w:sz w:val="20"/>
                                     <w:szCs w:val="20"/>
                                   </w:rPr>
-                                  <w:t>February</w:t>
+                                  <w:t>June</w:t>
                                 </w:r>
                                 <w:r>
                                   <w:rPr>
@@ -236,7 +243,14 @@
                               <w:sz w:val="20"/>
                               <w:szCs w:val="20"/>
                             </w:rPr>
-                            <w:t>5.0.0</w:t>
+                            <w:t>5.</w:t>
+                          </w:r>
+                          <w:r>
+                            <w:rPr>
+                              <w:sz w:val="20"/>
+                              <w:szCs w:val="20"/>
+                            </w:rPr>
+                            <w:t>1.1</w:t>
                           </w:r>
                         </w:p>
                         <w:p>
@@ -269,7 +283,7 @@
                               <w:sz w:val="20"/>
                               <w:szCs w:val="20"/>
                             </w:rPr>
-                            <w:t>February</w:t>
+                            <w:t>June</w:t>
                           </w:r>
                           <w:r>
                             <w:rPr>
@@ -1740,7 +1754,7 @@
         </w:rPr>
         <w:lastRenderedPageBreak/>
         <w:drawing>
-          <wp:inline distT="0" distB="0" distL="0" distR="0" wp14:anchorId="33CBD89C" wp14:editId="22EC0A23">
+          <wp:inline distT="0" distB="0" distL="0" distR="0" wp14:anchorId="33CBD89C" wp14:editId="18C9C59E">
             <wp:extent cx="5943600" cy="7452995"/>
             <wp:effectExtent l="0" t="0" r="0" b="0"/>
             <wp:docPr id="1233449987" name="Picture 1"/>
@@ -2915,7 +2929,27 @@
           <w:sz w:val="20"/>
           <w:szCs w:val="20"/>
         </w:rPr>
-        <w:t>ter importing services, following services will be displayed:</w:t>
+        <w:t xml:space="preserve">ter importing services, </w:t>
+      </w:r>
+      <w:r>
+        <w:rPr>
+          <w:rStyle w:val="Strong"/>
+          <w:b w:val="0"/>
+          <w:bCs w:val="0"/>
+          <w:sz w:val="20"/>
+          <w:szCs w:val="20"/>
+        </w:rPr>
+        <w:t>the following service will be available</w:t>
+      </w:r>
+      <w:r>
+        <w:rPr>
+          <w:rStyle w:val="Strong"/>
+          <w:b w:val="0"/>
+          <w:bCs w:val="0"/>
+          <w:sz w:val="20"/>
+          <w:szCs w:val="20"/>
+        </w:rPr>
+        <w:t>:</w:t>
       </w:r>
     </w:p>
     <w:p>
@@ -2939,7 +2973,7 @@
           <w:sz w:val="20"/>
           <w:szCs w:val="20"/>
         </w:rPr>
-        <w:t>ESWOrderCreation </w:t>
+        <w:t>ESWOcapiService</w:t>
       </w:r>
       <w:r>
         <w:rPr>
@@ -2949,6 +2983,16 @@
           <w:sz w:val="20"/>
           <w:szCs w:val="20"/>
         </w:rPr>
+        <w:t> </w:t>
+      </w:r>
+      <w:r>
+        <w:rPr>
+          <w:rFonts w:eastAsiaTheme="minorEastAsia"/>
+          <w:b/>
+          <w:bCs/>
+          <w:sz w:val="20"/>
+          <w:szCs w:val="20"/>
+        </w:rPr>
         <w:t xml:space="preserve">: </w:t>
       </w:r>
       <w:r>
@@ -2957,16 +3001,15 @@
           <w:sz w:val="20"/>
           <w:szCs w:val="20"/>
         </w:rPr>
-        <w:t>The service is used to obtain the authorization OCAPI token using the Demandware session ID. The URL for the service should be</w:t>
-      </w:r>
-      <w:r>
-        <w:rPr>
-          <w:rFonts w:ascii="Verdana" w:hAnsi="Verdana" w:cs="Verdana"/>
-          <w:color w:val="auto"/>
-          <w:sz w:val="20"/>
-          <w:szCs w:val="20"/>
-        </w:rPr>
-        <w:t xml:space="preserve"> </w:t>
+        <w:t>This service is used to interact with the OCAPI Shop API for operations such as basket management and order creation.</w:t>
+      </w:r>
+      <w:r>
+        <w:rPr>
+          <w:rFonts w:eastAsiaTheme="minorEastAsia"/>
+          <w:sz w:val="20"/>
+          <w:szCs w:val="20"/>
+        </w:rPr>
+        <w:br/>
       </w:r>
       <w:hyperlink r:id="rId17" w:tgtFrame="_blank" w:history="1">
         <w:r>
@@ -2979,116 +3022,6 @@
           <w:t>https://realm.dx.commercecloud.salesforce.com/s/{siteId}/dw/shop/v{ocapi_version}/</w:t>
         </w:r>
       </w:hyperlink>
-    </w:p>
-    <w:p>
-      <w:pPr>
-        <w:pStyle w:val="p"/>
-        <w:numPr>
-          <w:ilvl w:val="0"/>
-          <w:numId w:val="7"/>
-        </w:numPr>
-        <w:rPr>
-          <w:rFonts w:eastAsiaTheme="minorEastAsia"/>
-          <w:b/>
-          <w:bCs/>
-          <w:sz w:val="20"/>
-          <w:szCs w:val="20"/>
-        </w:rPr>
-      </w:pPr>
-      <w:r>
-        <w:rPr>
-          <w:rFonts w:eastAsiaTheme="minorEastAsia"/>
-          <w:b/>
-          <w:bCs/>
-          <w:sz w:val="20"/>
-          <w:szCs w:val="20"/>
-        </w:rPr>
-        <w:t>EswOcapiBasketService</w:t>
-      </w:r>
-      <w:r>
-        <w:rPr>
-          <w:rFonts w:eastAsiaTheme="minorEastAsia"/>
-          <w:b/>
-          <w:bCs/>
-          <w:sz w:val="20"/>
-          <w:szCs w:val="20"/>
-        </w:rPr>
-        <w:t xml:space="preserve">: </w:t>
-      </w:r>
-      <w:r>
-        <w:rPr>
-          <w:rFonts w:eastAsiaTheme="minorEastAsia"/>
-          <w:sz w:val="20"/>
-          <w:szCs w:val="20"/>
-        </w:rPr>
-        <w:t xml:space="preserve">Service to use basket related oprtations, please setup OCAPI/SCAPI URL of your instance, for example: </w:t>
-      </w:r>
-      <w:hyperlink r:id="rId18" w:history="1">
-        <w:r>
-          <w:rPr>
-            <w:rStyle w:val="Hyperlink"/>
-            <w:rFonts w:eastAsiaTheme="minorEastAsia"/>
-            <w:sz w:val="20"/>
-            <w:szCs w:val="20"/>
-          </w:rPr>
-          <w:t>https://realm.dx.commercecloud.salesforce.com//s/RefArch/dw/shop/v{OCAPI_VERSION}/baskets/</w:t>
-        </w:r>
-      </w:hyperlink>
-    </w:p>
-    <w:p>
-      <w:pPr>
-        <w:pStyle w:val="p"/>
-        <w:numPr>
-          <w:ilvl w:val="0"/>
-          <w:numId w:val="7"/>
-        </w:numPr>
-        <w:rPr>
-          <w:rFonts w:eastAsiaTheme="minorEastAsia"/>
-          <w:b/>
-          <w:bCs/>
-          <w:sz w:val="20"/>
-          <w:szCs w:val="20"/>
-        </w:rPr>
-      </w:pPr>
-      <w:r>
-        <w:rPr>
-          <w:rFonts w:eastAsiaTheme="minorEastAsia"/>
-          <w:b/>
-          <w:bCs/>
-          <w:sz w:val="20"/>
-          <w:szCs w:val="20"/>
-        </w:rPr>
-        <w:t>EswOcapiOrderService</w:t>
-      </w:r>
-      <w:r>
-        <w:rPr>
-          <w:rFonts w:eastAsiaTheme="minorEastAsia"/>
-          <w:b/>
-          <w:bCs/>
-          <w:sz w:val="20"/>
-          <w:szCs w:val="20"/>
-        </w:rPr>
-        <w:t xml:space="preserve">: </w:t>
-      </w:r>
-      <w:r>
-        <w:rPr>
-          <w:rFonts w:eastAsiaTheme="minorEastAsia"/>
-          <w:sz w:val="20"/>
-          <w:szCs w:val="20"/>
-        </w:rPr>
-        <w:t xml:space="preserve">Service URL to create order, please enter OCAPI/SCAPI URL of your instance: </w:t>
-      </w:r>
-      <w:hyperlink r:id="rId19" w:history="1">
-        <w:r>
-          <w:rPr>
-            <w:rStyle w:val="Hyperlink"/>
-            <w:rFonts w:eastAsiaTheme="minorEastAsia"/>
-            <w:sz w:val="20"/>
-            <w:szCs w:val="20"/>
-          </w:rPr>
-          <w:t>https://realm.dx.commercecloud.salesforce.com//s/RefArch/dw/shop/v{OCAPI_VERSION}/orders</w:t>
-        </w:r>
-      </w:hyperlink>
       <w:r>
         <w:rPr>
           <w:rFonts w:eastAsiaTheme="minorEastAsia"/>
@@ -3203,7 +3136,6 @@
           <w:sz w:val="20"/>
           <w:szCs w:val="20"/>
         </w:rPr>
-        <w:lastRenderedPageBreak/>
         <w:t xml:space="preserve">ESW </w:t>
       </w:r>
       <w:r>
@@ -3366,6 +3298,7 @@
           <w:sz w:val="20"/>
           <w:szCs w:val="20"/>
         </w:rPr>
+        <w:lastRenderedPageBreak/>
         <w:t xml:space="preserve"> </w:t>
       </w:r>
       <w:r>
@@ -4152,7 +4085,6 @@
           <w:bCs/>
           <w:lang w:val="it-IT"/>
         </w:rPr>
-        <w:lastRenderedPageBreak/>
         <w:t>SFRA:</w:t>
       </w:r>
       <w:r>
@@ -4162,7 +4094,7 @@
         </w:rPr>
         <w:t xml:space="preserve"> </w:t>
       </w:r>
-      <w:hyperlink r:id="rId20" w:history="1">
+      <w:hyperlink r:id="rId18" w:history="1">
         <w:r>
           <w:rPr>
             <w:rStyle w:val="Hyperlink"/>
@@ -4204,7 +4136,7 @@
         </w:rPr>
         <w:t xml:space="preserve"> </w:t>
       </w:r>
-      <w:hyperlink r:id="rId21" w:history="1">
+      <w:hyperlink r:id="rId19" w:history="1">
         <w:r>
           <w:rPr>
             <w:rStyle w:val="Hyperlink"/>
@@ -4258,7 +4190,7 @@
         </w:rPr>
         <w:t xml:space="preserve"> </w:t>
       </w:r>
-      <w:hyperlink r:id="rId22" w:history="1">
+      <w:hyperlink r:id="rId20" w:history="1">
         <w:r>
           <w:rPr>
             <w:rStyle w:val="Hyperlink"/>
@@ -4300,7 +4232,7 @@
         </w:rPr>
         <w:t xml:space="preserve"> </w:t>
       </w:r>
-      <w:hyperlink r:id="rId23" w:history="1">
+      <w:hyperlink r:id="rId21" w:history="1">
         <w:r>
           <w:rPr>
             <w:rStyle w:val="Hyperlink"/>
@@ -4336,6 +4268,7 @@
           <w:bCs/>
           <w:lang w:val="en-US"/>
         </w:rPr>
+        <w:lastRenderedPageBreak/>
         <w:t>HeadlessSG:</w:t>
       </w:r>
       <w:r>
@@ -4345,7 +4278,7 @@
         </w:rPr>
         <w:t xml:space="preserve"> </w:t>
       </w:r>
-      <w:hyperlink r:id="rId24" w:history="1">
+      <w:hyperlink r:id="rId22" w:history="1">
         <w:r>
           <w:rPr>
             <w:rStyle w:val="Hyperlink"/>
@@ -4430,7 +4363,7 @@
                     <pic:cNvPicPr/>
                   </pic:nvPicPr>
                   <pic:blipFill>
-                    <a:blip r:embed="rId25"/>
+                    <a:blip r:embed="rId23"/>
                     <a:stretch>
                       <a:fillRect/>
                     </a:stretch>
@@ -4496,7 +4429,7 @@
                     <pic:cNvPicPr/>
                   </pic:nvPicPr>
                   <pic:blipFill rotWithShape="1">
-                    <a:blip r:embed="rId26"/>
+                    <a:blip r:embed="rId24"/>
                     <a:srcRect l="18974" t="1" r="19359" b="-2819"/>
                     <a:stretch/>
                   </pic:blipFill>
@@ -5171,7 +5104,7 @@
                     <pic:cNvPicPr/>
                   </pic:nvPicPr>
                   <pic:blipFill>
-                    <a:blip r:embed="rId27"/>
+                    <a:blip r:embed="rId25"/>
                     <a:stretch>
                       <a:fillRect/>
                     </a:stretch>
@@ -5244,7 +5177,7 @@
                     <pic:cNvPicPr/>
                   </pic:nvPicPr>
                   <pic:blipFill>
-                    <a:blip r:embed="rId28"/>
+                    <a:blip r:embed="rId26"/>
                     <a:stretch>
                       <a:fillRect/>
                     </a:stretch>
